--- a/deliveries/cases/EN/3.docx
+++ b/deliveries/cases/EN/3.docx
@@ -1,6 +1,6 @@
 
 <file path=word/document.xml><?xml version="1.0" encoding="utf-8"?>
-<w:document xmlns:wpc="http://schemas.microsoft.com/office/word/2010/wordprocessingCanvas" xmlns:cx="http://schemas.microsoft.com/office/drawing/2014/chartex" xmlns:mc="http://schemas.openxmlformats.org/markup-compatibility/2006" xmlns:o="urn:schemas-microsoft-com:office:office" xmlns:r="http://schemas.openxmlformats.org/officeDocument/2006/relationships" xmlns:m="http://schemas.openxmlformats.org/officeDocument/2006/math" xmlns:v="urn:schemas-microsoft-com:vml" xmlns:wp14="http://schemas.microsoft.com/office/word/2010/wordprocessingDrawing" xmlns:wp="http://schemas.openxmlformats.org/drawingml/2006/wordprocessingDrawing" xmlns:w10="urn:schemas-microsoft-com:office:word" xmlns:w="http://schemas.openxmlformats.org/wordprocessingml/2006/main" xmlns:w14="http://schemas.microsoft.com/office/word/2010/wordml" xmlns:w15="http://schemas.microsoft.com/office/word/2012/wordml" xmlns:w16se="http://schemas.microsoft.com/office/word/2015/wordml/symex" xmlns:wpg="http://schemas.microsoft.com/office/word/2010/wordprocessingGroup" xmlns:wpi="http://schemas.microsoft.com/office/word/2010/wordprocessingInk" xmlns:wne="http://schemas.microsoft.com/office/word/2006/wordml" xmlns:wps="http://schemas.microsoft.com/office/word/2010/wordprocessingShape" mc:Ignorable="w14 w15 w16se wp14">
+<w:document xmlns:wpc="http://schemas.microsoft.com/office/word/2010/wordprocessingCanvas" xmlns:cx="http://schemas.microsoft.com/office/drawing/2014/chartex" xmlns:cx1="http://schemas.microsoft.com/office/drawing/2015/9/8/chartex" xmlns:cx2="http://schemas.microsoft.com/office/drawing/2015/10/21/chartex" xmlns:cx3="http://schemas.microsoft.com/office/drawing/2016/5/9/chartex" xmlns:cx4="http://schemas.microsoft.com/office/drawing/2016/5/10/chartex" xmlns:cx5="http://schemas.microsoft.com/office/drawing/2016/5/11/chartex" xmlns:cx6="http://schemas.microsoft.com/office/drawing/2016/5/12/chartex" xmlns:cx7="http://schemas.microsoft.com/office/drawing/2016/5/13/chartex" xmlns:cx8="http://schemas.microsoft.com/office/drawing/2016/5/14/chartex" xmlns:mc="http://schemas.openxmlformats.org/markup-compatibility/2006" xmlns:aink="http://schemas.microsoft.com/office/drawing/2016/ink" xmlns:am3d="http://schemas.microsoft.com/office/drawing/2017/model3d" xmlns:o="urn:schemas-microsoft-com:office:office" xmlns:oel="http://schemas.microsoft.com/office/2019/extlst" xmlns:r="http://schemas.openxmlformats.org/officeDocument/2006/relationships" xmlns:m="http://schemas.openxmlformats.org/officeDocument/2006/math" xmlns:v="urn:schemas-microsoft-com:vml" xmlns:wp14="http://schemas.microsoft.com/office/word/2010/wordprocessingDrawing" xmlns:wp="http://schemas.openxmlformats.org/drawingml/2006/wordprocessingDrawing" xmlns:w10="urn:schemas-microsoft-com:office:word" xmlns:w="http://schemas.openxmlformats.org/wordprocessingml/2006/main" xmlns:w14="http://schemas.microsoft.com/office/word/2010/wordml" xmlns:w15="http://schemas.microsoft.com/office/word/2012/wordml" xmlns:w16cex="http://schemas.microsoft.com/office/word/2018/wordml/cex" xmlns:w16cid="http://schemas.microsoft.com/office/word/2016/wordml/cid" xmlns:w16="http://schemas.microsoft.com/office/word/2018/wordml" xmlns:w16du="http://schemas.microsoft.com/office/word/2023/wordml/word16du" xmlns:w16sdtdh="http://schemas.microsoft.com/office/word/2020/wordml/sdtdatahash" xmlns:w16se="http://schemas.microsoft.com/office/word/2015/wordml/symex" xmlns:wpg="http://schemas.microsoft.com/office/word/2010/wordprocessingGroup" xmlns:wpi="http://schemas.microsoft.com/office/word/2010/wordprocessingInk" xmlns:wne="http://schemas.microsoft.com/office/word/2006/wordml" xmlns:wps="http://schemas.microsoft.com/office/word/2010/wordprocessingShape" mc:Ignorable="w14 w15 w16se w16cid w16 w16cex w16sdtdh w16du wp14">
   <w:body>
     <w:p>
       <w:pPr>
@@ -842,9 +842,11 @@
               <w:bCs w:val="0"/>
               <w:caps w:val="0"/>
               <w:noProof/>
-              <w:sz w:val="22"/>
-              <w:szCs w:val="22"/>
-              <w:lang w:eastAsia="en-US"/>
+              <w:kern w:val="2"/>
+              <w:sz w:val="24"/>
+              <w:szCs w:val="24"/>
+              <w:lang w:val="en-LU" w:eastAsia="en-GB"/>
+              <w14:ligatures w14:val="standardContextual"/>
             </w:rPr>
           </w:pPr>
           <w:r>
@@ -859,7 +861,7 @@
           <w:r>
             <w:fldChar w:fldCharType="separate"/>
           </w:r>
-          <w:hyperlink w:anchor="_Toc102393704" w:history="1">
+          <w:hyperlink w:anchor="_Toc229568527" w:history="1">
             <w:r>
               <w:rPr>
                 <w:rStyle w:val="Hyperlink"/>
@@ -875,9 +877,11 @@
                 <w:bCs w:val="0"/>
                 <w:caps w:val="0"/>
                 <w:noProof/>
-                <w:sz w:val="22"/>
-                <w:szCs w:val="22"/>
-                <w:lang w:eastAsia="en-US"/>
+                <w:kern w:val="2"/>
+                <w:sz w:val="24"/>
+                <w:szCs w:val="24"/>
+                <w:lang w:val="en-LU" w:eastAsia="en-GB"/>
+                <w14:ligatures w14:val="standardContextual"/>
               </w:rPr>
               <w:tab/>
             </w:r>
@@ -908,7 +912,7 @@
                 <w:noProof/>
                 <w:webHidden/>
               </w:rPr>
-              <w:instrText xml:space="preserve"> PAGEREF _Toc102393704 \h </w:instrText>
+              <w:instrText xml:space="preserve"> PAGEREF _Toc229568527 \h </w:instrText>
             </w:r>
             <w:r>
               <w:rPr>
@@ -950,12 +954,14 @@
               <w:rFonts w:asciiTheme="minorHAnsi" w:eastAsiaTheme="minorEastAsia" w:hAnsiTheme="minorHAnsi" w:cstheme="minorBidi"/>
               <w:smallCaps w:val="0"/>
               <w:noProof/>
-              <w:sz w:val="22"/>
-              <w:szCs w:val="22"/>
-              <w:lang w:eastAsia="en-US"/>
+              <w:kern w:val="2"/>
+              <w:sz w:val="24"/>
+              <w:szCs w:val="24"/>
+              <w:lang w:val="en-LU" w:eastAsia="en-GB"/>
+              <w14:ligatures w14:val="standardContextual"/>
             </w:rPr>
           </w:pPr>
-          <w:hyperlink w:anchor="_Toc102393705" w:history="1">
+          <w:hyperlink w:anchor="_Toc229568528" w:history="1">
             <w:r>
               <w:rPr>
                 <w:rStyle w:val="Hyperlink"/>
@@ -970,9 +976,11 @@
                 <w:rFonts w:asciiTheme="minorHAnsi" w:eastAsiaTheme="minorEastAsia" w:hAnsiTheme="minorHAnsi" w:cstheme="minorBidi"/>
                 <w:smallCaps w:val="0"/>
                 <w:noProof/>
-                <w:sz w:val="22"/>
-                <w:szCs w:val="22"/>
-                <w:lang w:eastAsia="en-US"/>
+                <w:kern w:val="2"/>
+                <w:sz w:val="24"/>
+                <w:szCs w:val="24"/>
+                <w:lang w:val="en-LU" w:eastAsia="en-GB"/>
+                <w14:ligatures w14:val="standardContextual"/>
               </w:rPr>
               <w:tab/>
             </w:r>
@@ -1002,7 +1010,7 @@
                 <w:noProof/>
                 <w:webHidden/>
               </w:rPr>
-              <w:instrText xml:space="preserve"> PAGEREF _Toc102393705 \h </w:instrText>
+              <w:instrText xml:space="preserve"> PAGEREF _Toc229568528 \h </w:instrText>
             </w:r>
             <w:r>
               <w:rPr>
@@ -1044,12 +1052,14 @@
               <w:rFonts w:asciiTheme="minorHAnsi" w:eastAsiaTheme="minorEastAsia" w:hAnsiTheme="minorHAnsi" w:cstheme="minorBidi"/>
               <w:smallCaps w:val="0"/>
               <w:noProof/>
-              <w:sz w:val="22"/>
-              <w:szCs w:val="22"/>
-              <w:lang w:eastAsia="en-US"/>
+              <w:kern w:val="2"/>
+              <w:sz w:val="24"/>
+              <w:szCs w:val="24"/>
+              <w:lang w:val="en-LU" w:eastAsia="en-GB"/>
+              <w14:ligatures w14:val="standardContextual"/>
             </w:rPr>
           </w:pPr>
-          <w:hyperlink w:anchor="_Toc102393706" w:history="1">
+          <w:hyperlink w:anchor="_Toc229568529" w:history="1">
             <w:r>
               <w:rPr>
                 <w:rStyle w:val="Hyperlink"/>
@@ -1064,9 +1074,11 @@
                 <w:rFonts w:asciiTheme="minorHAnsi" w:eastAsiaTheme="minorEastAsia" w:hAnsiTheme="minorHAnsi" w:cstheme="minorBidi"/>
                 <w:smallCaps w:val="0"/>
                 <w:noProof/>
-                <w:sz w:val="22"/>
-                <w:szCs w:val="22"/>
-                <w:lang w:eastAsia="en-US"/>
+                <w:kern w:val="2"/>
+                <w:sz w:val="24"/>
+                <w:szCs w:val="24"/>
+                <w:lang w:val="en-LU" w:eastAsia="en-GB"/>
+                <w14:ligatures w14:val="standardContextual"/>
               </w:rPr>
               <w:tab/>
             </w:r>
@@ -1096,7 +1108,7 @@
                 <w:noProof/>
                 <w:webHidden/>
               </w:rPr>
-              <w:instrText xml:space="preserve"> PAGEREF _Toc102393706 \h </w:instrText>
+              <w:instrText xml:space="preserve"> PAGEREF _Toc229568529 \h </w:instrText>
             </w:r>
             <w:r>
               <w:rPr>
@@ -1138,12 +1150,14 @@
               <w:rFonts w:asciiTheme="minorHAnsi" w:eastAsiaTheme="minorEastAsia" w:hAnsiTheme="minorHAnsi" w:cstheme="minorBidi"/>
               <w:smallCaps w:val="0"/>
               <w:noProof/>
-              <w:sz w:val="22"/>
-              <w:szCs w:val="22"/>
-              <w:lang w:eastAsia="en-US"/>
+              <w:kern w:val="2"/>
+              <w:sz w:val="24"/>
+              <w:szCs w:val="24"/>
+              <w:lang w:val="en-LU" w:eastAsia="en-GB"/>
+              <w14:ligatures w14:val="standardContextual"/>
             </w:rPr>
           </w:pPr>
-          <w:hyperlink w:anchor="_Toc102393707" w:history="1">
+          <w:hyperlink w:anchor="_Toc229568530" w:history="1">
             <w:r>
               <w:rPr>
                 <w:rStyle w:val="Hyperlink"/>
@@ -1158,9 +1172,11 @@
                 <w:rFonts w:asciiTheme="minorHAnsi" w:eastAsiaTheme="minorEastAsia" w:hAnsiTheme="minorHAnsi" w:cstheme="minorBidi"/>
                 <w:smallCaps w:val="0"/>
                 <w:noProof/>
-                <w:sz w:val="22"/>
-                <w:szCs w:val="22"/>
-                <w:lang w:eastAsia="en-US"/>
+                <w:kern w:val="2"/>
+                <w:sz w:val="24"/>
+                <w:szCs w:val="24"/>
+                <w:lang w:val="en-LU" w:eastAsia="en-GB"/>
+                <w14:ligatures w14:val="standardContextual"/>
               </w:rPr>
               <w:tab/>
             </w:r>
@@ -1190,7 +1206,7 @@
                 <w:noProof/>
                 <w:webHidden/>
               </w:rPr>
-              <w:instrText xml:space="preserve"> PAGEREF _Toc102393707 \h </w:instrText>
+              <w:instrText xml:space="preserve"> PAGEREF _Toc229568530 \h </w:instrText>
             </w:r>
             <w:r>
               <w:rPr>
@@ -1232,12 +1248,14 @@
               <w:rFonts w:asciiTheme="minorHAnsi" w:eastAsiaTheme="minorEastAsia" w:hAnsiTheme="minorHAnsi" w:cstheme="minorBidi"/>
               <w:smallCaps w:val="0"/>
               <w:noProof/>
-              <w:sz w:val="22"/>
-              <w:szCs w:val="22"/>
-              <w:lang w:eastAsia="en-US"/>
+              <w:kern w:val="2"/>
+              <w:sz w:val="24"/>
+              <w:szCs w:val="24"/>
+              <w:lang w:val="en-LU" w:eastAsia="en-GB"/>
+              <w14:ligatures w14:val="standardContextual"/>
             </w:rPr>
           </w:pPr>
-          <w:hyperlink w:anchor="_Toc102393708" w:history="1">
+          <w:hyperlink w:anchor="_Toc229568531" w:history="1">
             <w:r>
               <w:rPr>
                 <w:rStyle w:val="Hyperlink"/>
@@ -1252,9 +1270,11 @@
                 <w:rFonts w:asciiTheme="minorHAnsi" w:eastAsiaTheme="minorEastAsia" w:hAnsiTheme="minorHAnsi" w:cstheme="minorBidi"/>
                 <w:smallCaps w:val="0"/>
                 <w:noProof/>
-                <w:sz w:val="22"/>
-                <w:szCs w:val="22"/>
-                <w:lang w:eastAsia="en-US"/>
+                <w:kern w:val="2"/>
+                <w:sz w:val="24"/>
+                <w:szCs w:val="24"/>
+                <w:lang w:val="en-LU" w:eastAsia="en-GB"/>
+                <w14:ligatures w14:val="standardContextual"/>
               </w:rPr>
               <w:tab/>
             </w:r>
@@ -1284,7 +1304,7 @@
                 <w:noProof/>
                 <w:webHidden/>
               </w:rPr>
-              <w:instrText xml:space="preserve"> PAGEREF _Toc102393708 \h </w:instrText>
+              <w:instrText xml:space="preserve"> PAGEREF _Toc229568531 \h </w:instrText>
             </w:r>
             <w:r>
               <w:rPr>
@@ -1326,12 +1346,14 @@
               <w:rFonts w:asciiTheme="minorHAnsi" w:eastAsiaTheme="minorEastAsia" w:hAnsiTheme="minorHAnsi" w:cstheme="minorBidi"/>
               <w:smallCaps w:val="0"/>
               <w:noProof/>
-              <w:sz w:val="22"/>
-              <w:szCs w:val="22"/>
-              <w:lang w:eastAsia="en-US"/>
+              <w:kern w:val="2"/>
+              <w:sz w:val="24"/>
+              <w:szCs w:val="24"/>
+              <w:lang w:val="en-LU" w:eastAsia="en-GB"/>
+              <w14:ligatures w14:val="standardContextual"/>
             </w:rPr>
           </w:pPr>
-          <w:hyperlink w:anchor="_Toc102393709" w:history="1">
+          <w:hyperlink w:anchor="_Toc229568532" w:history="1">
             <w:r>
               <w:rPr>
                 <w:rStyle w:val="Hyperlink"/>
@@ -1346,9 +1368,11 @@
                 <w:rFonts w:asciiTheme="minorHAnsi" w:eastAsiaTheme="minorEastAsia" w:hAnsiTheme="minorHAnsi" w:cstheme="minorBidi"/>
                 <w:smallCaps w:val="0"/>
                 <w:noProof/>
-                <w:sz w:val="22"/>
-                <w:szCs w:val="22"/>
-                <w:lang w:eastAsia="en-US"/>
+                <w:kern w:val="2"/>
+                <w:sz w:val="24"/>
+                <w:szCs w:val="24"/>
+                <w:lang w:val="en-LU" w:eastAsia="en-GB"/>
+                <w14:ligatures w14:val="standardContextual"/>
               </w:rPr>
               <w:tab/>
             </w:r>
@@ -1378,7 +1402,7 @@
                 <w:noProof/>
                 <w:webHidden/>
               </w:rPr>
-              <w:instrText xml:space="preserve"> PAGEREF _Toc102393709 \h </w:instrText>
+              <w:instrText xml:space="preserve"> PAGEREF _Toc229568532 \h </w:instrText>
             </w:r>
             <w:r>
               <w:rPr>
@@ -1422,12 +1446,14 @@
               <w:bCs w:val="0"/>
               <w:caps w:val="0"/>
               <w:noProof/>
-              <w:sz w:val="22"/>
-              <w:szCs w:val="22"/>
-              <w:lang w:eastAsia="en-US"/>
+              <w:kern w:val="2"/>
+              <w:sz w:val="24"/>
+              <w:szCs w:val="24"/>
+              <w:lang w:val="en-LU" w:eastAsia="en-GB"/>
+              <w14:ligatures w14:val="standardContextual"/>
             </w:rPr>
           </w:pPr>
-          <w:hyperlink w:anchor="_Toc102393710" w:history="1">
+          <w:hyperlink w:anchor="_Toc229568533" w:history="1">
             <w:r>
               <w:rPr>
                 <w:rStyle w:val="Hyperlink"/>
@@ -1443,9 +1469,11 @@
                 <w:bCs w:val="0"/>
                 <w:caps w:val="0"/>
                 <w:noProof/>
-                <w:sz w:val="22"/>
-                <w:szCs w:val="22"/>
-                <w:lang w:eastAsia="en-US"/>
+                <w:kern w:val="2"/>
+                <w:sz w:val="24"/>
+                <w:szCs w:val="24"/>
+                <w:lang w:val="en-LU" w:eastAsia="en-GB"/>
+                <w14:ligatures w14:val="standardContextual"/>
               </w:rPr>
               <w:tab/>
             </w:r>
@@ -1476,7 +1504,7 @@
                 <w:noProof/>
                 <w:webHidden/>
               </w:rPr>
-              <w:instrText xml:space="preserve"> PAGEREF _Toc102393710 \h </w:instrText>
+              <w:instrText xml:space="preserve"> PAGEREF _Toc229568533 \h </w:instrText>
             </w:r>
             <w:r>
               <w:rPr>
@@ -1518,12 +1546,14 @@
               <w:rFonts w:asciiTheme="minorHAnsi" w:eastAsiaTheme="minorEastAsia" w:hAnsiTheme="minorHAnsi" w:cstheme="minorBidi"/>
               <w:smallCaps w:val="0"/>
               <w:noProof/>
-              <w:sz w:val="22"/>
-              <w:szCs w:val="22"/>
-              <w:lang w:eastAsia="en-US"/>
+              <w:kern w:val="2"/>
+              <w:sz w:val="24"/>
+              <w:szCs w:val="24"/>
+              <w:lang w:val="en-LU" w:eastAsia="en-GB"/>
+              <w14:ligatures w14:val="standardContextual"/>
             </w:rPr>
           </w:pPr>
-          <w:hyperlink w:anchor="_Toc102393711" w:history="1">
+          <w:hyperlink w:anchor="_Toc229568534" w:history="1">
             <w:r>
               <w:rPr>
                 <w:rStyle w:val="Hyperlink"/>
@@ -1539,9 +1569,11 @@
                 <w:rFonts w:asciiTheme="minorHAnsi" w:eastAsiaTheme="minorEastAsia" w:hAnsiTheme="minorHAnsi" w:cstheme="minorBidi"/>
                 <w:smallCaps w:val="0"/>
                 <w:noProof/>
-                <w:sz w:val="22"/>
-                <w:szCs w:val="22"/>
-                <w:lang w:eastAsia="en-US"/>
+                <w:kern w:val="2"/>
+                <w:sz w:val="24"/>
+                <w:szCs w:val="24"/>
+                <w:lang w:val="en-LU" w:eastAsia="en-GB"/>
+                <w14:ligatures w14:val="standardContextual"/>
               </w:rPr>
               <w:tab/>
             </w:r>
@@ -1572,7 +1604,7 @@
                 <w:noProof/>
                 <w:webHidden/>
               </w:rPr>
-              <w:instrText xml:space="preserve"> PAGEREF _Toc102393711 \h </w:instrText>
+              <w:instrText xml:space="preserve"> PAGEREF _Toc229568534 \h </w:instrText>
             </w:r>
             <w:r>
               <w:rPr>
@@ -1614,12 +1646,14 @@
               <w:rFonts w:asciiTheme="minorHAnsi" w:eastAsiaTheme="minorEastAsia" w:hAnsiTheme="minorHAnsi" w:cstheme="minorBidi"/>
               <w:smallCaps w:val="0"/>
               <w:noProof/>
-              <w:sz w:val="22"/>
-              <w:szCs w:val="22"/>
-              <w:lang w:eastAsia="en-US"/>
+              <w:kern w:val="2"/>
+              <w:sz w:val="24"/>
+              <w:szCs w:val="24"/>
+              <w:lang w:val="en-LU" w:eastAsia="en-GB"/>
+              <w14:ligatures w14:val="standardContextual"/>
             </w:rPr>
           </w:pPr>
-          <w:hyperlink w:anchor="_Toc102393712" w:history="1">
+          <w:hyperlink w:anchor="_Toc229568535" w:history="1">
             <w:r>
               <w:rPr>
                 <w:rStyle w:val="Hyperlink"/>
@@ -1634,9 +1668,11 @@
                 <w:rFonts w:asciiTheme="minorHAnsi" w:eastAsiaTheme="minorEastAsia" w:hAnsiTheme="minorHAnsi" w:cstheme="minorBidi"/>
                 <w:smallCaps w:val="0"/>
                 <w:noProof/>
-                <w:sz w:val="22"/>
-                <w:szCs w:val="22"/>
-                <w:lang w:eastAsia="en-US"/>
+                <w:kern w:val="2"/>
+                <w:sz w:val="24"/>
+                <w:szCs w:val="24"/>
+                <w:lang w:val="en-LU" w:eastAsia="en-GB"/>
+                <w14:ligatures w14:val="standardContextual"/>
               </w:rPr>
               <w:tab/>
             </w:r>
@@ -1666,7 +1702,7 @@
                 <w:noProof/>
                 <w:webHidden/>
               </w:rPr>
-              <w:instrText xml:space="preserve"> PAGEREF _Toc102393712 \h </w:instrText>
+              <w:instrText xml:space="preserve"> PAGEREF _Toc229568535 \h </w:instrText>
             </w:r>
             <w:r>
               <w:rPr>
@@ -1709,12 +1745,14 @@
               <w:i w:val="0"/>
               <w:iCs w:val="0"/>
               <w:noProof/>
-              <w:sz w:val="22"/>
-              <w:szCs w:val="22"/>
-              <w:lang w:eastAsia="en-US"/>
+              <w:kern w:val="2"/>
+              <w:sz w:val="24"/>
+              <w:szCs w:val="24"/>
+              <w:lang w:val="en-LU" w:eastAsia="en-GB"/>
+              <w14:ligatures w14:val="standardContextual"/>
             </w:rPr>
           </w:pPr>
-          <w:hyperlink w:anchor="_Toc102393713" w:history="1">
+          <w:hyperlink w:anchor="_Toc229568536" w:history="1">
             <w:r>
               <w:rPr>
                 <w:rStyle w:val="Hyperlink"/>
@@ -1728,9 +1766,11 @@
                 <w:i w:val="0"/>
                 <w:iCs w:val="0"/>
                 <w:noProof/>
-                <w:sz w:val="22"/>
-                <w:szCs w:val="22"/>
-                <w:lang w:eastAsia="en-US"/>
+                <w:kern w:val="2"/>
+                <w:sz w:val="24"/>
+                <w:szCs w:val="24"/>
+                <w:lang w:val="en-LU" w:eastAsia="en-GB"/>
+                <w14:ligatures w14:val="standardContextual"/>
               </w:rPr>
               <w:tab/>
             </w:r>
@@ -1760,7 +1800,7 @@
                 <w:noProof/>
                 <w:webHidden/>
               </w:rPr>
-              <w:instrText xml:space="preserve"> PAGEREF _Toc102393713 \h </w:instrText>
+              <w:instrText xml:space="preserve"> PAGEREF _Toc229568536 \h </w:instrText>
             </w:r>
             <w:r>
               <w:rPr>
@@ -1803,12 +1843,14 @@
               <w:i w:val="0"/>
               <w:iCs w:val="0"/>
               <w:noProof/>
-              <w:sz w:val="22"/>
-              <w:szCs w:val="22"/>
-              <w:lang w:eastAsia="en-US"/>
+              <w:kern w:val="2"/>
+              <w:sz w:val="24"/>
+              <w:szCs w:val="24"/>
+              <w:lang w:val="en-LU" w:eastAsia="en-GB"/>
+              <w14:ligatures w14:val="standardContextual"/>
             </w:rPr>
           </w:pPr>
-          <w:hyperlink w:anchor="_Toc102393714" w:history="1">
+          <w:hyperlink w:anchor="_Toc229568537" w:history="1">
             <w:r>
               <w:rPr>
                 <w:rStyle w:val="Hyperlink"/>
@@ -1823,9 +1865,11 @@
                 <w:i w:val="0"/>
                 <w:iCs w:val="0"/>
                 <w:noProof/>
-                <w:sz w:val="22"/>
-                <w:szCs w:val="22"/>
-                <w:lang w:eastAsia="en-US"/>
+                <w:kern w:val="2"/>
+                <w:sz w:val="24"/>
+                <w:szCs w:val="24"/>
+                <w:lang w:val="en-LU" w:eastAsia="en-GB"/>
+                <w14:ligatures w14:val="standardContextual"/>
               </w:rPr>
               <w:tab/>
             </w:r>
@@ -1855,7 +1899,7 @@
                 <w:noProof/>
                 <w:webHidden/>
               </w:rPr>
-              <w:instrText xml:space="preserve"> PAGEREF _Toc102393714 \h </w:instrText>
+              <w:instrText xml:space="preserve"> PAGEREF _Toc229568537 \h </w:instrText>
             </w:r>
             <w:r>
               <w:rPr>
@@ -1898,12 +1942,14 @@
               <w:i w:val="0"/>
               <w:iCs w:val="0"/>
               <w:noProof/>
-              <w:sz w:val="22"/>
-              <w:szCs w:val="22"/>
-              <w:lang w:eastAsia="en-US"/>
+              <w:kern w:val="2"/>
+              <w:sz w:val="24"/>
+              <w:szCs w:val="24"/>
+              <w:lang w:val="en-LU" w:eastAsia="en-GB"/>
+              <w14:ligatures w14:val="standardContextual"/>
             </w:rPr>
           </w:pPr>
-          <w:hyperlink w:anchor="_Toc102393715" w:history="1">
+          <w:hyperlink w:anchor="_Toc229568538" w:history="1">
             <w:r>
               <w:rPr>
                 <w:rStyle w:val="Hyperlink"/>
@@ -1918,9 +1964,11 @@
                 <w:i w:val="0"/>
                 <w:iCs w:val="0"/>
                 <w:noProof/>
-                <w:sz w:val="22"/>
-                <w:szCs w:val="22"/>
-                <w:lang w:eastAsia="en-US"/>
+                <w:kern w:val="2"/>
+                <w:sz w:val="24"/>
+                <w:szCs w:val="24"/>
+                <w:lang w:val="en-LU" w:eastAsia="en-GB"/>
+                <w14:ligatures w14:val="standardContextual"/>
               </w:rPr>
               <w:tab/>
             </w:r>
@@ -1950,7 +1998,7 @@
                 <w:noProof/>
                 <w:webHidden/>
               </w:rPr>
-              <w:instrText xml:space="preserve"> PAGEREF _Toc102393715 \h </w:instrText>
+              <w:instrText xml:space="preserve"> PAGEREF _Toc229568538 \h </w:instrText>
             </w:r>
             <w:r>
               <w:rPr>
@@ -1993,12 +2041,14 @@
               <w:i w:val="0"/>
               <w:iCs w:val="0"/>
               <w:noProof/>
-              <w:sz w:val="22"/>
-              <w:szCs w:val="22"/>
-              <w:lang w:eastAsia="en-US"/>
+              <w:kern w:val="2"/>
+              <w:sz w:val="24"/>
+              <w:szCs w:val="24"/>
+              <w:lang w:val="en-LU" w:eastAsia="en-GB"/>
+              <w14:ligatures w14:val="standardContextual"/>
             </w:rPr>
           </w:pPr>
-          <w:hyperlink w:anchor="_Toc102393716" w:history="1">
+          <w:hyperlink w:anchor="_Toc229568539" w:history="1">
             <w:r>
               <w:rPr>
                 <w:rStyle w:val="Hyperlink"/>
@@ -2013,9 +2063,11 @@
                 <w:i w:val="0"/>
                 <w:iCs w:val="0"/>
                 <w:noProof/>
-                <w:sz w:val="22"/>
-                <w:szCs w:val="22"/>
-                <w:lang w:eastAsia="en-US"/>
+                <w:kern w:val="2"/>
+                <w:sz w:val="24"/>
+                <w:szCs w:val="24"/>
+                <w:lang w:val="en-LU" w:eastAsia="en-GB"/>
+                <w14:ligatures w14:val="standardContextual"/>
               </w:rPr>
               <w:tab/>
             </w:r>
@@ -2045,7 +2097,7 @@
                 <w:noProof/>
                 <w:webHidden/>
               </w:rPr>
-              <w:instrText xml:space="preserve"> PAGEREF _Toc102393716 \h </w:instrText>
+              <w:instrText xml:space="preserve"> PAGEREF _Toc229568539 \h </w:instrText>
             </w:r>
             <w:r>
               <w:rPr>
@@ -2088,12 +2140,14 @@
               <w:i w:val="0"/>
               <w:iCs w:val="0"/>
               <w:noProof/>
-              <w:sz w:val="22"/>
-              <w:szCs w:val="22"/>
-              <w:lang w:eastAsia="en-US"/>
+              <w:kern w:val="2"/>
+              <w:sz w:val="24"/>
+              <w:szCs w:val="24"/>
+              <w:lang w:val="en-LU" w:eastAsia="en-GB"/>
+              <w14:ligatures w14:val="standardContextual"/>
             </w:rPr>
           </w:pPr>
-          <w:hyperlink w:anchor="_Toc102393717" w:history="1">
+          <w:hyperlink w:anchor="_Toc229568540" w:history="1">
             <w:r>
               <w:rPr>
                 <w:rStyle w:val="Hyperlink"/>
@@ -2108,9 +2162,11 @@
                 <w:i w:val="0"/>
                 <w:iCs w:val="0"/>
                 <w:noProof/>
-                <w:sz w:val="22"/>
-                <w:szCs w:val="22"/>
-                <w:lang w:eastAsia="en-US"/>
+                <w:kern w:val="2"/>
+                <w:sz w:val="24"/>
+                <w:szCs w:val="24"/>
+                <w:lang w:val="en-LU" w:eastAsia="en-GB"/>
+                <w14:ligatures w14:val="standardContextual"/>
               </w:rPr>
               <w:tab/>
             </w:r>
@@ -2140,7 +2196,7 @@
                 <w:noProof/>
                 <w:webHidden/>
               </w:rPr>
-              <w:instrText xml:space="preserve"> PAGEREF _Toc102393717 \h </w:instrText>
+              <w:instrText xml:space="preserve"> PAGEREF _Toc229568540 \h </w:instrText>
             </w:r>
             <w:r>
               <w:rPr>
@@ -2183,12 +2239,14 @@
               <w:i w:val="0"/>
               <w:iCs w:val="0"/>
               <w:noProof/>
-              <w:sz w:val="22"/>
-              <w:szCs w:val="22"/>
-              <w:lang w:eastAsia="en-US"/>
+              <w:kern w:val="2"/>
+              <w:sz w:val="24"/>
+              <w:szCs w:val="24"/>
+              <w:lang w:val="en-LU" w:eastAsia="en-GB"/>
+              <w14:ligatures w14:val="standardContextual"/>
             </w:rPr>
           </w:pPr>
-          <w:hyperlink w:anchor="_Toc102393718" w:history="1">
+          <w:hyperlink w:anchor="_Toc229568541" w:history="1">
             <w:r>
               <w:rPr>
                 <w:rStyle w:val="Hyperlink"/>
@@ -2202,9 +2260,11 @@
                 <w:i w:val="0"/>
                 <w:iCs w:val="0"/>
                 <w:noProof/>
-                <w:sz w:val="22"/>
-                <w:szCs w:val="22"/>
-                <w:lang w:eastAsia="en-US"/>
+                <w:kern w:val="2"/>
+                <w:sz w:val="24"/>
+                <w:szCs w:val="24"/>
+                <w:lang w:val="en-LU" w:eastAsia="en-GB"/>
+                <w14:ligatures w14:val="standardContextual"/>
               </w:rPr>
               <w:tab/>
             </w:r>
@@ -2234,7 +2294,7 @@
                 <w:noProof/>
                 <w:webHidden/>
               </w:rPr>
-              <w:instrText xml:space="preserve"> PAGEREF _Toc102393718 \h </w:instrText>
+              <w:instrText xml:space="preserve"> PAGEREF _Toc229568541 \h </w:instrText>
             </w:r>
             <w:r>
               <w:rPr>
@@ -2277,12 +2337,14 @@
               <w:i w:val="0"/>
               <w:iCs w:val="0"/>
               <w:noProof/>
-              <w:sz w:val="22"/>
-              <w:szCs w:val="22"/>
-              <w:lang w:eastAsia="en-US"/>
+              <w:kern w:val="2"/>
+              <w:sz w:val="24"/>
+              <w:szCs w:val="24"/>
+              <w:lang w:val="en-LU" w:eastAsia="en-GB"/>
+              <w14:ligatures w14:val="standardContextual"/>
             </w:rPr>
           </w:pPr>
-          <w:hyperlink w:anchor="_Toc102393719" w:history="1">
+          <w:hyperlink w:anchor="_Toc229568542" w:history="1">
             <w:r>
               <w:rPr>
                 <w:rStyle w:val="Hyperlink"/>
@@ -2297,9 +2359,11 @@
                 <w:i w:val="0"/>
                 <w:iCs w:val="0"/>
                 <w:noProof/>
-                <w:sz w:val="22"/>
-                <w:szCs w:val="22"/>
-                <w:lang w:eastAsia="en-US"/>
+                <w:kern w:val="2"/>
+                <w:sz w:val="24"/>
+                <w:szCs w:val="24"/>
+                <w:lang w:val="en-LU" w:eastAsia="en-GB"/>
+                <w14:ligatures w14:val="standardContextual"/>
               </w:rPr>
               <w:tab/>
             </w:r>
@@ -2329,7 +2393,7 @@
                 <w:noProof/>
                 <w:webHidden/>
               </w:rPr>
-              <w:instrText xml:space="preserve"> PAGEREF _Toc102393719 \h </w:instrText>
+              <w:instrText xml:space="preserve"> PAGEREF _Toc229568542 \h </w:instrText>
             </w:r>
             <w:r>
               <w:rPr>
@@ -2372,12 +2436,14 @@
               <w:i w:val="0"/>
               <w:iCs w:val="0"/>
               <w:noProof/>
-              <w:sz w:val="22"/>
-              <w:szCs w:val="22"/>
-              <w:lang w:eastAsia="en-US"/>
+              <w:kern w:val="2"/>
+              <w:sz w:val="24"/>
+              <w:szCs w:val="24"/>
+              <w:lang w:val="en-LU" w:eastAsia="en-GB"/>
+              <w14:ligatures w14:val="standardContextual"/>
             </w:rPr>
           </w:pPr>
-          <w:hyperlink w:anchor="_Toc102393720" w:history="1">
+          <w:hyperlink w:anchor="_Toc229568543" w:history="1">
             <w:r>
               <w:rPr>
                 <w:rStyle w:val="Hyperlink"/>
@@ -2392,9 +2458,11 @@
                 <w:i w:val="0"/>
                 <w:iCs w:val="0"/>
                 <w:noProof/>
-                <w:sz w:val="22"/>
-                <w:szCs w:val="22"/>
-                <w:lang w:eastAsia="en-US"/>
+                <w:kern w:val="2"/>
+                <w:sz w:val="24"/>
+                <w:szCs w:val="24"/>
+                <w:lang w:val="en-LU" w:eastAsia="en-GB"/>
+                <w14:ligatures w14:val="standardContextual"/>
               </w:rPr>
               <w:tab/>
             </w:r>
@@ -2424,7 +2492,7 @@
                 <w:noProof/>
                 <w:webHidden/>
               </w:rPr>
-              <w:instrText xml:space="preserve"> PAGEREF _Toc102393720 \h </w:instrText>
+              <w:instrText xml:space="preserve"> PAGEREF _Toc229568543 \h </w:instrText>
             </w:r>
             <w:r>
               <w:rPr>
@@ -2467,12 +2535,14 @@
               <w:i w:val="0"/>
               <w:iCs w:val="0"/>
               <w:noProof/>
-              <w:sz w:val="22"/>
-              <w:szCs w:val="22"/>
-              <w:lang w:eastAsia="en-US"/>
+              <w:kern w:val="2"/>
+              <w:sz w:val="24"/>
+              <w:szCs w:val="24"/>
+              <w:lang w:val="en-LU" w:eastAsia="en-GB"/>
+              <w14:ligatures w14:val="standardContextual"/>
             </w:rPr>
           </w:pPr>
-          <w:hyperlink w:anchor="_Toc102393721" w:history="1">
+          <w:hyperlink w:anchor="_Toc229568544" w:history="1">
             <w:r>
               <w:rPr>
                 <w:rStyle w:val="Hyperlink"/>
@@ -2487,9 +2557,11 @@
                 <w:i w:val="0"/>
                 <w:iCs w:val="0"/>
                 <w:noProof/>
-                <w:sz w:val="22"/>
-                <w:szCs w:val="22"/>
-                <w:lang w:eastAsia="en-US"/>
+                <w:kern w:val="2"/>
+                <w:sz w:val="24"/>
+                <w:szCs w:val="24"/>
+                <w:lang w:val="en-LU" w:eastAsia="en-GB"/>
+                <w14:ligatures w14:val="standardContextual"/>
               </w:rPr>
               <w:tab/>
             </w:r>
@@ -2519,7 +2591,7 @@
                 <w:noProof/>
                 <w:webHidden/>
               </w:rPr>
-              <w:instrText xml:space="preserve"> PAGEREF _Toc102393721 \h </w:instrText>
+              <w:instrText xml:space="preserve"> PAGEREF _Toc229568544 \h </w:instrText>
             </w:r>
             <w:r>
               <w:rPr>
@@ -2561,12 +2633,14 @@
               <w:rFonts w:asciiTheme="minorHAnsi" w:eastAsiaTheme="minorEastAsia" w:hAnsiTheme="minorHAnsi" w:cstheme="minorBidi"/>
               <w:smallCaps w:val="0"/>
               <w:noProof/>
-              <w:sz w:val="22"/>
-              <w:szCs w:val="22"/>
-              <w:lang w:eastAsia="en-US"/>
+              <w:kern w:val="2"/>
+              <w:sz w:val="24"/>
+              <w:szCs w:val="24"/>
+              <w:lang w:val="en-LU" w:eastAsia="en-GB"/>
+              <w14:ligatures w14:val="standardContextual"/>
             </w:rPr>
           </w:pPr>
-          <w:hyperlink w:anchor="_Toc102393722" w:history="1">
+          <w:hyperlink w:anchor="_Toc229568545" w:history="1">
             <w:r>
               <w:rPr>
                 <w:rStyle w:val="Hyperlink"/>
@@ -2582,9 +2656,11 @@
                 <w:rFonts w:asciiTheme="minorHAnsi" w:eastAsiaTheme="minorEastAsia" w:hAnsiTheme="minorHAnsi" w:cstheme="minorBidi"/>
                 <w:smallCaps w:val="0"/>
                 <w:noProof/>
-                <w:sz w:val="22"/>
-                <w:szCs w:val="22"/>
-                <w:lang w:eastAsia="en-US"/>
+                <w:kern w:val="2"/>
+                <w:sz w:val="24"/>
+                <w:szCs w:val="24"/>
+                <w:lang w:val="en-LU" w:eastAsia="en-GB"/>
+                <w14:ligatures w14:val="standardContextual"/>
               </w:rPr>
               <w:tab/>
             </w:r>
@@ -2615,7 +2691,7 @@
                 <w:noProof/>
                 <w:webHidden/>
               </w:rPr>
-              <w:instrText xml:space="preserve"> PAGEREF _Toc102393722 \h </w:instrText>
+              <w:instrText xml:space="preserve"> PAGEREF _Toc229568545 \h </w:instrText>
             </w:r>
             <w:r>
               <w:rPr>
@@ -2636,6 +2712,138 @@
                 <w:webHidden/>
               </w:rPr>
               <w:t>9</w:t>
+            </w:r>
+            <w:r>
+              <w:rPr>
+                <w:noProof/>
+                <w:webHidden/>
+              </w:rPr>
+              <w:fldChar w:fldCharType="end"/>
+            </w:r>
+          </w:hyperlink>
+        </w:p>
+        <w:p>
+          <w:pPr>
+            <w:pStyle w:val="TOC2"/>
+            <w:tabs>
+              <w:tab w:val="left" w:pos="880"/>
+              <w:tab w:val="right" w:leader="dot" w:pos="9764"/>
+            </w:tabs>
+            <w:rPr>
+              <w:rFonts w:asciiTheme="minorHAnsi" w:eastAsiaTheme="minorEastAsia" w:hAnsiTheme="minorHAnsi" w:cstheme="minorBidi"/>
+              <w:smallCaps w:val="0"/>
+              <w:noProof/>
+              <w:kern w:val="2"/>
+              <w:sz w:val="24"/>
+              <w:szCs w:val="24"/>
+              <w:lang w:val="en-LU" w:eastAsia="en-GB"/>
+              <w14:ligatures w14:val="standardContextual"/>
+            </w:rPr>
+          </w:pPr>
+          <w:hyperlink w:anchor="_Toc229568546" w:history="1">
+            <w:r>
+              <w:rPr>
+                <w:rStyle w:val="Hyperlink"/>
+                <w:noProof/>
+                <w:snapToGrid w:val="0"/>
+                <w:w w:val="0"/>
+                <w:lang w:val="fr-LU"/>
+              </w:rPr>
+              <w:t>2.4</w:t>
+            </w:r>
+            <w:r>
+              <w:rPr>
+                <w:rFonts w:asciiTheme="minorHAnsi" w:eastAsiaTheme="minorEastAsia" w:hAnsiTheme="minorHAnsi" w:cstheme="minorBidi"/>
+                <w:smallCaps w:val="0"/>
+                <w:noProof/>
+                <w:kern w:val="2"/>
+                <w:sz w:val="24"/>
+                <w:szCs w:val="24"/>
+                <w:lang w:val="en-LU" w:eastAsia="en-GB"/>
+                <w14:ligatures w14:val="standardContextual"/>
+              </w:rPr>
+              <w:tab/>
+            </w:r>
+            <w:r>
+              <w:rPr>
+                <w:rStyle w:val="Hyperlink"/>
+                <w:noProof/>
+                <w:lang w:val="fr-LU"/>
+              </w:rPr>
+              <w:t>Reassessmen</w:t>
+            </w:r>
+            <w:r>
+              <w:rPr>
+                <w:rStyle w:val="Hyperlink"/>
+                <w:noProof/>
+                <w:lang w:val="fr-LU"/>
+              </w:rPr>
+              <w:t>t</w:t>
+            </w:r>
+            <w:r>
+              <w:rPr>
+                <w:rStyle w:val="Hyperlink"/>
+                <w:noProof/>
+                <w:lang w:val="fr-LU"/>
+              </w:rPr>
+              <w:t xml:space="preserve"> </w:t>
+            </w:r>
+            <w:r>
+              <w:rPr>
+                <w:rStyle w:val="Hyperlink"/>
+                <w:noProof/>
+                <w:lang w:val="fr-LU"/>
+              </w:rPr>
+              <w:t>t</w:t>
+            </w:r>
+            <w:r>
+              <w:rPr>
+                <w:rStyle w:val="Hyperlink"/>
+                <w:noProof/>
+                <w:lang w:val="fr-LU"/>
+              </w:rPr>
+              <w:t>riggers</w:t>
+            </w:r>
+            <w:r>
+              <w:rPr>
+                <w:noProof/>
+                <w:webHidden/>
+              </w:rPr>
+              <w:tab/>
+            </w:r>
+            <w:r>
+              <w:rPr>
+                <w:noProof/>
+                <w:webHidden/>
+              </w:rPr>
+              <w:fldChar w:fldCharType="begin"/>
+            </w:r>
+            <w:r>
+              <w:rPr>
+                <w:noProof/>
+                <w:webHidden/>
+              </w:rPr>
+              <w:instrText xml:space="preserve"> PAGEREF _Toc229568546 \h </w:instrText>
+            </w:r>
+            <w:r>
+              <w:rPr>
+                <w:noProof/>
+                <w:webHidden/>
+              </w:rPr>
+            </w:r>
+            <w:r>
+              <w:rPr>
+                <w:noProof/>
+                <w:webHidden/>
+              </w:rPr>
+              <w:fldChar w:fldCharType="separate"/>
+            </w:r>
+            <w:r>
+              <w:rPr>
+                <w:noProof/>
+                <w:webHidden/>
+              </w:rPr>
+              <w:t>10</w:t>
             </w:r>
             <w:r>
               <w:rPr>
@@ -2659,12 +2867,14 @@
               <w:bCs w:val="0"/>
               <w:caps w:val="0"/>
               <w:noProof/>
-              <w:sz w:val="22"/>
-              <w:szCs w:val="22"/>
-              <w:lang w:eastAsia="en-US"/>
+              <w:kern w:val="2"/>
+              <w:sz w:val="24"/>
+              <w:szCs w:val="24"/>
+              <w:lang w:val="en-LU" w:eastAsia="en-GB"/>
+              <w14:ligatures w14:val="standardContextual"/>
             </w:rPr>
           </w:pPr>
-          <w:hyperlink w:anchor="_Toc102393723" w:history="1">
+          <w:hyperlink w:anchor="_Toc229568547" w:history="1">
             <w:r>
               <w:rPr>
                 <w:rStyle w:val="Hyperlink"/>
@@ -2680,9 +2890,11 @@
                 <w:bCs w:val="0"/>
                 <w:caps w:val="0"/>
                 <w:noProof/>
-                <w:sz w:val="22"/>
-                <w:szCs w:val="22"/>
-                <w:lang w:eastAsia="en-US"/>
+                <w:kern w:val="2"/>
+                <w:sz w:val="24"/>
+                <w:szCs w:val="24"/>
+                <w:lang w:val="en-LU" w:eastAsia="en-GB"/>
+                <w14:ligatures w14:val="standardContextual"/>
               </w:rPr>
               <w:tab/>
             </w:r>
@@ -2713,7 +2925,7 @@
                 <w:noProof/>
                 <w:webHidden/>
               </w:rPr>
-              <w:instrText xml:space="preserve"> PAGEREF _Toc102393723 \h </w:instrText>
+              <w:instrText xml:space="preserve"> PAGEREF _Toc229568547 \h </w:instrText>
             </w:r>
             <w:r>
               <w:rPr>
@@ -2733,7 +2945,7 @@
                 <w:noProof/>
                 <w:webHidden/>
               </w:rPr>
-              <w:t>10</w:t>
+              <w:t>11</w:t>
             </w:r>
             <w:r>
               <w:rPr>
@@ -2755,12 +2967,14 @@
               <w:rFonts w:asciiTheme="minorHAnsi" w:eastAsiaTheme="minorEastAsia" w:hAnsiTheme="minorHAnsi" w:cstheme="minorBidi"/>
               <w:smallCaps w:val="0"/>
               <w:noProof/>
-              <w:sz w:val="22"/>
-              <w:szCs w:val="22"/>
-              <w:lang w:eastAsia="en-US"/>
+              <w:kern w:val="2"/>
+              <w:sz w:val="24"/>
+              <w:szCs w:val="24"/>
+              <w:lang w:val="en-LU" w:eastAsia="en-GB"/>
+              <w14:ligatures w14:val="standardContextual"/>
             </w:rPr>
           </w:pPr>
-          <w:hyperlink w:anchor="_Toc102393724" w:history="1">
+          <w:hyperlink w:anchor="_Toc229568548" w:history="1">
             <w:r>
               <w:rPr>
                 <w:rStyle w:val="Hyperlink"/>
@@ -2776,9 +2990,11 @@
                 <w:rFonts w:asciiTheme="minorHAnsi" w:eastAsiaTheme="minorEastAsia" w:hAnsiTheme="minorHAnsi" w:cstheme="minorBidi"/>
                 <w:smallCaps w:val="0"/>
                 <w:noProof/>
-                <w:sz w:val="22"/>
-                <w:szCs w:val="22"/>
-                <w:lang w:eastAsia="en-US"/>
+                <w:kern w:val="2"/>
+                <w:sz w:val="24"/>
+                <w:szCs w:val="24"/>
+                <w:lang w:val="en-LU" w:eastAsia="en-GB"/>
+                <w14:ligatures w14:val="standardContextual"/>
               </w:rPr>
               <w:tab/>
             </w:r>
@@ -2809,7 +3025,7 @@
                 <w:noProof/>
                 <w:webHidden/>
               </w:rPr>
-              <w:instrText xml:space="preserve"> PAGEREF _Toc102393724 \h </w:instrText>
+              <w:instrText xml:space="preserve"> PAGEREF _Toc229568548 \h </w:instrText>
             </w:r>
             <w:r>
               <w:rPr>
@@ -2829,7 +3045,7 @@
                 <w:noProof/>
                 <w:webHidden/>
               </w:rPr>
-              <w:t>10</w:t>
+              <w:t>11</w:t>
             </w:r>
             <w:r>
               <w:rPr>
@@ -2851,12 +3067,14 @@
               <w:rFonts w:asciiTheme="minorHAnsi" w:eastAsiaTheme="minorEastAsia" w:hAnsiTheme="minorHAnsi" w:cstheme="minorBidi"/>
               <w:smallCaps w:val="0"/>
               <w:noProof/>
-              <w:sz w:val="22"/>
-              <w:szCs w:val="22"/>
-              <w:lang w:eastAsia="en-US"/>
+              <w:kern w:val="2"/>
+              <w:sz w:val="24"/>
+              <w:szCs w:val="24"/>
+              <w:lang w:val="en-LU" w:eastAsia="en-GB"/>
+              <w14:ligatures w14:val="standardContextual"/>
             </w:rPr>
           </w:pPr>
-          <w:hyperlink w:anchor="_Toc102393725" w:history="1">
+          <w:hyperlink w:anchor="_Toc229568549" w:history="1">
             <w:r>
               <w:rPr>
                 <w:rStyle w:val="Hyperlink"/>
@@ -2872,9 +3090,11 @@
                 <w:rFonts w:asciiTheme="minorHAnsi" w:eastAsiaTheme="minorEastAsia" w:hAnsiTheme="minorHAnsi" w:cstheme="minorBidi"/>
                 <w:smallCaps w:val="0"/>
                 <w:noProof/>
-                <w:sz w:val="22"/>
-                <w:szCs w:val="22"/>
-                <w:lang w:eastAsia="en-US"/>
+                <w:kern w:val="2"/>
+                <w:sz w:val="24"/>
+                <w:szCs w:val="24"/>
+                <w:lang w:val="en-LU" w:eastAsia="en-GB"/>
+                <w14:ligatures w14:val="standardContextual"/>
               </w:rPr>
               <w:tab/>
             </w:r>
@@ -2905,7 +3125,7 @@
                 <w:noProof/>
                 <w:webHidden/>
               </w:rPr>
-              <w:instrText xml:space="preserve"> PAGEREF _Toc102393725 \h </w:instrText>
+              <w:instrText xml:space="preserve"> PAGEREF _Toc229568549 \h </w:instrText>
             </w:r>
             <w:r>
               <w:rPr>
@@ -2925,7 +3145,7 @@
                 <w:noProof/>
                 <w:webHidden/>
               </w:rPr>
-              <w:t>10</w:t>
+              <w:t>11</w:t>
             </w:r>
             <w:r>
               <w:rPr>
@@ -2947,12 +3167,14 @@
               <w:rFonts w:asciiTheme="minorHAnsi" w:eastAsiaTheme="minorEastAsia" w:hAnsiTheme="minorHAnsi" w:cstheme="minorBidi"/>
               <w:smallCaps w:val="0"/>
               <w:noProof/>
-              <w:sz w:val="22"/>
-              <w:szCs w:val="22"/>
-              <w:lang w:eastAsia="en-US"/>
+              <w:kern w:val="2"/>
+              <w:sz w:val="24"/>
+              <w:szCs w:val="24"/>
+              <w:lang w:val="en-LU" w:eastAsia="en-GB"/>
+              <w14:ligatures w14:val="standardContextual"/>
             </w:rPr>
           </w:pPr>
-          <w:hyperlink w:anchor="_Toc102393726" w:history="1">
+          <w:hyperlink w:anchor="_Toc229568550" w:history="1">
             <w:r>
               <w:rPr>
                 <w:rStyle w:val="Hyperlink"/>
@@ -2968,9 +3190,11 @@
                 <w:rFonts w:asciiTheme="minorHAnsi" w:eastAsiaTheme="minorEastAsia" w:hAnsiTheme="minorHAnsi" w:cstheme="minorBidi"/>
                 <w:smallCaps w:val="0"/>
                 <w:noProof/>
-                <w:sz w:val="22"/>
-                <w:szCs w:val="22"/>
-                <w:lang w:eastAsia="en-US"/>
+                <w:kern w:val="2"/>
+                <w:sz w:val="24"/>
+                <w:szCs w:val="24"/>
+                <w:lang w:val="en-LU" w:eastAsia="en-GB"/>
+                <w14:ligatures w14:val="standardContextual"/>
               </w:rPr>
               <w:tab/>
             </w:r>
@@ -3001,7 +3225,7 @@
                 <w:noProof/>
                 <w:webHidden/>
               </w:rPr>
-              <w:instrText xml:space="preserve"> PAGEREF _Toc102393726 \h </w:instrText>
+              <w:instrText xml:space="preserve"> PAGEREF _Toc229568550 \h </w:instrText>
             </w:r>
             <w:r>
               <w:rPr>
@@ -3021,7 +3245,7 @@
                 <w:noProof/>
                 <w:webHidden/>
               </w:rPr>
-              <w:t>10</w:t>
+              <w:t>11</w:t>
             </w:r>
             <w:r>
               <w:rPr>
@@ -3045,12 +3269,14 @@
               <w:bCs w:val="0"/>
               <w:caps w:val="0"/>
               <w:noProof/>
-              <w:sz w:val="22"/>
-              <w:szCs w:val="22"/>
-              <w:lang w:eastAsia="en-US"/>
+              <w:kern w:val="2"/>
+              <w:sz w:val="24"/>
+              <w:szCs w:val="24"/>
+              <w:lang w:val="en-LU" w:eastAsia="en-GB"/>
+              <w14:ligatures w14:val="standardContextual"/>
             </w:rPr>
           </w:pPr>
-          <w:hyperlink w:anchor="_Toc102393727" w:history="1">
+          <w:hyperlink w:anchor="_Toc229568551" w:history="1">
             <w:r>
               <w:rPr>
                 <w:rStyle w:val="Hyperlink"/>
@@ -3066,9 +3292,11 @@
                 <w:bCs w:val="0"/>
                 <w:caps w:val="0"/>
                 <w:noProof/>
-                <w:sz w:val="22"/>
-                <w:szCs w:val="22"/>
-                <w:lang w:eastAsia="en-US"/>
+                <w:kern w:val="2"/>
+                <w:sz w:val="24"/>
+                <w:szCs w:val="24"/>
+                <w:lang w:val="en-LU" w:eastAsia="en-GB"/>
+                <w14:ligatures w14:val="standardContextual"/>
               </w:rPr>
               <w:tab/>
             </w:r>
@@ -3099,7 +3327,7 @@
                 <w:noProof/>
                 <w:webHidden/>
               </w:rPr>
-              <w:instrText xml:space="preserve"> PAGEREF _Toc102393727 \h </w:instrText>
+              <w:instrText xml:space="preserve"> PAGEREF _Toc229568551 \h </w:instrText>
             </w:r>
             <w:r>
               <w:rPr>
@@ -3119,7 +3347,7 @@
                 <w:noProof/>
                 <w:webHidden/>
               </w:rPr>
-              <w:t>11</w:t>
+              <w:t>12</w:t>
             </w:r>
             <w:r>
               <w:rPr>
@@ -3141,12 +3369,14 @@
               <w:rFonts w:asciiTheme="minorHAnsi" w:eastAsiaTheme="minorEastAsia" w:hAnsiTheme="minorHAnsi" w:cstheme="minorBidi"/>
               <w:smallCaps w:val="0"/>
               <w:noProof/>
-              <w:sz w:val="22"/>
-              <w:szCs w:val="22"/>
-              <w:lang w:eastAsia="en-US"/>
+              <w:kern w:val="2"/>
+              <w:sz w:val="24"/>
+              <w:szCs w:val="24"/>
+              <w:lang w:val="en-LU" w:eastAsia="en-GB"/>
+              <w14:ligatures w14:val="standardContextual"/>
             </w:rPr>
           </w:pPr>
-          <w:hyperlink w:anchor="_Toc102393728" w:history="1">
+          <w:hyperlink w:anchor="_Toc229568552" w:history="1">
             <w:r>
               <w:rPr>
                 <w:rStyle w:val="Hyperlink"/>
@@ -3161,9 +3391,11 @@
                 <w:rFonts w:asciiTheme="minorHAnsi" w:eastAsiaTheme="minorEastAsia" w:hAnsiTheme="minorHAnsi" w:cstheme="minorBidi"/>
                 <w:smallCaps w:val="0"/>
                 <w:noProof/>
-                <w:sz w:val="22"/>
-                <w:szCs w:val="22"/>
-                <w:lang w:eastAsia="en-US"/>
+                <w:kern w:val="2"/>
+                <w:sz w:val="24"/>
+                <w:szCs w:val="24"/>
+                <w:lang w:val="en-LU" w:eastAsia="en-GB"/>
+                <w14:ligatures w14:val="standardContextual"/>
               </w:rPr>
               <w:tab/>
             </w:r>
@@ -3193,7 +3425,7 @@
                 <w:noProof/>
                 <w:webHidden/>
               </w:rPr>
-              <w:instrText xml:space="preserve"> PAGEREF _Toc102393728 \h </w:instrText>
+              <w:instrText xml:space="preserve"> PAGEREF _Toc229568552 \h </w:instrText>
             </w:r>
             <w:r>
               <w:rPr>
@@ -3213,7 +3445,7 @@
                 <w:noProof/>
                 <w:webHidden/>
               </w:rPr>
-              <w:t>11</w:t>
+              <w:t>12</w:t>
             </w:r>
             <w:r>
               <w:rPr>
@@ -3236,12 +3468,14 @@
               <w:i w:val="0"/>
               <w:iCs w:val="0"/>
               <w:noProof/>
-              <w:sz w:val="22"/>
-              <w:szCs w:val="22"/>
-              <w:lang w:eastAsia="en-US"/>
+              <w:kern w:val="2"/>
+              <w:sz w:val="24"/>
+              <w:szCs w:val="24"/>
+              <w:lang w:val="en-LU" w:eastAsia="en-GB"/>
+              <w14:ligatures w14:val="standardContextual"/>
             </w:rPr>
           </w:pPr>
-          <w:hyperlink w:anchor="_Toc102393729" w:history="1">
+          <w:hyperlink w:anchor="_Toc229568553" w:history="1">
             <w:r>
               <w:rPr>
                 <w:rStyle w:val="Hyperlink"/>
@@ -3256,9 +3490,11 @@
                 <w:i w:val="0"/>
                 <w:iCs w:val="0"/>
                 <w:noProof/>
-                <w:sz w:val="22"/>
-                <w:szCs w:val="22"/>
-                <w:lang w:eastAsia="en-US"/>
+                <w:kern w:val="2"/>
+                <w:sz w:val="24"/>
+                <w:szCs w:val="24"/>
+                <w:lang w:val="en-LU" w:eastAsia="en-GB"/>
+                <w14:ligatures w14:val="standardContextual"/>
               </w:rPr>
               <w:tab/>
             </w:r>
@@ -3289,7 +3525,7 @@
                 <w:noProof/>
                 <w:webHidden/>
               </w:rPr>
-              <w:instrText xml:space="preserve"> PAGEREF _Toc102393729 \h </w:instrText>
+              <w:instrText xml:space="preserve"> PAGEREF _Toc229568553 \h </w:instrText>
             </w:r>
             <w:r>
               <w:rPr>
@@ -3309,7 +3545,7 @@
                 <w:noProof/>
                 <w:webHidden/>
               </w:rPr>
-              <w:t>11</w:t>
+              <w:t>12</w:t>
             </w:r>
             <w:r>
               <w:rPr>
@@ -3332,12 +3568,14 @@
               <w:i w:val="0"/>
               <w:iCs w:val="0"/>
               <w:noProof/>
-              <w:sz w:val="22"/>
-              <w:szCs w:val="22"/>
-              <w:lang w:eastAsia="en-US"/>
+              <w:kern w:val="2"/>
+              <w:sz w:val="24"/>
+              <w:szCs w:val="24"/>
+              <w:lang w:val="en-LU" w:eastAsia="en-GB"/>
+              <w14:ligatures w14:val="standardContextual"/>
             </w:rPr>
           </w:pPr>
-          <w:hyperlink w:anchor="_Toc102393730" w:history="1">
+          <w:hyperlink w:anchor="_Toc229568554" w:history="1">
             <w:r>
               <w:rPr>
                 <w:rStyle w:val="Hyperlink"/>
@@ -3352,9 +3590,11 @@
                 <w:i w:val="0"/>
                 <w:iCs w:val="0"/>
                 <w:noProof/>
-                <w:sz w:val="22"/>
-                <w:szCs w:val="22"/>
-                <w:lang w:eastAsia="en-US"/>
+                <w:kern w:val="2"/>
+                <w:sz w:val="24"/>
+                <w:szCs w:val="24"/>
+                <w:lang w:val="en-LU" w:eastAsia="en-GB"/>
+                <w14:ligatures w14:val="standardContextual"/>
               </w:rPr>
               <w:tab/>
             </w:r>
@@ -3385,7 +3625,7 @@
                 <w:noProof/>
                 <w:webHidden/>
               </w:rPr>
-              <w:instrText xml:space="preserve"> PAGEREF _Toc102393730 \h </w:instrText>
+              <w:instrText xml:space="preserve"> PAGEREF _Toc229568554 \h </w:instrText>
             </w:r>
             <w:r>
               <w:rPr>
@@ -3405,7 +3645,7 @@
                 <w:noProof/>
                 <w:webHidden/>
               </w:rPr>
-              <w:t>11</w:t>
+              <w:t>12</w:t>
             </w:r>
             <w:r>
               <w:rPr>
@@ -3427,12 +3667,14 @@
               <w:rFonts w:asciiTheme="minorHAnsi" w:eastAsiaTheme="minorEastAsia" w:hAnsiTheme="minorHAnsi" w:cstheme="minorBidi"/>
               <w:smallCaps w:val="0"/>
               <w:noProof/>
-              <w:sz w:val="22"/>
-              <w:szCs w:val="22"/>
-              <w:lang w:eastAsia="en-US"/>
+              <w:kern w:val="2"/>
+              <w:sz w:val="24"/>
+              <w:szCs w:val="24"/>
+              <w:lang w:val="en-LU" w:eastAsia="en-GB"/>
+              <w14:ligatures w14:val="standardContextual"/>
             </w:rPr>
           </w:pPr>
-          <w:hyperlink w:anchor="_Toc102393731" w:history="1">
+          <w:hyperlink w:anchor="_Toc229568555" w:history="1">
             <w:r>
               <w:rPr>
                 <w:rStyle w:val="Hyperlink"/>
@@ -3447,9 +3689,11 @@
                 <w:rFonts w:asciiTheme="minorHAnsi" w:eastAsiaTheme="minorEastAsia" w:hAnsiTheme="minorHAnsi" w:cstheme="minorBidi"/>
                 <w:smallCaps w:val="0"/>
                 <w:noProof/>
-                <w:sz w:val="22"/>
-                <w:szCs w:val="22"/>
-                <w:lang w:eastAsia="en-US"/>
+                <w:kern w:val="2"/>
+                <w:sz w:val="24"/>
+                <w:szCs w:val="24"/>
+                <w:lang w:val="en-LU" w:eastAsia="en-GB"/>
+                <w14:ligatures w14:val="standardContextual"/>
               </w:rPr>
               <w:tab/>
             </w:r>
@@ -3479,7 +3723,7 @@
                 <w:noProof/>
                 <w:webHidden/>
               </w:rPr>
-              <w:instrText xml:space="preserve"> PAGEREF _Toc102393731 \h </w:instrText>
+              <w:instrText xml:space="preserve"> PAGEREF _Toc229568555 \h </w:instrText>
             </w:r>
             <w:r>
               <w:rPr>
@@ -3499,7 +3743,7 @@
                 <w:noProof/>
                 <w:webHidden/>
               </w:rPr>
-              <w:t>12</w:t>
+              <w:t>13</w:t>
             </w:r>
             <w:r>
               <w:rPr>
@@ -3522,12 +3766,14 @@
               <w:i w:val="0"/>
               <w:iCs w:val="0"/>
               <w:noProof/>
-              <w:sz w:val="22"/>
-              <w:szCs w:val="22"/>
-              <w:lang w:eastAsia="en-US"/>
+              <w:kern w:val="2"/>
+              <w:sz w:val="24"/>
+              <w:szCs w:val="24"/>
+              <w:lang w:val="en-LU" w:eastAsia="en-GB"/>
+              <w14:ligatures w14:val="standardContextual"/>
             </w:rPr>
           </w:pPr>
-          <w:hyperlink w:anchor="_Toc102393732" w:history="1">
+          <w:hyperlink w:anchor="_Toc229568556" w:history="1">
             <w:r>
               <w:rPr>
                 <w:rStyle w:val="Hyperlink"/>
@@ -3542,9 +3788,11 @@
                 <w:i w:val="0"/>
                 <w:iCs w:val="0"/>
                 <w:noProof/>
-                <w:sz w:val="22"/>
-                <w:szCs w:val="22"/>
-                <w:lang w:eastAsia="en-US"/>
+                <w:kern w:val="2"/>
+                <w:sz w:val="24"/>
+                <w:szCs w:val="24"/>
+                <w:lang w:val="en-LU" w:eastAsia="en-GB"/>
+                <w14:ligatures w14:val="standardContextual"/>
               </w:rPr>
               <w:tab/>
             </w:r>
@@ -3575,7 +3823,7 @@
                 <w:noProof/>
                 <w:webHidden/>
               </w:rPr>
-              <w:instrText xml:space="preserve"> PAGEREF _Toc102393732 \h </w:instrText>
+              <w:instrText xml:space="preserve"> PAGEREF _Toc229568556 \h </w:instrText>
             </w:r>
             <w:r>
               <w:rPr>
@@ -3595,7 +3843,7 @@
                 <w:noProof/>
                 <w:webHidden/>
               </w:rPr>
-              <w:t>12</w:t>
+              <w:t>13</w:t>
             </w:r>
             <w:r>
               <w:rPr>
@@ -3618,12 +3866,14 @@
               <w:i w:val="0"/>
               <w:iCs w:val="0"/>
               <w:noProof/>
-              <w:sz w:val="22"/>
-              <w:szCs w:val="22"/>
-              <w:lang w:eastAsia="en-US"/>
+              <w:kern w:val="2"/>
+              <w:sz w:val="24"/>
+              <w:szCs w:val="24"/>
+              <w:lang w:val="en-LU" w:eastAsia="en-GB"/>
+              <w14:ligatures w14:val="standardContextual"/>
             </w:rPr>
           </w:pPr>
-          <w:hyperlink w:anchor="_Toc102393733" w:history="1">
+          <w:hyperlink w:anchor="_Toc229568557" w:history="1">
             <w:r>
               <w:rPr>
                 <w:rStyle w:val="Hyperlink"/>
@@ -3638,9 +3888,11 @@
                 <w:i w:val="0"/>
                 <w:iCs w:val="0"/>
                 <w:noProof/>
-                <w:sz w:val="22"/>
-                <w:szCs w:val="22"/>
-                <w:lang w:eastAsia="en-US"/>
+                <w:kern w:val="2"/>
+                <w:sz w:val="24"/>
+                <w:szCs w:val="24"/>
+                <w:lang w:val="en-LU" w:eastAsia="en-GB"/>
+                <w14:ligatures w14:val="standardContextual"/>
               </w:rPr>
               <w:tab/>
             </w:r>
@@ -3671,7 +3923,7 @@
                 <w:noProof/>
                 <w:webHidden/>
               </w:rPr>
-              <w:instrText xml:space="preserve"> PAGEREF _Toc102393733 \h </w:instrText>
+              <w:instrText xml:space="preserve"> PAGEREF _Toc229568557 \h </w:instrText>
             </w:r>
             <w:r>
               <w:rPr>
@@ -3691,7 +3943,7 @@
                 <w:noProof/>
                 <w:webHidden/>
               </w:rPr>
-              <w:t>12</w:t>
+              <w:t>13</w:t>
             </w:r>
             <w:r>
               <w:rPr>
@@ -3714,12 +3966,14 @@
               <w:bCs w:val="0"/>
               <w:caps w:val="0"/>
               <w:noProof/>
-              <w:sz w:val="22"/>
-              <w:szCs w:val="22"/>
-              <w:lang w:eastAsia="en-US"/>
+              <w:kern w:val="2"/>
+              <w:sz w:val="24"/>
+              <w:szCs w:val="24"/>
+              <w:lang w:val="en-LU" w:eastAsia="en-GB"/>
+              <w14:ligatures w14:val="standardContextual"/>
             </w:rPr>
           </w:pPr>
-          <w:hyperlink w:anchor="_Toc102393734" w:history="1">
+          <w:hyperlink w:anchor="_Toc229568558" w:history="1">
             <w:r>
               <w:rPr>
                 <w:rStyle w:val="Hyperlink"/>
@@ -3746,7 +4000,7 @@
                 <w:noProof/>
                 <w:webHidden/>
               </w:rPr>
-              <w:instrText xml:space="preserve"> PAGEREF _Toc102393734 \h </w:instrText>
+              <w:instrText xml:space="preserve"> PAGEREF _Toc229568558 \h </w:instrText>
             </w:r>
             <w:r>
               <w:rPr>
@@ -3766,7 +4020,7 @@
                 <w:noProof/>
                 <w:webHidden/>
               </w:rPr>
-              <w:t>13</w:t>
+              <w:t>14</w:t>
             </w:r>
             <w:r>
               <w:rPr>
@@ -3789,12 +4043,14 @@
               <w:bCs w:val="0"/>
               <w:caps w:val="0"/>
               <w:noProof/>
-              <w:sz w:val="22"/>
-              <w:szCs w:val="22"/>
-              <w:lang w:eastAsia="en-US"/>
+              <w:kern w:val="2"/>
+              <w:sz w:val="24"/>
+              <w:szCs w:val="24"/>
+              <w:lang w:val="en-LU" w:eastAsia="en-GB"/>
+              <w14:ligatures w14:val="standardContextual"/>
             </w:rPr>
           </w:pPr>
-          <w:hyperlink w:anchor="_Toc102393735" w:history="1">
+          <w:hyperlink w:anchor="_Toc229568559" w:history="1">
             <w:r>
               <w:rPr>
                 <w:rStyle w:val="Hyperlink"/>
@@ -3821,7 +4077,7 @@
                 <w:noProof/>
                 <w:webHidden/>
               </w:rPr>
-              <w:instrText xml:space="preserve"> PAGEREF _Toc102393735 \h </w:instrText>
+              <w:instrText xml:space="preserve"> PAGEREF _Toc229568559 \h </w:instrText>
             </w:r>
             <w:r>
               <w:rPr>
@@ -3841,7 +4097,7 @@
                 <w:noProof/>
                 <w:webHidden/>
               </w:rPr>
-              <w:t>14</w:t>
+              <w:t>15</w:t>
             </w:r>
             <w:r>
               <w:rPr>
@@ -3864,12 +4120,14 @@
               <w:bCs w:val="0"/>
               <w:caps w:val="0"/>
               <w:noProof/>
-              <w:sz w:val="22"/>
-              <w:szCs w:val="22"/>
-              <w:lang w:eastAsia="en-US"/>
+              <w:kern w:val="2"/>
+              <w:sz w:val="24"/>
+              <w:szCs w:val="24"/>
+              <w:lang w:val="en-LU" w:eastAsia="en-GB"/>
+              <w14:ligatures w14:val="standardContextual"/>
             </w:rPr>
           </w:pPr>
-          <w:hyperlink w:anchor="_Toc102393736" w:history="1">
+          <w:hyperlink w:anchor="_Toc229568560" w:history="1">
             <w:r>
               <w:rPr>
                 <w:rStyle w:val="Hyperlink"/>
@@ -3896,7 +4154,7 @@
                 <w:noProof/>
                 <w:webHidden/>
               </w:rPr>
-              <w:instrText xml:space="preserve"> PAGEREF _Toc102393736 \h </w:instrText>
+              <w:instrText xml:space="preserve"> PAGEREF _Toc229568560 \h </w:instrText>
             </w:r>
             <w:r>
               <w:rPr>
@@ -3916,7 +4174,7 @@
                 <w:noProof/>
                 <w:webHidden/>
               </w:rPr>
-              <w:t>15</w:t>
+              <w:t>16</w:t>
             </w:r>
             <w:r>
               <w:rPr>
@@ -3939,17 +4197,18 @@
               <w:bCs w:val="0"/>
               <w:caps w:val="0"/>
               <w:noProof/>
-              <w:sz w:val="22"/>
-              <w:szCs w:val="22"/>
-              <w:lang w:eastAsia="en-US"/>
+              <w:kern w:val="2"/>
+              <w:sz w:val="24"/>
+              <w:szCs w:val="24"/>
+              <w:lang w:val="en-LU" w:eastAsia="en-GB"/>
+              <w14:ligatures w14:val="standardContextual"/>
             </w:rPr>
           </w:pPr>
-          <w:hyperlink w:anchor="_Toc102393737" w:history="1">
+          <w:hyperlink w:anchor="_Toc229568561" w:history="1">
             <w:r>
               <w:rPr>
                 <w:rStyle w:val="Hyperlink"/>
                 <w:noProof/>
-                <w:lang w:val="fr-FR"/>
               </w:rPr>
               <w:t>Appendix D: Asset context</w:t>
             </w:r>
@@ -3972,7 +4231,7 @@
                 <w:noProof/>
                 <w:webHidden/>
               </w:rPr>
-              <w:instrText xml:space="preserve"> PAGEREF _Toc102393737 \h </w:instrText>
+              <w:instrText xml:space="preserve"> PAGEREF _Toc229568561 \h </w:instrText>
             </w:r>
             <w:r>
               <w:rPr>
@@ -3992,7 +4251,7 @@
                 <w:noProof/>
                 <w:webHidden/>
               </w:rPr>
-              <w:t>16</w:t>
+              <w:t>17</w:t>
             </w:r>
             <w:r>
               <w:rPr>
@@ -4015,12 +4274,14 @@
               <w:bCs w:val="0"/>
               <w:caps w:val="0"/>
               <w:noProof/>
-              <w:sz w:val="22"/>
-              <w:szCs w:val="22"/>
-              <w:lang w:eastAsia="en-US"/>
+              <w:kern w:val="2"/>
+              <w:sz w:val="24"/>
+              <w:szCs w:val="24"/>
+              <w:lang w:val="en-LU" w:eastAsia="en-GB"/>
+              <w14:ligatures w14:val="standardContextual"/>
             </w:rPr>
           </w:pPr>
-          <w:hyperlink w:anchor="_Toc102393738" w:history="1">
+          <w:hyperlink w:anchor="_Toc229568562" w:history="1">
             <w:r>
               <w:rPr>
                 <w:rStyle w:val="Hyperlink"/>
@@ -4047,7 +4308,7 @@
                 <w:noProof/>
                 <w:webHidden/>
               </w:rPr>
-              <w:instrText xml:space="preserve"> PAGEREF _Toc102393738 \h </w:instrText>
+              <w:instrText xml:space="preserve"> PAGEREF _Toc229568562 \h </w:instrText>
             </w:r>
             <w:r>
               <w:rPr>
@@ -4067,7 +4328,7 @@
                 <w:noProof/>
                 <w:webHidden/>
               </w:rPr>
-              <w:t>17</w:t>
+              <w:t>18</w:t>
             </w:r>
             <w:r>
               <w:rPr>
@@ -4090,12 +4351,14 @@
               <w:bCs w:val="0"/>
               <w:caps w:val="0"/>
               <w:noProof/>
-              <w:sz w:val="22"/>
-              <w:szCs w:val="22"/>
-              <w:lang w:eastAsia="en-US"/>
+              <w:kern w:val="2"/>
+              <w:sz w:val="24"/>
+              <w:szCs w:val="24"/>
+              <w:lang w:val="en-LU" w:eastAsia="en-GB"/>
+              <w14:ligatures w14:val="standardContextual"/>
             </w:rPr>
           </w:pPr>
-          <w:hyperlink w:anchor="_Toc102393739" w:history="1">
+          <w:hyperlink w:anchor="_Toc229568563" w:history="1">
             <w:r>
               <w:rPr>
                 <w:rStyle w:val="Hyperlink"/>
@@ -4122,7 +4385,7 @@
                 <w:noProof/>
                 <w:webHidden/>
               </w:rPr>
-              <w:instrText xml:space="preserve"> PAGEREF _Toc102393739 \h </w:instrText>
+              <w:instrText xml:space="preserve"> PAGEREF _Toc229568563 \h </w:instrText>
             </w:r>
             <w:r>
               <w:rPr>
@@ -4142,7 +4405,7 @@
                 <w:noProof/>
                 <w:webHidden/>
               </w:rPr>
-              <w:t>18</w:t>
+              <w:t>19</w:t>
             </w:r>
             <w:r>
               <w:rPr>
@@ -4163,12 +4426,14 @@
               <w:rFonts w:asciiTheme="minorHAnsi" w:eastAsiaTheme="minorEastAsia" w:hAnsiTheme="minorHAnsi" w:cstheme="minorBidi"/>
               <w:smallCaps w:val="0"/>
               <w:noProof/>
-              <w:sz w:val="22"/>
-              <w:szCs w:val="22"/>
-              <w:lang w:eastAsia="en-US"/>
+              <w:kern w:val="2"/>
+              <w:sz w:val="24"/>
+              <w:szCs w:val="24"/>
+              <w:lang w:val="en-LU" w:eastAsia="en-GB"/>
+              <w14:ligatures w14:val="standardContextual"/>
             </w:rPr>
           </w:pPr>
-          <w:hyperlink w:anchor="_Toc102393740" w:history="1">
+          <w:hyperlink w:anchor="_Toc229568564" w:history="1">
             <w:r>
               <w:rPr>
                 <w:rStyle w:val="Hyperlink"/>
@@ -4196,7 +4461,7 @@
                 <w:noProof/>
                 <w:webHidden/>
               </w:rPr>
-              <w:instrText xml:space="preserve"> PAGEREF _Toc102393740 \h </w:instrText>
+              <w:instrText xml:space="preserve"> PAGEREF _Toc229568564 \h </w:instrText>
             </w:r>
             <w:r>
               <w:rPr>
@@ -4216,7 +4481,7 @@
                 <w:noProof/>
                 <w:webHidden/>
               </w:rPr>
-              <w:t>18</w:t>
+              <w:t>19</w:t>
             </w:r>
             <w:r>
               <w:rPr>
@@ -4237,12 +4502,14 @@
               <w:rFonts w:asciiTheme="minorHAnsi" w:eastAsiaTheme="minorEastAsia" w:hAnsiTheme="minorHAnsi" w:cstheme="minorBidi"/>
               <w:smallCaps w:val="0"/>
               <w:noProof/>
-              <w:sz w:val="22"/>
-              <w:szCs w:val="22"/>
-              <w:lang w:eastAsia="en-US"/>
+              <w:kern w:val="2"/>
+              <w:sz w:val="24"/>
+              <w:szCs w:val="24"/>
+              <w:lang w:val="en-LU" w:eastAsia="en-GB"/>
+              <w14:ligatures w14:val="standardContextual"/>
             </w:rPr>
           </w:pPr>
-          <w:hyperlink w:anchor="_Toc102393741" w:history="1">
+          <w:hyperlink w:anchor="_Toc229568565" w:history="1">
             <w:r>
               <w:rPr>
                 <w:rStyle w:val="Hyperlink"/>
@@ -4269,7 +4536,7 @@
                 <w:noProof/>
                 <w:webHidden/>
               </w:rPr>
-              <w:instrText xml:space="preserve"> PAGEREF _Toc102393741 \h </w:instrText>
+              <w:instrText xml:space="preserve"> PAGEREF _Toc229568565 \h </w:instrText>
             </w:r>
             <w:r>
               <w:rPr>
@@ -4289,7 +4556,7 @@
                 <w:noProof/>
                 <w:webHidden/>
               </w:rPr>
-              <w:t>19</w:t>
+              <w:t>20</w:t>
             </w:r>
             <w:r>
               <w:rPr>
@@ -4341,7 +4608,7 @@
         </w:rPr>
       </w:pPr>
       <w:bookmarkStart w:id="8" w:name="_Toc511719493"/>
-      <w:bookmarkStart w:id="9" w:name="_Toc102393704"/>
+      <w:bookmarkStart w:id="9" w:name="_Toc229568527"/>
       <w:r>
         <w:rPr>
           <w:lang w:val="fr-LU"/>
@@ -4361,7 +4628,7 @@
         </w:numPr>
       </w:pPr>
       <w:bookmarkStart w:id="10" w:name="_Toc511719494"/>
-      <w:bookmarkStart w:id="11" w:name="_Toc102393705"/>
+      <w:bookmarkStart w:id="11" w:name="_Toc229568528"/>
       <w:r>
         <w:t>Placing the risk analysis in context</w:t>
       </w:r>
@@ -4389,7 +4656,7 @@
         <w:spacing w:before="0"/>
       </w:pPr>
       <w:bookmarkStart w:id="12" w:name="_Toc511719495"/>
-      <w:bookmarkStart w:id="13" w:name="_Toc102393706"/>
+      <w:bookmarkStart w:id="13" w:name="_Toc229568529"/>
       <w:r>
         <w:t>Aims of the document</w:t>
       </w:r>
@@ -4449,14 +4716,12 @@
         </w:numPr>
       </w:pPr>
       <w:bookmarkStart w:id="14" w:name="_Toc511719496"/>
-      <w:bookmarkStart w:id="15" w:name="_Toc102393707"/>
+      <w:bookmarkStart w:id="15" w:name="_Toc229568530"/>
       <w:r>
         <w:t>References</w:t>
       </w:r>
-      <w:bookmarkStart w:id="16" w:name="_GoBack"/>
       <w:bookmarkEnd w:id="14"/>
       <w:bookmarkEnd w:id="15"/>
-      <w:bookmarkEnd w:id="16"/>
     </w:p>
     <w:p>
       <w:pPr>
@@ -4505,13 +4770,13 @@
           <w:numId w:val="1"/>
         </w:numPr>
       </w:pPr>
-      <w:bookmarkStart w:id="17" w:name="_Toc511719497"/>
-      <w:bookmarkStart w:id="18" w:name="_Toc102393708"/>
+      <w:bookmarkStart w:id="16" w:name="_Toc511719497"/>
+      <w:bookmarkStart w:id="17" w:name="_Toc229568531"/>
       <w:r>
         <w:t>Acronyms/Glossary</w:t>
       </w:r>
+      <w:bookmarkEnd w:id="16"/>
       <w:bookmarkEnd w:id="17"/>
-      <w:bookmarkEnd w:id="18"/>
     </w:p>
     <w:p>
       <w:r>
@@ -4620,8 +4885,8 @@
           <w:numId w:val="1"/>
         </w:numPr>
       </w:pPr>
-      <w:bookmarkStart w:id="19" w:name="_Toc511719498"/>
-      <w:bookmarkStart w:id="20" w:name="_Toc102393709"/>
+      <w:bookmarkStart w:id="18" w:name="_Toc511719498"/>
+      <w:bookmarkStart w:id="19" w:name="_Toc229568532"/>
       <w:r>
         <w:lastRenderedPageBreak/>
         <w:t xml:space="preserve">Description of the </w:t>
@@ -4646,8 +4911,8 @@
       <w:r>
         <w:t xml:space="preserve"> (MONARC)</w:t>
       </w:r>
+      <w:bookmarkEnd w:id="18"/>
       <w:bookmarkEnd w:id="19"/>
-      <w:bookmarkEnd w:id="20"/>
     </w:p>
     <w:p>
       <w:r>
@@ -4982,8 +5247,8 @@
           <w:lang w:val="fr-LU"/>
         </w:rPr>
       </w:pPr>
-      <w:bookmarkStart w:id="21" w:name="_Toc511719499"/>
-      <w:bookmarkStart w:id="22" w:name="_Toc102393710"/>
+      <w:bookmarkStart w:id="20" w:name="_Toc511719499"/>
+      <w:bookmarkStart w:id="21" w:name="_Toc229568533"/>
       <w:proofErr w:type="spellStart"/>
       <w:r>
         <w:rPr>
@@ -4999,8 +5264,8 @@
         </w:rPr>
         <w:t xml:space="preserve"> Establishment</w:t>
       </w:r>
+      <w:bookmarkEnd w:id="20"/>
       <w:bookmarkEnd w:id="21"/>
-      <w:bookmarkEnd w:id="22"/>
     </w:p>
     <w:p>
       <w:pPr>
@@ -5014,8 +5279,8 @@
           <w:lang w:val="fr-LU"/>
         </w:rPr>
       </w:pPr>
-      <w:bookmarkStart w:id="23" w:name="_Toc511719500"/>
-      <w:bookmarkStart w:id="24" w:name="_Toc102393711"/>
+      <w:bookmarkStart w:id="22" w:name="_Toc511719500"/>
+      <w:bookmarkStart w:id="23" w:name="_Toc229568534"/>
       <w:r>
         <w:rPr>
           <w:lang w:val="fr-LU"/>
@@ -5029,8 +5294,8 @@
         </w:rPr>
         <w:t>context</w:t>
       </w:r>
+      <w:bookmarkEnd w:id="22"/>
       <w:bookmarkEnd w:id="23"/>
-      <w:bookmarkEnd w:id="24"/>
       <w:proofErr w:type="spellEnd"/>
     </w:p>
     <w:p>
@@ -5055,15 +5320,15 @@
         </w:numPr>
         <w:spacing w:before="0"/>
       </w:pPr>
-      <w:bookmarkStart w:id="25" w:name="_Toc354489474"/>
-      <w:bookmarkStart w:id="26" w:name="_Toc511719501"/>
-      <w:bookmarkStart w:id="27" w:name="_Toc102393712"/>
-      <w:bookmarkStart w:id="28" w:name="_Toc354489475"/>
+      <w:bookmarkStart w:id="24" w:name="_Toc354489474"/>
+      <w:bookmarkStart w:id="25" w:name="_Toc511719501"/>
+      <w:bookmarkStart w:id="26" w:name="_Toc354489475"/>
+      <w:bookmarkStart w:id="27" w:name="_Toc229568535"/>
       <w:r>
         <w:t>Definition of the risk evaluation criteria</w:t>
       </w:r>
+      <w:bookmarkEnd w:id="24"/>
       <w:bookmarkEnd w:id="25"/>
-      <w:bookmarkEnd w:id="26"/>
       <w:bookmarkEnd w:id="27"/>
     </w:p>
     <w:p>
@@ -5075,13 +5340,13 @@
         </w:numPr>
         <w:ind w:left="709"/>
       </w:pPr>
-      <w:bookmarkStart w:id="29" w:name="_Toc75271279"/>
-      <w:bookmarkStart w:id="30" w:name="_Toc102393713"/>
+      <w:bookmarkStart w:id="28" w:name="_Toc75271279"/>
+      <w:bookmarkStart w:id="29" w:name="_Toc229568536"/>
       <w:r>
         <w:t>Information risks</w:t>
       </w:r>
+      <w:bookmarkEnd w:id="28"/>
       <w:bookmarkEnd w:id="29"/>
-      <w:bookmarkEnd w:id="30"/>
     </w:p>
     <w:p>
       <w:pPr>
@@ -5091,14 +5356,14 @@
           <w:numId w:val="1"/>
         </w:numPr>
       </w:pPr>
-      <w:bookmarkStart w:id="31" w:name="_Toc511719502"/>
-      <w:bookmarkStart w:id="32" w:name="_Toc102393714"/>
-      <w:bookmarkEnd w:id="28"/>
+      <w:bookmarkStart w:id="30" w:name="_Toc511719502"/>
+      <w:bookmarkStart w:id="31" w:name="_Toc229568537"/>
+      <w:bookmarkEnd w:id="26"/>
       <w:r>
         <w:t>Impact scale</w:t>
       </w:r>
+      <w:bookmarkEnd w:id="30"/>
       <w:bookmarkEnd w:id="31"/>
-      <w:bookmarkEnd w:id="32"/>
     </w:p>
     <w:p>
       <w:pPr>
@@ -5126,13 +5391,13 @@
           <w:numId w:val="1"/>
         </w:numPr>
       </w:pPr>
-      <w:bookmarkStart w:id="33" w:name="_Toc511719503"/>
-      <w:bookmarkStart w:id="34" w:name="_Toc102393715"/>
+      <w:bookmarkStart w:id="32" w:name="_Toc511719503"/>
+      <w:bookmarkStart w:id="33" w:name="_Toc229568538"/>
       <w:r>
         <w:t>Threat scale</w:t>
       </w:r>
+      <w:bookmarkEnd w:id="32"/>
       <w:bookmarkEnd w:id="33"/>
-      <w:bookmarkEnd w:id="34"/>
     </w:p>
     <w:p>
       <w:pPr>
@@ -5169,13 +5434,13 @@
           <w:numId w:val="1"/>
         </w:numPr>
       </w:pPr>
-      <w:bookmarkStart w:id="35" w:name="_Toc511719504"/>
-      <w:bookmarkStart w:id="36" w:name="_Toc102393716"/>
+      <w:bookmarkStart w:id="34" w:name="_Toc511719504"/>
+      <w:bookmarkStart w:id="35" w:name="_Toc229568539"/>
       <w:r>
         <w:t>Vulnerability scale</w:t>
       </w:r>
+      <w:bookmarkEnd w:id="34"/>
       <w:bookmarkEnd w:id="35"/>
-      <w:bookmarkEnd w:id="36"/>
     </w:p>
     <w:p>
       <w:pPr>
@@ -5233,8 +5498,8 @@
           <w:numId w:val="1"/>
         </w:numPr>
       </w:pPr>
-      <w:bookmarkStart w:id="37" w:name="_Toc511719505"/>
-      <w:bookmarkStart w:id="38" w:name="_Toc102393717"/>
+      <w:bookmarkStart w:id="36" w:name="_Toc511719505"/>
+      <w:bookmarkStart w:id="37" w:name="_Toc229568540"/>
       <w:r>
         <w:lastRenderedPageBreak/>
         <w:t>R</w:t>
@@ -5242,8 +5507,8 @@
       <w:r>
         <w:t>isk acceptance thresholds</w:t>
       </w:r>
+      <w:bookmarkEnd w:id="36"/>
       <w:bookmarkEnd w:id="37"/>
-      <w:bookmarkEnd w:id="38"/>
     </w:p>
     <w:p>
       <w:pPr>
@@ -5348,13 +5613,13 @@
         </w:numPr>
         <w:ind w:left="709"/>
       </w:pPr>
-      <w:bookmarkStart w:id="39" w:name="_Toc75271284"/>
-      <w:bookmarkStart w:id="40" w:name="_Toc102393718"/>
+      <w:bookmarkStart w:id="38" w:name="_Toc75271284"/>
+      <w:bookmarkStart w:id="39" w:name="_Toc229568541"/>
       <w:r>
         <w:t>Operational risks</w:t>
       </w:r>
+      <w:bookmarkEnd w:id="38"/>
       <w:bookmarkEnd w:id="39"/>
-      <w:bookmarkEnd w:id="40"/>
     </w:p>
     <w:p>
       <w:pPr>
@@ -5364,13 +5629,13 @@
           <w:numId w:val="1"/>
         </w:numPr>
       </w:pPr>
-      <w:bookmarkStart w:id="41" w:name="_Toc75271285"/>
-      <w:bookmarkStart w:id="42" w:name="_Toc102393719"/>
+      <w:bookmarkStart w:id="40" w:name="_Toc75271285"/>
+      <w:bookmarkStart w:id="41" w:name="_Toc229568542"/>
       <w:r>
         <w:t>Impact scale</w:t>
       </w:r>
+      <w:bookmarkEnd w:id="40"/>
       <w:bookmarkEnd w:id="41"/>
-      <w:bookmarkEnd w:id="42"/>
     </w:p>
     <w:p>
       <w:r>
@@ -5385,16 +5650,16 @@
           <w:numId w:val="1"/>
         </w:numPr>
       </w:pPr>
-      <w:bookmarkStart w:id="43" w:name="_Toc75271286"/>
-      <w:bookmarkStart w:id="44" w:name="_Toc102393720"/>
+      <w:bookmarkStart w:id="42" w:name="_Toc75271286"/>
+      <w:bookmarkStart w:id="43" w:name="_Toc229568543"/>
       <w:r>
         <w:t>Likelihood</w:t>
       </w:r>
       <w:r>
         <w:t xml:space="preserve"> scale</w:t>
       </w:r>
+      <w:bookmarkEnd w:id="42"/>
       <w:bookmarkEnd w:id="43"/>
-      <w:bookmarkEnd w:id="44"/>
     </w:p>
     <w:p>
       <w:r>
@@ -5409,16 +5674,16 @@
           <w:numId w:val="1"/>
         </w:numPr>
       </w:pPr>
-      <w:bookmarkStart w:id="45" w:name="_Toc75271287"/>
-      <w:bookmarkStart w:id="46" w:name="_Toc102393721"/>
+      <w:bookmarkStart w:id="44" w:name="_Toc75271287"/>
+      <w:bookmarkStart w:id="45" w:name="_Toc229568544"/>
       <w:r>
         <w:t>R</w:t>
       </w:r>
       <w:r>
         <w:t>isk acceptance thresholds</w:t>
       </w:r>
+      <w:bookmarkEnd w:id="44"/>
       <w:bookmarkEnd w:id="45"/>
-      <w:bookmarkEnd w:id="46"/>
     </w:p>
     <w:p>
       <w:pPr>
@@ -5449,8 +5714,8 @@
           <w:lang w:val="fr-LU"/>
         </w:rPr>
       </w:pPr>
-      <w:bookmarkStart w:id="47" w:name="_Toc511719506"/>
-      <w:bookmarkStart w:id="48" w:name="_Toc102393722"/>
+      <w:bookmarkStart w:id="46" w:name="_Toc511719506"/>
+      <w:bookmarkStart w:id="47" w:name="_Toc229568545"/>
       <w:r>
         <w:rPr>
           <w:lang w:val="fr-LU"/>
@@ -5465,8 +5730,8 @@
         </w:rPr>
         <w:t>threats</w:t>
       </w:r>
+      <w:bookmarkEnd w:id="46"/>
       <w:bookmarkEnd w:id="47"/>
-      <w:bookmarkEnd w:id="48"/>
       <w:proofErr w:type="spellEnd"/>
     </w:p>
     <w:p>
@@ -5501,6 +5766,81 @@
     <w:p>
       <w:r>
         <w:t>${TABLE_THREATS}</w:t>
+      </w:r>
+    </w:p>
+    <w:p>
+      <w:pPr>
+        <w:rPr>
+          <w:lang w:val="fr-LU"/>
+        </w:rPr>
+      </w:pPr>
+      <w:r>
+        <w:rPr>
+          <w:lang w:val="fr-LU"/>
+        </w:rPr>
+        <w:br w:type="page"/>
+      </w:r>
+    </w:p>
+    <w:p>
+      <w:pPr>
+        <w:pStyle w:val="Heading2"/>
+        <w:numPr>
+          <w:ilvl w:val="1"/>
+          <w:numId w:val="1"/>
+        </w:numPr>
+        <w:spacing w:before="0"/>
+        <w:rPr>
+          <w:lang w:val="fr-LU"/>
+        </w:rPr>
+      </w:pPr>
+      <w:bookmarkStart w:id="48" w:name="_Toc229568546"/>
+      <w:proofErr w:type="spellStart"/>
+      <w:r>
+        <w:rPr>
+          <w:lang w:val="fr-LU"/>
+        </w:rPr>
+        <w:lastRenderedPageBreak/>
+        <w:t>Reassessment</w:t>
+      </w:r>
+      <w:proofErr w:type="spellEnd"/>
+      <w:r>
+        <w:rPr>
+          <w:lang w:val="fr-LU"/>
+        </w:rPr>
+        <w:t xml:space="preserve"> triggers</w:t>
+      </w:r>
+      <w:bookmarkEnd w:id="48"/>
+    </w:p>
+    <w:p>
+      <w:pPr>
+        <w:rPr>
+          <w:lang w:val="en-LU"/>
+        </w:rPr>
+      </w:pPr>
+      <w:r>
+        <w:rPr>
+          <w:lang w:val="en-LU"/>
+        </w:rPr>
+        <w:t>The following events or conditions require a reassessment of the risk analysis in order to ensure that it remains relevant and up to date.</w:t>
+      </w:r>
+    </w:p>
+    <w:p>
+      <w:pPr>
+        <w:rPr>
+          <w:lang w:val="en-LU"/>
+        </w:rPr>
+      </w:pPr>
+      <w:r>
+        <w:t>${</w:t>
+      </w:r>
+      <w:r>
+        <w:rPr>
+          <w:lang w:val="en-LU"/>
+        </w:rPr>
+        <w:t>TABLE_REASSESSMENT_TRIGGERS</w:t>
+      </w:r>
+      <w:r>
+        <w:t>}</w:t>
       </w:r>
     </w:p>
     <w:p>
@@ -5523,7 +5863,7 @@
         </w:rPr>
       </w:pPr>
       <w:bookmarkStart w:id="49" w:name="_Toc511719507"/>
-      <w:bookmarkStart w:id="50" w:name="_Toc102393723"/>
+      <w:bookmarkStart w:id="50" w:name="_Toc229568547"/>
       <w:proofErr w:type="spellStart"/>
       <w:r>
         <w:rPr>
@@ -5562,7 +5902,7 @@
         </w:rPr>
       </w:pPr>
       <w:bookmarkStart w:id="51" w:name="_Toc511719508"/>
-      <w:bookmarkStart w:id="52" w:name="_Toc102393724"/>
+      <w:bookmarkStart w:id="52" w:name="_Toc229568548"/>
       <w:proofErr w:type="spellStart"/>
       <w:r>
         <w:rPr>
@@ -5575,18 +5915,10 @@
         <w:rPr>
           <w:lang w:val="fr-LU"/>
         </w:rPr>
-        <w:t xml:space="preserve"> the </w:t>
-      </w:r>
-      <w:proofErr w:type="spellStart"/>
-      <w:r>
-        <w:rPr>
-          <w:lang w:val="fr-LU"/>
-        </w:rPr>
-        <w:t>assets</w:t>
+        <w:t xml:space="preserve"> the assets</w:t>
       </w:r>
       <w:bookmarkEnd w:id="51"/>
       <w:bookmarkEnd w:id="52"/>
-      <w:proofErr w:type="spellEnd"/>
       <w:r>
         <w:rPr>
           <w:lang w:val="fr-LU"/>
@@ -5621,7 +5953,7 @@
         </w:rPr>
       </w:pPr>
       <w:bookmarkStart w:id="53" w:name="_Toc511719509"/>
-      <w:bookmarkStart w:id="54" w:name="_Toc102393725"/>
+      <w:bookmarkStart w:id="54" w:name="_Toc229568549"/>
       <w:proofErr w:type="spellStart"/>
       <w:r>
         <w:rPr>
@@ -5695,7 +6027,7 @@
         </w:rPr>
       </w:pPr>
       <w:bookmarkStart w:id="55" w:name="_Toc511719510"/>
-      <w:bookmarkStart w:id="56" w:name="_Toc102393726"/>
+      <w:bookmarkStart w:id="56" w:name="_Toc229568550"/>
       <w:proofErr w:type="spellStart"/>
       <w:r>
         <w:rPr>
@@ -5797,13 +6129,21 @@
         </w:rPr>
       </w:pPr>
       <w:bookmarkStart w:id="57" w:name="_Toc511719511"/>
-      <w:bookmarkStart w:id="58" w:name="_Toc102393727"/>
+      <w:bookmarkStart w:id="58" w:name="_Toc229568551"/>
+      <w:proofErr w:type="spellStart"/>
       <w:r>
         <w:rPr>
           <w:lang w:val="fr-LU"/>
         </w:rPr>
         <w:lastRenderedPageBreak/>
-        <w:t xml:space="preserve">Evaluation and </w:t>
+        <w:t>Evaluation</w:t>
+      </w:r>
+      <w:proofErr w:type="spellEnd"/>
+      <w:r>
+        <w:rPr>
+          <w:lang w:val="fr-LU"/>
+        </w:rPr>
+        <w:t xml:space="preserve"> and </w:t>
       </w:r>
       <w:proofErr w:type="spellStart"/>
       <w:r>
@@ -5872,7 +6212,7 @@
         <w:ind w:left="567"/>
       </w:pPr>
       <w:bookmarkStart w:id="62" w:name="_Toc511719512"/>
-      <w:bookmarkStart w:id="63" w:name="_Toc102393728"/>
+      <w:bookmarkStart w:id="63" w:name="_Toc229568552"/>
       <w:bookmarkEnd w:id="59"/>
       <w:bookmarkEnd w:id="60"/>
       <w:bookmarkEnd w:id="61"/>
@@ -5908,7 +6248,7 @@
           <w:lang w:val="fr-LU"/>
         </w:rPr>
       </w:pPr>
-      <w:bookmarkStart w:id="64" w:name="_Toc102393729"/>
+      <w:bookmarkStart w:id="64" w:name="_Toc229568553"/>
       <w:r>
         <w:rPr>
           <w:lang w:val="fr-LU"/>
@@ -5971,7 +6311,7 @@
           <w:lang w:val="fr-LU"/>
         </w:rPr>
       </w:pPr>
-      <w:bookmarkStart w:id="65" w:name="_Toc102393730"/>
+      <w:bookmarkStart w:id="65" w:name="_Toc229568554"/>
       <w:proofErr w:type="spellStart"/>
       <w:r>
         <w:rPr>
@@ -6111,7 +6451,7 @@
         <w:ind w:left="567"/>
       </w:pPr>
       <w:bookmarkStart w:id="67" w:name="_Toc511719513"/>
-      <w:bookmarkStart w:id="68" w:name="_Toc102393731"/>
+      <w:bookmarkStart w:id="68" w:name="_Toc229568555"/>
       <w:bookmarkEnd w:id="66"/>
       <w:r>
         <w:lastRenderedPageBreak/>
@@ -6132,20 +6472,12 @@
           <w:lang w:val="fr-LU"/>
         </w:rPr>
       </w:pPr>
-      <w:bookmarkStart w:id="69" w:name="_Toc102393732"/>
-      <w:proofErr w:type="spellStart"/>
+      <w:bookmarkStart w:id="69" w:name="_Toc229568556"/>
       <w:r>
         <w:rPr>
           <w:lang w:val="fr-LU"/>
         </w:rPr>
-        <w:t>Kind</w:t>
-      </w:r>
-      <w:proofErr w:type="spellEnd"/>
-      <w:r>
-        <w:rPr>
-          <w:lang w:val="fr-LU"/>
-        </w:rPr>
-        <w:t xml:space="preserve"> of </w:t>
+        <w:t xml:space="preserve">Kind of </w:t>
       </w:r>
       <w:proofErr w:type="spellStart"/>
       <w:r>
@@ -6174,7 +6506,7 @@
           <w:lang w:val="fr-LU"/>
         </w:rPr>
       </w:pPr>
-      <w:bookmarkStart w:id="70" w:name="_Toc102393733"/>
+      <w:bookmarkStart w:id="70" w:name="_Toc229568557"/>
       <w:proofErr w:type="spellStart"/>
       <w:r>
         <w:rPr>
@@ -6336,7 +6668,7 @@
         <w:pStyle w:val="Heading1"/>
       </w:pPr>
       <w:bookmarkStart w:id="75" w:name="_Toc511719516"/>
-      <w:bookmarkStart w:id="76" w:name="_Toc102393734"/>
+      <w:bookmarkStart w:id="76" w:name="_Toc229568558"/>
       <w:r>
         <w:lastRenderedPageBreak/>
         <w:t>Appendix A: Interview and information collection</w:t>
@@ -6376,7 +6708,7 @@
         <w:pStyle w:val="Heading1"/>
       </w:pPr>
       <w:bookmarkStart w:id="77" w:name="_Toc511719517"/>
-      <w:bookmarkStart w:id="78" w:name="_Toc102393735"/>
+      <w:bookmarkStart w:id="78" w:name="_Toc229568559"/>
       <w:r>
         <w:lastRenderedPageBreak/>
         <w:t>Appendix B: Evaluation of trends</w:t>
@@ -6399,7 +6731,7 @@
         <w:pStyle w:val="Heading1"/>
       </w:pPr>
       <w:bookmarkStart w:id="79" w:name="_Toc511719518"/>
-      <w:bookmarkStart w:id="80" w:name="_Toc102393736"/>
+      <w:bookmarkStart w:id="80" w:name="_Toc229568560"/>
       <w:r>
         <w:lastRenderedPageBreak/>
         <w:t>Appendix C: Evaluation of threats</w:t>
@@ -6419,7 +6751,7 @@
       <w:pPr>
         <w:pStyle w:val="Heading1"/>
       </w:pPr>
-      <w:bookmarkStart w:id="81" w:name="_Toc102393737"/>
+      <w:bookmarkStart w:id="81" w:name="_Toc229568561"/>
       <w:r>
         <w:lastRenderedPageBreak/>
         <w:t>Appendix D: Asset context</w:t>
@@ -6438,7 +6770,7 @@
       <w:pPr>
         <w:pStyle w:val="Heading1"/>
       </w:pPr>
-      <w:bookmarkStart w:id="82" w:name="_Toc102393738"/>
+      <w:bookmarkStart w:id="82" w:name="_Toc229568562"/>
       <w:r>
         <w:lastRenderedPageBreak/>
         <w:t>Appendix E</w:t>
@@ -6484,7 +6816,7 @@
         <w:jc w:val="left"/>
       </w:pPr>
       <w:bookmarkStart w:id="83" w:name="_Toc511719519"/>
-      <w:bookmarkStart w:id="84" w:name="_Toc102393739"/>
+      <w:bookmarkStart w:id="84" w:name="_Toc229568563"/>
       <w:r>
         <w:lastRenderedPageBreak/>
         <w:t>Appendix F</w:t>
@@ -6504,7 +6836,7 @@
         </w:rPr>
       </w:pPr>
       <w:bookmarkStart w:id="85" w:name="_Toc511719520"/>
-      <w:bookmarkStart w:id="86" w:name="_Toc102393740"/>
+      <w:bookmarkStart w:id="86" w:name="_Toc229568564"/>
       <w:r>
         <w:rPr>
           <w:lang w:val="fr-LU"/>
@@ -6562,7 +6894,7 @@
         <w:snapToGrid w:val="0"/>
       </w:pPr>
       <w:bookmarkStart w:id="87" w:name="_Toc511719521"/>
-      <w:bookmarkStart w:id="88" w:name="_Toc102393741"/>
+      <w:bookmarkStart w:id="88" w:name="_Toc229568565"/>
       <w:r>
         <w:lastRenderedPageBreak/>
         <w:t>Operational risks</w:t>
@@ -6594,7 +6926,7 @@
 </file>
 
 <file path=word/endnotes.xml><?xml version="1.0" encoding="utf-8"?>
-<w:endnotes xmlns:wpc="http://schemas.microsoft.com/office/word/2010/wordprocessingCanvas" xmlns:cx="http://schemas.microsoft.com/office/drawing/2014/chartex" xmlns:mc="http://schemas.openxmlformats.org/markup-compatibility/2006" xmlns:o="urn:schemas-microsoft-com:office:office" xmlns:r="http://schemas.openxmlformats.org/officeDocument/2006/relationships" xmlns:m="http://schemas.openxmlformats.org/officeDocument/2006/math" xmlns:v="urn:schemas-microsoft-com:vml" xmlns:wp14="http://schemas.microsoft.com/office/word/2010/wordprocessingDrawing" xmlns:wp="http://schemas.openxmlformats.org/drawingml/2006/wordprocessingDrawing" xmlns:w10="urn:schemas-microsoft-com:office:word" xmlns:w="http://schemas.openxmlformats.org/wordprocessingml/2006/main" xmlns:w14="http://schemas.microsoft.com/office/word/2010/wordml" xmlns:w15="http://schemas.microsoft.com/office/word/2012/wordml" xmlns:w16se="http://schemas.microsoft.com/office/word/2015/wordml/symex" xmlns:wpg="http://schemas.microsoft.com/office/word/2010/wordprocessingGroup" xmlns:wpi="http://schemas.microsoft.com/office/word/2010/wordprocessingInk" xmlns:wne="http://schemas.microsoft.com/office/word/2006/wordml" xmlns:wps="http://schemas.microsoft.com/office/word/2010/wordprocessingShape" mc:Ignorable="w14 w15 w16se wp14">
+<w:endnotes xmlns:wpc="http://schemas.microsoft.com/office/word/2010/wordprocessingCanvas" xmlns:cx="http://schemas.microsoft.com/office/drawing/2014/chartex" xmlns:cx1="http://schemas.microsoft.com/office/drawing/2015/9/8/chartex" xmlns:cx2="http://schemas.microsoft.com/office/drawing/2015/10/21/chartex" xmlns:cx3="http://schemas.microsoft.com/office/drawing/2016/5/9/chartex" xmlns:cx4="http://schemas.microsoft.com/office/drawing/2016/5/10/chartex" xmlns:cx5="http://schemas.microsoft.com/office/drawing/2016/5/11/chartex" xmlns:cx6="http://schemas.microsoft.com/office/drawing/2016/5/12/chartex" xmlns:cx7="http://schemas.microsoft.com/office/drawing/2016/5/13/chartex" xmlns:cx8="http://schemas.microsoft.com/office/drawing/2016/5/14/chartex" xmlns:mc="http://schemas.openxmlformats.org/markup-compatibility/2006" xmlns:aink="http://schemas.microsoft.com/office/drawing/2016/ink" xmlns:am3d="http://schemas.microsoft.com/office/drawing/2017/model3d" xmlns:o="urn:schemas-microsoft-com:office:office" xmlns:oel="http://schemas.microsoft.com/office/2019/extlst" xmlns:r="http://schemas.openxmlformats.org/officeDocument/2006/relationships" xmlns:m="http://schemas.openxmlformats.org/officeDocument/2006/math" xmlns:v="urn:schemas-microsoft-com:vml" xmlns:wp14="http://schemas.microsoft.com/office/word/2010/wordprocessingDrawing" xmlns:wp="http://schemas.openxmlformats.org/drawingml/2006/wordprocessingDrawing" xmlns:w10="urn:schemas-microsoft-com:office:word" xmlns:w="http://schemas.openxmlformats.org/wordprocessingml/2006/main" xmlns:w14="http://schemas.microsoft.com/office/word/2010/wordml" xmlns:w15="http://schemas.microsoft.com/office/word/2012/wordml" xmlns:w16cex="http://schemas.microsoft.com/office/word/2018/wordml/cex" xmlns:w16cid="http://schemas.microsoft.com/office/word/2016/wordml/cid" xmlns:w16="http://schemas.microsoft.com/office/word/2018/wordml" xmlns:w16du="http://schemas.microsoft.com/office/word/2023/wordml/word16du" xmlns:w16sdtdh="http://schemas.microsoft.com/office/word/2020/wordml/sdtdatahash" xmlns:w16se="http://schemas.microsoft.com/office/word/2015/wordml/symex" xmlns:wpg="http://schemas.microsoft.com/office/word/2010/wordprocessingGroup" xmlns:wpi="http://schemas.microsoft.com/office/word/2010/wordprocessingInk" xmlns:wne="http://schemas.microsoft.com/office/word/2006/wordml" xmlns:wps="http://schemas.microsoft.com/office/word/2010/wordprocessingShape" mc:Ignorable="w14 w15 w16se w16cid w16 w16cex w16sdtdh w16du wp14">
   <w:endnote w:type="separator" w:id="-1">
     <w:p>
       <w:r>
@@ -6613,7 +6945,7 @@
 </file>
 
 <file path=word/footer1.xml><?xml version="1.0" encoding="utf-8"?>
-<w:ftr xmlns:wpc="http://schemas.microsoft.com/office/word/2010/wordprocessingCanvas" xmlns:cx="http://schemas.microsoft.com/office/drawing/2014/chartex" xmlns:mc="http://schemas.openxmlformats.org/markup-compatibility/2006" xmlns:o="urn:schemas-microsoft-com:office:office" xmlns:r="http://schemas.openxmlformats.org/officeDocument/2006/relationships" xmlns:m="http://schemas.openxmlformats.org/officeDocument/2006/math" xmlns:v="urn:schemas-microsoft-com:vml" xmlns:wp14="http://schemas.microsoft.com/office/word/2010/wordprocessingDrawing" xmlns:wp="http://schemas.openxmlformats.org/drawingml/2006/wordprocessingDrawing" xmlns:w10="urn:schemas-microsoft-com:office:word" xmlns:w="http://schemas.openxmlformats.org/wordprocessingml/2006/main" xmlns:w14="http://schemas.microsoft.com/office/word/2010/wordml" xmlns:w15="http://schemas.microsoft.com/office/word/2012/wordml" xmlns:w16se="http://schemas.microsoft.com/office/word/2015/wordml/symex" xmlns:wpg="http://schemas.microsoft.com/office/word/2010/wordprocessingGroup" xmlns:wpi="http://schemas.microsoft.com/office/word/2010/wordprocessingInk" xmlns:wne="http://schemas.microsoft.com/office/word/2006/wordml" xmlns:wps="http://schemas.microsoft.com/office/word/2010/wordprocessingShape" mc:Ignorable="w14 w15 w16se wp14">
+<w:ftr xmlns:wpc="http://schemas.microsoft.com/office/word/2010/wordprocessingCanvas" xmlns:cx="http://schemas.microsoft.com/office/drawing/2014/chartex" xmlns:cx1="http://schemas.microsoft.com/office/drawing/2015/9/8/chartex" xmlns:cx2="http://schemas.microsoft.com/office/drawing/2015/10/21/chartex" xmlns:cx3="http://schemas.microsoft.com/office/drawing/2016/5/9/chartex" xmlns:cx4="http://schemas.microsoft.com/office/drawing/2016/5/10/chartex" xmlns:cx5="http://schemas.microsoft.com/office/drawing/2016/5/11/chartex" xmlns:cx6="http://schemas.microsoft.com/office/drawing/2016/5/12/chartex" xmlns:cx7="http://schemas.microsoft.com/office/drawing/2016/5/13/chartex" xmlns:cx8="http://schemas.microsoft.com/office/drawing/2016/5/14/chartex" xmlns:mc="http://schemas.openxmlformats.org/markup-compatibility/2006" xmlns:aink="http://schemas.microsoft.com/office/drawing/2016/ink" xmlns:am3d="http://schemas.microsoft.com/office/drawing/2017/model3d" xmlns:o="urn:schemas-microsoft-com:office:office" xmlns:oel="http://schemas.microsoft.com/office/2019/extlst" xmlns:r="http://schemas.openxmlformats.org/officeDocument/2006/relationships" xmlns:m="http://schemas.openxmlformats.org/officeDocument/2006/math" xmlns:v="urn:schemas-microsoft-com:vml" xmlns:wp14="http://schemas.microsoft.com/office/word/2010/wordprocessingDrawing" xmlns:wp="http://schemas.openxmlformats.org/drawingml/2006/wordprocessingDrawing" xmlns:w10="urn:schemas-microsoft-com:office:word" xmlns:w="http://schemas.openxmlformats.org/wordprocessingml/2006/main" xmlns:w14="http://schemas.microsoft.com/office/word/2010/wordml" xmlns:w15="http://schemas.microsoft.com/office/word/2012/wordml" xmlns:w16cex="http://schemas.microsoft.com/office/word/2018/wordml/cex" xmlns:w16cid="http://schemas.microsoft.com/office/word/2016/wordml/cid" xmlns:w16="http://schemas.microsoft.com/office/word/2018/wordml" xmlns:w16du="http://schemas.microsoft.com/office/word/2023/wordml/word16du" xmlns:w16sdtdh="http://schemas.microsoft.com/office/word/2020/wordml/sdtdatahash" xmlns:w16se="http://schemas.microsoft.com/office/word/2015/wordml/symex" xmlns:wpg="http://schemas.microsoft.com/office/word/2010/wordprocessingGroup" xmlns:wpi="http://schemas.microsoft.com/office/word/2010/wordprocessingInk" xmlns:wne="http://schemas.microsoft.com/office/word/2006/wordml" xmlns:wps="http://schemas.microsoft.com/office/word/2010/wordprocessingShape" mc:Ignorable="w14 w15 w16se w16cid w16 w16cex w16sdtdh w16du wp14">
   <w:p>
     <w:pPr>
       <w:pStyle w:val="smile-footer"/>
@@ -6892,7 +7224,7 @@
 </file>
 
 <file path=word/footer2.xml><?xml version="1.0" encoding="utf-8"?>
-<w:ftr xmlns:wpc="http://schemas.microsoft.com/office/word/2010/wordprocessingCanvas" xmlns:cx="http://schemas.microsoft.com/office/drawing/2014/chartex" xmlns:mc="http://schemas.openxmlformats.org/markup-compatibility/2006" xmlns:o="urn:schemas-microsoft-com:office:office" xmlns:r="http://schemas.openxmlformats.org/officeDocument/2006/relationships" xmlns:m="http://schemas.openxmlformats.org/officeDocument/2006/math" xmlns:v="urn:schemas-microsoft-com:vml" xmlns:wp14="http://schemas.microsoft.com/office/word/2010/wordprocessingDrawing" xmlns:wp="http://schemas.openxmlformats.org/drawingml/2006/wordprocessingDrawing" xmlns:w10="urn:schemas-microsoft-com:office:word" xmlns:w="http://schemas.openxmlformats.org/wordprocessingml/2006/main" xmlns:w14="http://schemas.microsoft.com/office/word/2010/wordml" xmlns:w15="http://schemas.microsoft.com/office/word/2012/wordml" xmlns:w16se="http://schemas.microsoft.com/office/word/2015/wordml/symex" xmlns:wpg="http://schemas.microsoft.com/office/word/2010/wordprocessingGroup" xmlns:wpi="http://schemas.microsoft.com/office/word/2010/wordprocessingInk" xmlns:wne="http://schemas.microsoft.com/office/word/2006/wordml" xmlns:wps="http://schemas.microsoft.com/office/word/2010/wordprocessingShape" mc:Ignorable="w14 w15 w16se wp14">
+<w:ftr xmlns:wpc="http://schemas.microsoft.com/office/word/2010/wordprocessingCanvas" xmlns:cx="http://schemas.microsoft.com/office/drawing/2014/chartex" xmlns:cx1="http://schemas.microsoft.com/office/drawing/2015/9/8/chartex" xmlns:cx2="http://schemas.microsoft.com/office/drawing/2015/10/21/chartex" xmlns:cx3="http://schemas.microsoft.com/office/drawing/2016/5/9/chartex" xmlns:cx4="http://schemas.microsoft.com/office/drawing/2016/5/10/chartex" xmlns:cx5="http://schemas.microsoft.com/office/drawing/2016/5/11/chartex" xmlns:cx6="http://schemas.microsoft.com/office/drawing/2016/5/12/chartex" xmlns:cx7="http://schemas.microsoft.com/office/drawing/2016/5/13/chartex" xmlns:cx8="http://schemas.microsoft.com/office/drawing/2016/5/14/chartex" xmlns:mc="http://schemas.openxmlformats.org/markup-compatibility/2006" xmlns:aink="http://schemas.microsoft.com/office/drawing/2016/ink" xmlns:am3d="http://schemas.microsoft.com/office/drawing/2017/model3d" xmlns:o="urn:schemas-microsoft-com:office:office" xmlns:oel="http://schemas.microsoft.com/office/2019/extlst" xmlns:r="http://schemas.openxmlformats.org/officeDocument/2006/relationships" xmlns:m="http://schemas.openxmlformats.org/officeDocument/2006/math" xmlns:v="urn:schemas-microsoft-com:vml" xmlns:wp14="http://schemas.microsoft.com/office/word/2010/wordprocessingDrawing" xmlns:wp="http://schemas.openxmlformats.org/drawingml/2006/wordprocessingDrawing" xmlns:w10="urn:schemas-microsoft-com:office:word" xmlns:w="http://schemas.openxmlformats.org/wordprocessingml/2006/main" xmlns:w14="http://schemas.microsoft.com/office/word/2010/wordml" xmlns:w15="http://schemas.microsoft.com/office/word/2012/wordml" xmlns:w16cex="http://schemas.microsoft.com/office/word/2018/wordml/cex" xmlns:w16cid="http://schemas.microsoft.com/office/word/2016/wordml/cid" xmlns:w16="http://schemas.microsoft.com/office/word/2018/wordml" xmlns:w16du="http://schemas.microsoft.com/office/word/2023/wordml/word16du" xmlns:w16sdtdh="http://schemas.microsoft.com/office/word/2020/wordml/sdtdatahash" xmlns:w16se="http://schemas.microsoft.com/office/word/2015/wordml/symex" xmlns:wpg="http://schemas.microsoft.com/office/word/2010/wordprocessingGroup" xmlns:wpi="http://schemas.microsoft.com/office/word/2010/wordprocessingInk" xmlns:wne="http://schemas.microsoft.com/office/word/2006/wordml" xmlns:wps="http://schemas.microsoft.com/office/word/2010/wordprocessingShape" mc:Ignorable="w14 w15 w16se w16cid w16 w16cex w16sdtdh w16du wp14">
   <w:p>
     <w:pPr>
       <w:pStyle w:val="smile-footer"/>
@@ -7213,7 +7545,7 @@
 </file>
 
 <file path=word/footer3.xml><?xml version="1.0" encoding="utf-8"?>
-<w:ftr xmlns:wpc="http://schemas.microsoft.com/office/word/2010/wordprocessingCanvas" xmlns:cx="http://schemas.microsoft.com/office/drawing/2014/chartex" xmlns:mc="http://schemas.openxmlformats.org/markup-compatibility/2006" xmlns:o="urn:schemas-microsoft-com:office:office" xmlns:r="http://schemas.openxmlformats.org/officeDocument/2006/relationships" xmlns:m="http://schemas.openxmlformats.org/officeDocument/2006/math" xmlns:v="urn:schemas-microsoft-com:vml" xmlns:wp14="http://schemas.microsoft.com/office/word/2010/wordprocessingDrawing" xmlns:wp="http://schemas.openxmlformats.org/drawingml/2006/wordprocessingDrawing" xmlns:w10="urn:schemas-microsoft-com:office:word" xmlns:w="http://schemas.openxmlformats.org/wordprocessingml/2006/main" xmlns:w14="http://schemas.microsoft.com/office/word/2010/wordml" xmlns:w15="http://schemas.microsoft.com/office/word/2012/wordml" xmlns:w16se="http://schemas.microsoft.com/office/word/2015/wordml/symex" xmlns:wpg="http://schemas.microsoft.com/office/word/2010/wordprocessingGroup" xmlns:wpi="http://schemas.microsoft.com/office/word/2010/wordprocessingInk" xmlns:wne="http://schemas.microsoft.com/office/word/2006/wordml" xmlns:wps="http://schemas.microsoft.com/office/word/2010/wordprocessingShape" mc:Ignorable="w14 w15 w16se wp14">
+<w:ftr xmlns:wpc="http://schemas.microsoft.com/office/word/2010/wordprocessingCanvas" xmlns:cx="http://schemas.microsoft.com/office/drawing/2014/chartex" xmlns:cx1="http://schemas.microsoft.com/office/drawing/2015/9/8/chartex" xmlns:cx2="http://schemas.microsoft.com/office/drawing/2015/10/21/chartex" xmlns:cx3="http://schemas.microsoft.com/office/drawing/2016/5/9/chartex" xmlns:cx4="http://schemas.microsoft.com/office/drawing/2016/5/10/chartex" xmlns:cx5="http://schemas.microsoft.com/office/drawing/2016/5/11/chartex" xmlns:cx6="http://schemas.microsoft.com/office/drawing/2016/5/12/chartex" xmlns:cx7="http://schemas.microsoft.com/office/drawing/2016/5/13/chartex" xmlns:cx8="http://schemas.microsoft.com/office/drawing/2016/5/14/chartex" xmlns:mc="http://schemas.openxmlformats.org/markup-compatibility/2006" xmlns:aink="http://schemas.microsoft.com/office/drawing/2016/ink" xmlns:am3d="http://schemas.microsoft.com/office/drawing/2017/model3d" xmlns:o="urn:schemas-microsoft-com:office:office" xmlns:oel="http://schemas.microsoft.com/office/2019/extlst" xmlns:r="http://schemas.openxmlformats.org/officeDocument/2006/relationships" xmlns:m="http://schemas.openxmlformats.org/officeDocument/2006/math" xmlns:v="urn:schemas-microsoft-com:vml" xmlns:wp14="http://schemas.microsoft.com/office/word/2010/wordprocessingDrawing" xmlns:wp="http://schemas.openxmlformats.org/drawingml/2006/wordprocessingDrawing" xmlns:w10="urn:schemas-microsoft-com:office:word" xmlns:w="http://schemas.openxmlformats.org/wordprocessingml/2006/main" xmlns:w14="http://schemas.microsoft.com/office/word/2010/wordml" xmlns:w15="http://schemas.microsoft.com/office/word/2012/wordml" xmlns:w16cex="http://schemas.microsoft.com/office/word/2018/wordml/cex" xmlns:w16cid="http://schemas.microsoft.com/office/word/2016/wordml/cid" xmlns:w16="http://schemas.microsoft.com/office/word/2018/wordml" xmlns:w16du="http://schemas.microsoft.com/office/word/2023/wordml/word16du" xmlns:w16sdtdh="http://schemas.microsoft.com/office/word/2020/wordml/sdtdatahash" xmlns:w16se="http://schemas.microsoft.com/office/word/2015/wordml/symex" xmlns:wpg="http://schemas.microsoft.com/office/word/2010/wordprocessingGroup" xmlns:wpi="http://schemas.microsoft.com/office/word/2010/wordprocessingInk" xmlns:wne="http://schemas.microsoft.com/office/word/2006/wordml" xmlns:wps="http://schemas.microsoft.com/office/word/2010/wordprocessingShape" mc:Ignorable="w14 w15 w16se w16cid w16 w16cex w16sdtdh w16du wp14">
   <w:p>
     <w:pPr>
       <w:pStyle w:val="smile-footer"/>
@@ -7492,7 +7824,7 @@
 </file>
 
 <file path=word/footer4.xml><?xml version="1.0" encoding="utf-8"?>
-<w:ftr xmlns:wpc="http://schemas.microsoft.com/office/word/2010/wordprocessingCanvas" xmlns:cx="http://schemas.microsoft.com/office/drawing/2014/chartex" xmlns:mc="http://schemas.openxmlformats.org/markup-compatibility/2006" xmlns:o="urn:schemas-microsoft-com:office:office" xmlns:r="http://schemas.openxmlformats.org/officeDocument/2006/relationships" xmlns:m="http://schemas.openxmlformats.org/officeDocument/2006/math" xmlns:v="urn:schemas-microsoft-com:vml" xmlns:wp14="http://schemas.microsoft.com/office/word/2010/wordprocessingDrawing" xmlns:wp="http://schemas.openxmlformats.org/drawingml/2006/wordprocessingDrawing" xmlns:w10="urn:schemas-microsoft-com:office:word" xmlns:w="http://schemas.openxmlformats.org/wordprocessingml/2006/main" xmlns:w14="http://schemas.microsoft.com/office/word/2010/wordml" xmlns:w15="http://schemas.microsoft.com/office/word/2012/wordml" xmlns:w16se="http://schemas.microsoft.com/office/word/2015/wordml/symex" xmlns:wpg="http://schemas.microsoft.com/office/word/2010/wordprocessingGroup" xmlns:wpi="http://schemas.microsoft.com/office/word/2010/wordprocessingInk" xmlns:wne="http://schemas.microsoft.com/office/word/2006/wordml" xmlns:wps="http://schemas.microsoft.com/office/word/2010/wordprocessingShape" mc:Ignorable="w14 w15 w16se wp14">
+<w:ftr xmlns:wpc="http://schemas.microsoft.com/office/word/2010/wordprocessingCanvas" xmlns:cx="http://schemas.microsoft.com/office/drawing/2014/chartex" xmlns:cx1="http://schemas.microsoft.com/office/drawing/2015/9/8/chartex" xmlns:cx2="http://schemas.microsoft.com/office/drawing/2015/10/21/chartex" xmlns:cx3="http://schemas.microsoft.com/office/drawing/2016/5/9/chartex" xmlns:cx4="http://schemas.microsoft.com/office/drawing/2016/5/10/chartex" xmlns:cx5="http://schemas.microsoft.com/office/drawing/2016/5/11/chartex" xmlns:cx6="http://schemas.microsoft.com/office/drawing/2016/5/12/chartex" xmlns:cx7="http://schemas.microsoft.com/office/drawing/2016/5/13/chartex" xmlns:cx8="http://schemas.microsoft.com/office/drawing/2016/5/14/chartex" xmlns:mc="http://schemas.openxmlformats.org/markup-compatibility/2006" xmlns:aink="http://schemas.microsoft.com/office/drawing/2016/ink" xmlns:am3d="http://schemas.microsoft.com/office/drawing/2017/model3d" xmlns:o="urn:schemas-microsoft-com:office:office" xmlns:oel="http://schemas.microsoft.com/office/2019/extlst" xmlns:r="http://schemas.openxmlformats.org/officeDocument/2006/relationships" xmlns:m="http://schemas.openxmlformats.org/officeDocument/2006/math" xmlns:v="urn:schemas-microsoft-com:vml" xmlns:wp14="http://schemas.microsoft.com/office/word/2010/wordprocessingDrawing" xmlns:wp="http://schemas.openxmlformats.org/drawingml/2006/wordprocessingDrawing" xmlns:w10="urn:schemas-microsoft-com:office:word" xmlns:w="http://schemas.openxmlformats.org/wordprocessingml/2006/main" xmlns:w14="http://schemas.microsoft.com/office/word/2010/wordml" xmlns:w15="http://schemas.microsoft.com/office/word/2012/wordml" xmlns:w16cex="http://schemas.microsoft.com/office/word/2018/wordml/cex" xmlns:w16cid="http://schemas.microsoft.com/office/word/2016/wordml/cid" xmlns:w16="http://schemas.microsoft.com/office/word/2018/wordml" xmlns:w16du="http://schemas.microsoft.com/office/word/2023/wordml/word16du" xmlns:w16sdtdh="http://schemas.microsoft.com/office/word/2020/wordml/sdtdatahash" xmlns:w16se="http://schemas.microsoft.com/office/word/2015/wordml/symex" xmlns:wpg="http://schemas.microsoft.com/office/word/2010/wordprocessingGroup" xmlns:wpi="http://schemas.microsoft.com/office/word/2010/wordprocessingInk" xmlns:wne="http://schemas.microsoft.com/office/word/2006/wordml" xmlns:wps="http://schemas.microsoft.com/office/word/2010/wordprocessingShape" mc:Ignorable="w14 w15 w16se w16cid w16 w16cex w16sdtdh w16du wp14">
   <w:p>
     <w:pPr>
       <w:pStyle w:val="smile-footer"/>
@@ -7813,7 +8145,7 @@
 </file>
 
 <file path=word/footnotes.xml><?xml version="1.0" encoding="utf-8"?>
-<w:footnotes xmlns:wpc="http://schemas.microsoft.com/office/word/2010/wordprocessingCanvas" xmlns:cx="http://schemas.microsoft.com/office/drawing/2014/chartex" xmlns:mc="http://schemas.openxmlformats.org/markup-compatibility/2006" xmlns:o="urn:schemas-microsoft-com:office:office" xmlns:r="http://schemas.openxmlformats.org/officeDocument/2006/relationships" xmlns:m="http://schemas.openxmlformats.org/officeDocument/2006/math" xmlns:v="urn:schemas-microsoft-com:vml" xmlns:wp14="http://schemas.microsoft.com/office/word/2010/wordprocessingDrawing" xmlns:wp="http://schemas.openxmlformats.org/drawingml/2006/wordprocessingDrawing" xmlns:w10="urn:schemas-microsoft-com:office:word" xmlns:w="http://schemas.openxmlformats.org/wordprocessingml/2006/main" xmlns:w14="http://schemas.microsoft.com/office/word/2010/wordml" xmlns:w15="http://schemas.microsoft.com/office/word/2012/wordml" xmlns:w16se="http://schemas.microsoft.com/office/word/2015/wordml/symex" xmlns:wpg="http://schemas.microsoft.com/office/word/2010/wordprocessingGroup" xmlns:wpi="http://schemas.microsoft.com/office/word/2010/wordprocessingInk" xmlns:wne="http://schemas.microsoft.com/office/word/2006/wordml" xmlns:wps="http://schemas.microsoft.com/office/word/2010/wordprocessingShape" mc:Ignorable="w14 w15 w16se wp14">
+<w:footnotes xmlns:wpc="http://schemas.microsoft.com/office/word/2010/wordprocessingCanvas" xmlns:cx="http://schemas.microsoft.com/office/drawing/2014/chartex" xmlns:cx1="http://schemas.microsoft.com/office/drawing/2015/9/8/chartex" xmlns:cx2="http://schemas.microsoft.com/office/drawing/2015/10/21/chartex" xmlns:cx3="http://schemas.microsoft.com/office/drawing/2016/5/9/chartex" xmlns:cx4="http://schemas.microsoft.com/office/drawing/2016/5/10/chartex" xmlns:cx5="http://schemas.microsoft.com/office/drawing/2016/5/11/chartex" xmlns:cx6="http://schemas.microsoft.com/office/drawing/2016/5/12/chartex" xmlns:cx7="http://schemas.microsoft.com/office/drawing/2016/5/13/chartex" xmlns:cx8="http://schemas.microsoft.com/office/drawing/2016/5/14/chartex" xmlns:mc="http://schemas.openxmlformats.org/markup-compatibility/2006" xmlns:aink="http://schemas.microsoft.com/office/drawing/2016/ink" xmlns:am3d="http://schemas.microsoft.com/office/drawing/2017/model3d" xmlns:o="urn:schemas-microsoft-com:office:office" xmlns:oel="http://schemas.microsoft.com/office/2019/extlst" xmlns:r="http://schemas.openxmlformats.org/officeDocument/2006/relationships" xmlns:m="http://schemas.openxmlformats.org/officeDocument/2006/math" xmlns:v="urn:schemas-microsoft-com:vml" xmlns:wp14="http://schemas.microsoft.com/office/word/2010/wordprocessingDrawing" xmlns:wp="http://schemas.openxmlformats.org/drawingml/2006/wordprocessingDrawing" xmlns:w10="urn:schemas-microsoft-com:office:word" xmlns:w="http://schemas.openxmlformats.org/wordprocessingml/2006/main" xmlns:w14="http://schemas.microsoft.com/office/word/2010/wordml" xmlns:w15="http://schemas.microsoft.com/office/word/2012/wordml" xmlns:w16cex="http://schemas.microsoft.com/office/word/2018/wordml/cex" xmlns:w16cid="http://schemas.microsoft.com/office/word/2016/wordml/cid" xmlns:w16="http://schemas.microsoft.com/office/word/2018/wordml" xmlns:w16du="http://schemas.microsoft.com/office/word/2023/wordml/word16du" xmlns:w16sdtdh="http://schemas.microsoft.com/office/word/2020/wordml/sdtdatahash" xmlns:w16se="http://schemas.microsoft.com/office/word/2015/wordml/symex" xmlns:wpg="http://schemas.microsoft.com/office/word/2010/wordprocessingGroup" xmlns:wpi="http://schemas.microsoft.com/office/word/2010/wordprocessingInk" xmlns:wne="http://schemas.microsoft.com/office/word/2006/wordml" xmlns:wps="http://schemas.microsoft.com/office/word/2010/wordprocessingShape" mc:Ignorable="w14 w15 w16se w16cid w16 w16cex w16sdtdh w16du wp14">
   <w:footnote w:type="separator" w:id="-1">
     <w:p>
       <w:r>
@@ -7832,7 +8164,7 @@
 </file>
 
 <file path=word/header1.xml><?xml version="1.0" encoding="utf-8"?>
-<w:hdr xmlns:wpc="http://schemas.microsoft.com/office/word/2010/wordprocessingCanvas" xmlns:cx="http://schemas.microsoft.com/office/drawing/2014/chartex" xmlns:mc="http://schemas.openxmlformats.org/markup-compatibility/2006" xmlns:o="urn:schemas-microsoft-com:office:office" xmlns:r="http://schemas.openxmlformats.org/officeDocument/2006/relationships" xmlns:m="http://schemas.openxmlformats.org/officeDocument/2006/math" xmlns:v="urn:schemas-microsoft-com:vml" xmlns:wp14="http://schemas.microsoft.com/office/word/2010/wordprocessingDrawing" xmlns:wp="http://schemas.openxmlformats.org/drawingml/2006/wordprocessingDrawing" xmlns:w10="urn:schemas-microsoft-com:office:word" xmlns:w="http://schemas.openxmlformats.org/wordprocessingml/2006/main" xmlns:w14="http://schemas.microsoft.com/office/word/2010/wordml" xmlns:w15="http://schemas.microsoft.com/office/word/2012/wordml" xmlns:w16se="http://schemas.microsoft.com/office/word/2015/wordml/symex" xmlns:wpg="http://schemas.microsoft.com/office/word/2010/wordprocessingGroup" xmlns:wpi="http://schemas.microsoft.com/office/word/2010/wordprocessingInk" xmlns:wne="http://schemas.microsoft.com/office/word/2006/wordml" xmlns:wps="http://schemas.microsoft.com/office/word/2010/wordprocessingShape" mc:Ignorable="w14 w15 w16se wp14">
+<w:hdr xmlns:wpc="http://schemas.microsoft.com/office/word/2010/wordprocessingCanvas" xmlns:cx="http://schemas.microsoft.com/office/drawing/2014/chartex" xmlns:cx1="http://schemas.microsoft.com/office/drawing/2015/9/8/chartex" xmlns:cx2="http://schemas.microsoft.com/office/drawing/2015/10/21/chartex" xmlns:cx3="http://schemas.microsoft.com/office/drawing/2016/5/9/chartex" xmlns:cx4="http://schemas.microsoft.com/office/drawing/2016/5/10/chartex" xmlns:cx5="http://schemas.microsoft.com/office/drawing/2016/5/11/chartex" xmlns:cx6="http://schemas.microsoft.com/office/drawing/2016/5/12/chartex" xmlns:cx7="http://schemas.microsoft.com/office/drawing/2016/5/13/chartex" xmlns:cx8="http://schemas.microsoft.com/office/drawing/2016/5/14/chartex" xmlns:mc="http://schemas.openxmlformats.org/markup-compatibility/2006" xmlns:aink="http://schemas.microsoft.com/office/drawing/2016/ink" xmlns:am3d="http://schemas.microsoft.com/office/drawing/2017/model3d" xmlns:o="urn:schemas-microsoft-com:office:office" xmlns:oel="http://schemas.microsoft.com/office/2019/extlst" xmlns:r="http://schemas.openxmlformats.org/officeDocument/2006/relationships" xmlns:m="http://schemas.openxmlformats.org/officeDocument/2006/math" xmlns:v="urn:schemas-microsoft-com:vml" xmlns:wp14="http://schemas.microsoft.com/office/word/2010/wordprocessingDrawing" xmlns:wp="http://schemas.openxmlformats.org/drawingml/2006/wordprocessingDrawing" xmlns:w10="urn:schemas-microsoft-com:office:word" xmlns:w="http://schemas.openxmlformats.org/wordprocessingml/2006/main" xmlns:w14="http://schemas.microsoft.com/office/word/2010/wordml" xmlns:w15="http://schemas.microsoft.com/office/word/2012/wordml" xmlns:w16cex="http://schemas.microsoft.com/office/word/2018/wordml/cex" xmlns:w16cid="http://schemas.microsoft.com/office/word/2016/wordml/cid" xmlns:w16="http://schemas.microsoft.com/office/word/2018/wordml" xmlns:w16du="http://schemas.microsoft.com/office/word/2023/wordml/word16du" xmlns:w16sdtdh="http://schemas.microsoft.com/office/word/2020/wordml/sdtdatahash" xmlns:w16se="http://schemas.microsoft.com/office/word/2015/wordml/symex" xmlns:wpg="http://schemas.microsoft.com/office/word/2010/wordprocessingGroup" xmlns:wpi="http://schemas.microsoft.com/office/word/2010/wordprocessingInk" xmlns:wne="http://schemas.microsoft.com/office/word/2006/wordml" xmlns:wps="http://schemas.microsoft.com/office/word/2010/wordprocessingShape" mc:Ignorable="w14 w15 w16se w16cid w16 w16cex w16sdtdh w16du wp14">
   <w:tbl>
     <w:tblPr>
       <w:tblW w:w="9810" w:type="dxa"/>
@@ -8372,7 +8704,7 @@
 </file>
 
 <file path=word/header2.xml><?xml version="1.0" encoding="utf-8"?>
-<w:hdr xmlns:wpc="http://schemas.microsoft.com/office/word/2010/wordprocessingCanvas" xmlns:cx="http://schemas.microsoft.com/office/drawing/2014/chartex" xmlns:mc="http://schemas.openxmlformats.org/markup-compatibility/2006" xmlns:o="urn:schemas-microsoft-com:office:office" xmlns:r="http://schemas.openxmlformats.org/officeDocument/2006/relationships" xmlns:m="http://schemas.openxmlformats.org/officeDocument/2006/math" xmlns:v="urn:schemas-microsoft-com:vml" xmlns:wp14="http://schemas.microsoft.com/office/word/2010/wordprocessingDrawing" xmlns:wp="http://schemas.openxmlformats.org/drawingml/2006/wordprocessingDrawing" xmlns:w10="urn:schemas-microsoft-com:office:word" xmlns:w="http://schemas.openxmlformats.org/wordprocessingml/2006/main" xmlns:w14="http://schemas.microsoft.com/office/word/2010/wordml" xmlns:w15="http://schemas.microsoft.com/office/word/2012/wordml" xmlns:w16se="http://schemas.microsoft.com/office/word/2015/wordml/symex" xmlns:wpg="http://schemas.microsoft.com/office/word/2010/wordprocessingGroup" xmlns:wpi="http://schemas.microsoft.com/office/word/2010/wordprocessingInk" xmlns:wne="http://schemas.microsoft.com/office/word/2006/wordml" xmlns:wps="http://schemas.microsoft.com/office/word/2010/wordprocessingShape" mc:Ignorable="w14 w15 w16se wp14">
+<w:hdr xmlns:wpc="http://schemas.microsoft.com/office/word/2010/wordprocessingCanvas" xmlns:cx="http://schemas.microsoft.com/office/drawing/2014/chartex" xmlns:cx1="http://schemas.microsoft.com/office/drawing/2015/9/8/chartex" xmlns:cx2="http://schemas.microsoft.com/office/drawing/2015/10/21/chartex" xmlns:cx3="http://schemas.microsoft.com/office/drawing/2016/5/9/chartex" xmlns:cx4="http://schemas.microsoft.com/office/drawing/2016/5/10/chartex" xmlns:cx5="http://schemas.microsoft.com/office/drawing/2016/5/11/chartex" xmlns:cx6="http://schemas.microsoft.com/office/drawing/2016/5/12/chartex" xmlns:cx7="http://schemas.microsoft.com/office/drawing/2016/5/13/chartex" xmlns:cx8="http://schemas.microsoft.com/office/drawing/2016/5/14/chartex" xmlns:mc="http://schemas.openxmlformats.org/markup-compatibility/2006" xmlns:aink="http://schemas.microsoft.com/office/drawing/2016/ink" xmlns:am3d="http://schemas.microsoft.com/office/drawing/2017/model3d" xmlns:o="urn:schemas-microsoft-com:office:office" xmlns:oel="http://schemas.microsoft.com/office/2019/extlst" xmlns:r="http://schemas.openxmlformats.org/officeDocument/2006/relationships" xmlns:m="http://schemas.openxmlformats.org/officeDocument/2006/math" xmlns:v="urn:schemas-microsoft-com:vml" xmlns:wp14="http://schemas.microsoft.com/office/word/2010/wordprocessingDrawing" xmlns:wp="http://schemas.openxmlformats.org/drawingml/2006/wordprocessingDrawing" xmlns:w10="urn:schemas-microsoft-com:office:word" xmlns:w="http://schemas.openxmlformats.org/wordprocessingml/2006/main" xmlns:w14="http://schemas.microsoft.com/office/word/2010/wordml" xmlns:w15="http://schemas.microsoft.com/office/word/2012/wordml" xmlns:w16cex="http://schemas.microsoft.com/office/word/2018/wordml/cex" xmlns:w16cid="http://schemas.microsoft.com/office/word/2016/wordml/cid" xmlns:w16="http://schemas.microsoft.com/office/word/2018/wordml" xmlns:w16du="http://schemas.microsoft.com/office/word/2023/wordml/word16du" xmlns:w16sdtdh="http://schemas.microsoft.com/office/word/2020/wordml/sdtdatahash" xmlns:w16se="http://schemas.microsoft.com/office/word/2015/wordml/symex" xmlns:wpg="http://schemas.microsoft.com/office/word/2010/wordprocessingGroup" xmlns:wpi="http://schemas.microsoft.com/office/word/2010/wordprocessingInk" xmlns:wne="http://schemas.microsoft.com/office/word/2006/wordml" xmlns:wps="http://schemas.microsoft.com/office/word/2010/wordprocessingShape" mc:Ignorable="w14 w15 w16se w16cid w16 w16cex w16sdtdh w16du wp14">
   <w:tbl>
     <w:tblPr>
       <w:tblW w:w="14400" w:type="dxa"/>
@@ -8916,7 +9248,7 @@
 </file>
 
 <file path=word/header3.xml><?xml version="1.0" encoding="utf-8"?>
-<w:hdr xmlns:wpc="http://schemas.microsoft.com/office/word/2010/wordprocessingCanvas" xmlns:cx="http://schemas.microsoft.com/office/drawing/2014/chartex" xmlns:mc="http://schemas.openxmlformats.org/markup-compatibility/2006" xmlns:o="urn:schemas-microsoft-com:office:office" xmlns:r="http://schemas.openxmlformats.org/officeDocument/2006/relationships" xmlns:m="http://schemas.openxmlformats.org/officeDocument/2006/math" xmlns:v="urn:schemas-microsoft-com:vml" xmlns:wp14="http://schemas.microsoft.com/office/word/2010/wordprocessingDrawing" xmlns:wp="http://schemas.openxmlformats.org/drawingml/2006/wordprocessingDrawing" xmlns:w10="urn:schemas-microsoft-com:office:word" xmlns:w="http://schemas.openxmlformats.org/wordprocessingml/2006/main" xmlns:w14="http://schemas.microsoft.com/office/word/2010/wordml" xmlns:w15="http://schemas.microsoft.com/office/word/2012/wordml" xmlns:w16se="http://schemas.microsoft.com/office/word/2015/wordml/symex" xmlns:wpg="http://schemas.microsoft.com/office/word/2010/wordprocessingGroup" xmlns:wpi="http://schemas.microsoft.com/office/word/2010/wordprocessingInk" xmlns:wne="http://schemas.microsoft.com/office/word/2006/wordml" xmlns:wps="http://schemas.microsoft.com/office/word/2010/wordprocessingShape" mc:Ignorable="w14 w15 w16se wp14">
+<w:hdr xmlns:wpc="http://schemas.microsoft.com/office/word/2010/wordprocessingCanvas" xmlns:cx="http://schemas.microsoft.com/office/drawing/2014/chartex" xmlns:cx1="http://schemas.microsoft.com/office/drawing/2015/9/8/chartex" xmlns:cx2="http://schemas.microsoft.com/office/drawing/2015/10/21/chartex" xmlns:cx3="http://schemas.microsoft.com/office/drawing/2016/5/9/chartex" xmlns:cx4="http://schemas.microsoft.com/office/drawing/2016/5/10/chartex" xmlns:cx5="http://schemas.microsoft.com/office/drawing/2016/5/11/chartex" xmlns:cx6="http://schemas.microsoft.com/office/drawing/2016/5/12/chartex" xmlns:cx7="http://schemas.microsoft.com/office/drawing/2016/5/13/chartex" xmlns:cx8="http://schemas.microsoft.com/office/drawing/2016/5/14/chartex" xmlns:mc="http://schemas.openxmlformats.org/markup-compatibility/2006" xmlns:aink="http://schemas.microsoft.com/office/drawing/2016/ink" xmlns:am3d="http://schemas.microsoft.com/office/drawing/2017/model3d" xmlns:o="urn:schemas-microsoft-com:office:office" xmlns:oel="http://schemas.microsoft.com/office/2019/extlst" xmlns:r="http://schemas.openxmlformats.org/officeDocument/2006/relationships" xmlns:m="http://schemas.openxmlformats.org/officeDocument/2006/math" xmlns:v="urn:schemas-microsoft-com:vml" xmlns:wp14="http://schemas.microsoft.com/office/word/2010/wordprocessingDrawing" xmlns:wp="http://schemas.openxmlformats.org/drawingml/2006/wordprocessingDrawing" xmlns:w10="urn:schemas-microsoft-com:office:word" xmlns:w="http://schemas.openxmlformats.org/wordprocessingml/2006/main" xmlns:w14="http://schemas.microsoft.com/office/word/2010/wordml" xmlns:w15="http://schemas.microsoft.com/office/word/2012/wordml" xmlns:w16cex="http://schemas.microsoft.com/office/word/2018/wordml/cex" xmlns:w16cid="http://schemas.microsoft.com/office/word/2016/wordml/cid" xmlns:w16="http://schemas.microsoft.com/office/word/2018/wordml" xmlns:w16du="http://schemas.microsoft.com/office/word/2023/wordml/word16du" xmlns:w16sdtdh="http://schemas.microsoft.com/office/word/2020/wordml/sdtdatahash" xmlns:w16se="http://schemas.microsoft.com/office/word/2015/wordml/symex" xmlns:wpg="http://schemas.microsoft.com/office/word/2010/wordprocessingGroup" xmlns:wpi="http://schemas.microsoft.com/office/word/2010/wordprocessingInk" xmlns:wne="http://schemas.microsoft.com/office/word/2006/wordml" xmlns:wps="http://schemas.microsoft.com/office/word/2010/wordprocessingShape" mc:Ignorable="w14 w15 w16se w16cid w16 w16cex w16sdtdh w16du wp14">
   <w:tbl>
     <w:tblPr>
       <w:tblW w:w="14670" w:type="dxa"/>
@@ -9425,7 +9757,7 @@
 </file>
 
 <file path=word/header4.xml><?xml version="1.0" encoding="utf-8"?>
-<w:hdr xmlns:wpc="http://schemas.microsoft.com/office/word/2010/wordprocessingCanvas" xmlns:cx="http://schemas.microsoft.com/office/drawing/2014/chartex" xmlns:mc="http://schemas.openxmlformats.org/markup-compatibility/2006" xmlns:o="urn:schemas-microsoft-com:office:office" xmlns:r="http://schemas.openxmlformats.org/officeDocument/2006/relationships" xmlns:m="http://schemas.openxmlformats.org/officeDocument/2006/math" xmlns:v="urn:schemas-microsoft-com:vml" xmlns:wp14="http://schemas.microsoft.com/office/word/2010/wordprocessingDrawing" xmlns:wp="http://schemas.openxmlformats.org/drawingml/2006/wordprocessingDrawing" xmlns:w10="urn:schemas-microsoft-com:office:word" xmlns:w="http://schemas.openxmlformats.org/wordprocessingml/2006/main" xmlns:w14="http://schemas.microsoft.com/office/word/2010/wordml" xmlns:w15="http://schemas.microsoft.com/office/word/2012/wordml" xmlns:w16se="http://schemas.microsoft.com/office/word/2015/wordml/symex" xmlns:wpg="http://schemas.microsoft.com/office/word/2010/wordprocessingGroup" xmlns:wpi="http://schemas.microsoft.com/office/word/2010/wordprocessingInk" xmlns:wne="http://schemas.microsoft.com/office/word/2006/wordml" xmlns:wps="http://schemas.microsoft.com/office/word/2010/wordprocessingShape" mc:Ignorable="w14 w15 w16se wp14">
+<w:hdr xmlns:wpc="http://schemas.microsoft.com/office/word/2010/wordprocessingCanvas" xmlns:cx="http://schemas.microsoft.com/office/drawing/2014/chartex" xmlns:cx1="http://schemas.microsoft.com/office/drawing/2015/9/8/chartex" xmlns:cx2="http://schemas.microsoft.com/office/drawing/2015/10/21/chartex" xmlns:cx3="http://schemas.microsoft.com/office/drawing/2016/5/9/chartex" xmlns:cx4="http://schemas.microsoft.com/office/drawing/2016/5/10/chartex" xmlns:cx5="http://schemas.microsoft.com/office/drawing/2016/5/11/chartex" xmlns:cx6="http://schemas.microsoft.com/office/drawing/2016/5/12/chartex" xmlns:cx7="http://schemas.microsoft.com/office/drawing/2016/5/13/chartex" xmlns:cx8="http://schemas.microsoft.com/office/drawing/2016/5/14/chartex" xmlns:mc="http://schemas.openxmlformats.org/markup-compatibility/2006" xmlns:aink="http://schemas.microsoft.com/office/drawing/2016/ink" xmlns:am3d="http://schemas.microsoft.com/office/drawing/2017/model3d" xmlns:o="urn:schemas-microsoft-com:office:office" xmlns:oel="http://schemas.microsoft.com/office/2019/extlst" xmlns:r="http://schemas.openxmlformats.org/officeDocument/2006/relationships" xmlns:m="http://schemas.openxmlformats.org/officeDocument/2006/math" xmlns:v="urn:schemas-microsoft-com:vml" xmlns:wp14="http://schemas.microsoft.com/office/word/2010/wordprocessingDrawing" xmlns:wp="http://schemas.openxmlformats.org/drawingml/2006/wordprocessingDrawing" xmlns:w10="urn:schemas-microsoft-com:office:word" xmlns:w="http://schemas.openxmlformats.org/wordprocessingml/2006/main" xmlns:w14="http://schemas.microsoft.com/office/word/2010/wordml" xmlns:w15="http://schemas.microsoft.com/office/word/2012/wordml" xmlns:w16cex="http://schemas.microsoft.com/office/word/2018/wordml/cex" xmlns:w16cid="http://schemas.microsoft.com/office/word/2016/wordml/cid" xmlns:w16="http://schemas.microsoft.com/office/word/2018/wordml" xmlns:w16du="http://schemas.microsoft.com/office/word/2023/wordml/word16du" xmlns:w16sdtdh="http://schemas.microsoft.com/office/word/2020/wordml/sdtdatahash" xmlns:w16se="http://schemas.microsoft.com/office/word/2015/wordml/symex" xmlns:wpg="http://schemas.microsoft.com/office/word/2010/wordprocessingGroup" xmlns:wpi="http://schemas.microsoft.com/office/word/2010/wordprocessingInk" xmlns:wne="http://schemas.microsoft.com/office/word/2006/wordml" xmlns:wps="http://schemas.microsoft.com/office/word/2010/wordprocessingShape" mc:Ignorable="w14 w15 w16se w16cid w16 w16cex w16sdtdh w16du wp14">
   <w:tbl>
     <w:tblPr>
       <w:tblW w:w="9810" w:type="dxa"/>
@@ -9962,7 +10294,7 @@
 </file>
 
 <file path=word/header5.xml><?xml version="1.0" encoding="utf-8"?>
-<w:hdr xmlns:wpc="http://schemas.microsoft.com/office/word/2010/wordprocessingCanvas" xmlns:cx="http://schemas.microsoft.com/office/drawing/2014/chartex" xmlns:mc="http://schemas.openxmlformats.org/markup-compatibility/2006" xmlns:o="urn:schemas-microsoft-com:office:office" xmlns:r="http://schemas.openxmlformats.org/officeDocument/2006/relationships" xmlns:m="http://schemas.openxmlformats.org/officeDocument/2006/math" xmlns:v="urn:schemas-microsoft-com:vml" xmlns:wp14="http://schemas.microsoft.com/office/word/2010/wordprocessingDrawing" xmlns:wp="http://schemas.openxmlformats.org/drawingml/2006/wordprocessingDrawing" xmlns:w10="urn:schemas-microsoft-com:office:word" xmlns:w="http://schemas.openxmlformats.org/wordprocessingml/2006/main" xmlns:w14="http://schemas.microsoft.com/office/word/2010/wordml" xmlns:w15="http://schemas.microsoft.com/office/word/2012/wordml" xmlns:w16se="http://schemas.microsoft.com/office/word/2015/wordml/symex" xmlns:wpg="http://schemas.microsoft.com/office/word/2010/wordprocessingGroup" xmlns:wpi="http://schemas.microsoft.com/office/word/2010/wordprocessingInk" xmlns:wne="http://schemas.microsoft.com/office/word/2006/wordml" xmlns:wps="http://schemas.microsoft.com/office/word/2010/wordprocessingShape" mc:Ignorable="w14 w15 w16se wp14">
+<w:hdr xmlns:wpc="http://schemas.microsoft.com/office/word/2010/wordprocessingCanvas" xmlns:cx="http://schemas.microsoft.com/office/drawing/2014/chartex" xmlns:cx1="http://schemas.microsoft.com/office/drawing/2015/9/8/chartex" xmlns:cx2="http://schemas.microsoft.com/office/drawing/2015/10/21/chartex" xmlns:cx3="http://schemas.microsoft.com/office/drawing/2016/5/9/chartex" xmlns:cx4="http://schemas.microsoft.com/office/drawing/2016/5/10/chartex" xmlns:cx5="http://schemas.microsoft.com/office/drawing/2016/5/11/chartex" xmlns:cx6="http://schemas.microsoft.com/office/drawing/2016/5/12/chartex" xmlns:cx7="http://schemas.microsoft.com/office/drawing/2016/5/13/chartex" xmlns:cx8="http://schemas.microsoft.com/office/drawing/2016/5/14/chartex" xmlns:mc="http://schemas.openxmlformats.org/markup-compatibility/2006" xmlns:aink="http://schemas.microsoft.com/office/drawing/2016/ink" xmlns:am3d="http://schemas.microsoft.com/office/drawing/2017/model3d" xmlns:o="urn:schemas-microsoft-com:office:office" xmlns:oel="http://schemas.microsoft.com/office/2019/extlst" xmlns:r="http://schemas.openxmlformats.org/officeDocument/2006/relationships" xmlns:m="http://schemas.openxmlformats.org/officeDocument/2006/math" xmlns:v="urn:schemas-microsoft-com:vml" xmlns:wp14="http://schemas.microsoft.com/office/word/2010/wordprocessingDrawing" xmlns:wp="http://schemas.openxmlformats.org/drawingml/2006/wordprocessingDrawing" xmlns:w10="urn:schemas-microsoft-com:office:word" xmlns:w="http://schemas.openxmlformats.org/wordprocessingml/2006/main" xmlns:w14="http://schemas.microsoft.com/office/word/2010/wordml" xmlns:w15="http://schemas.microsoft.com/office/word/2012/wordml" xmlns:w16cex="http://schemas.microsoft.com/office/word/2018/wordml/cex" xmlns:w16cid="http://schemas.microsoft.com/office/word/2016/wordml/cid" xmlns:w16="http://schemas.microsoft.com/office/word/2018/wordml" xmlns:w16du="http://schemas.microsoft.com/office/word/2023/wordml/word16du" xmlns:w16sdtdh="http://schemas.microsoft.com/office/word/2020/wordml/sdtdatahash" xmlns:w16se="http://schemas.microsoft.com/office/word/2015/wordml/symex" xmlns:wpg="http://schemas.microsoft.com/office/word/2010/wordprocessingGroup" xmlns:wpi="http://schemas.microsoft.com/office/word/2010/wordprocessingInk" xmlns:wne="http://schemas.microsoft.com/office/word/2006/wordml" xmlns:wps="http://schemas.microsoft.com/office/word/2010/wordprocessingShape" mc:Ignorable="w14 w15 w16se w16cid w16 w16cex w16sdtdh w16du wp14">
   <w:tbl>
     <w:tblPr>
       <w:tblW w:w="9810" w:type="dxa"/>
@@ -10471,7 +10803,7 @@
 </file>
 
 <file path=word/header6.xml><?xml version="1.0" encoding="utf-8"?>
-<w:hdr xmlns:wpc="http://schemas.microsoft.com/office/word/2010/wordprocessingCanvas" xmlns:cx="http://schemas.microsoft.com/office/drawing/2014/chartex" xmlns:mc="http://schemas.openxmlformats.org/markup-compatibility/2006" xmlns:o="urn:schemas-microsoft-com:office:office" xmlns:r="http://schemas.openxmlformats.org/officeDocument/2006/relationships" xmlns:m="http://schemas.openxmlformats.org/officeDocument/2006/math" xmlns:v="urn:schemas-microsoft-com:vml" xmlns:wp14="http://schemas.microsoft.com/office/word/2010/wordprocessingDrawing" xmlns:wp="http://schemas.openxmlformats.org/drawingml/2006/wordprocessingDrawing" xmlns:w10="urn:schemas-microsoft-com:office:word" xmlns:w="http://schemas.openxmlformats.org/wordprocessingml/2006/main" xmlns:w14="http://schemas.microsoft.com/office/word/2010/wordml" xmlns:w15="http://schemas.microsoft.com/office/word/2012/wordml" xmlns:w16se="http://schemas.microsoft.com/office/word/2015/wordml/symex" xmlns:wpg="http://schemas.microsoft.com/office/word/2010/wordprocessingGroup" xmlns:wpi="http://schemas.microsoft.com/office/word/2010/wordprocessingInk" xmlns:wne="http://schemas.microsoft.com/office/word/2006/wordml" xmlns:wps="http://schemas.microsoft.com/office/word/2010/wordprocessingShape" mc:Ignorable="w14 w15 w16se wp14">
+<w:hdr xmlns:wpc="http://schemas.microsoft.com/office/word/2010/wordprocessingCanvas" xmlns:cx="http://schemas.microsoft.com/office/drawing/2014/chartex" xmlns:cx1="http://schemas.microsoft.com/office/drawing/2015/9/8/chartex" xmlns:cx2="http://schemas.microsoft.com/office/drawing/2015/10/21/chartex" xmlns:cx3="http://schemas.microsoft.com/office/drawing/2016/5/9/chartex" xmlns:cx4="http://schemas.microsoft.com/office/drawing/2016/5/10/chartex" xmlns:cx5="http://schemas.microsoft.com/office/drawing/2016/5/11/chartex" xmlns:cx6="http://schemas.microsoft.com/office/drawing/2016/5/12/chartex" xmlns:cx7="http://schemas.microsoft.com/office/drawing/2016/5/13/chartex" xmlns:cx8="http://schemas.microsoft.com/office/drawing/2016/5/14/chartex" xmlns:mc="http://schemas.openxmlformats.org/markup-compatibility/2006" xmlns:aink="http://schemas.microsoft.com/office/drawing/2016/ink" xmlns:am3d="http://schemas.microsoft.com/office/drawing/2017/model3d" xmlns:o="urn:schemas-microsoft-com:office:office" xmlns:oel="http://schemas.microsoft.com/office/2019/extlst" xmlns:r="http://schemas.openxmlformats.org/officeDocument/2006/relationships" xmlns:m="http://schemas.openxmlformats.org/officeDocument/2006/math" xmlns:v="urn:schemas-microsoft-com:vml" xmlns:wp14="http://schemas.microsoft.com/office/word/2010/wordprocessingDrawing" xmlns:wp="http://schemas.openxmlformats.org/drawingml/2006/wordprocessingDrawing" xmlns:w10="urn:schemas-microsoft-com:office:word" xmlns:w="http://schemas.openxmlformats.org/wordprocessingml/2006/main" xmlns:w14="http://schemas.microsoft.com/office/word/2010/wordml" xmlns:w15="http://schemas.microsoft.com/office/word/2012/wordml" xmlns:w16cex="http://schemas.microsoft.com/office/word/2018/wordml/cex" xmlns:w16cid="http://schemas.microsoft.com/office/word/2016/wordml/cid" xmlns:w16="http://schemas.microsoft.com/office/word/2018/wordml" xmlns:w16du="http://schemas.microsoft.com/office/word/2023/wordml/word16du" xmlns:w16sdtdh="http://schemas.microsoft.com/office/word/2020/wordml/sdtdatahash" xmlns:w16se="http://schemas.microsoft.com/office/word/2015/wordml/symex" xmlns:wpg="http://schemas.microsoft.com/office/word/2010/wordprocessingGroup" xmlns:wpi="http://schemas.microsoft.com/office/word/2010/wordprocessingInk" xmlns:wne="http://schemas.microsoft.com/office/word/2006/wordml" xmlns:wps="http://schemas.microsoft.com/office/word/2010/wordprocessingShape" mc:Ignorable="w14 w15 w16se w16cid w16 w16cex w16sdtdh w16du wp14">
   <w:tbl>
     <w:tblPr>
       <w:tblW w:w="14522" w:type="dxa"/>
@@ -11008,7 +11340,7 @@
 </file>
 
 <file path=word/numbering.xml><?xml version="1.0" encoding="utf-8"?>
-<w:numbering xmlns:wpc="http://schemas.microsoft.com/office/word/2010/wordprocessingCanvas" xmlns:cx="http://schemas.microsoft.com/office/drawing/2014/chartex" xmlns:mc="http://schemas.openxmlformats.org/markup-compatibility/2006" xmlns:o="urn:schemas-microsoft-com:office:office" xmlns:r="http://schemas.openxmlformats.org/officeDocument/2006/relationships" xmlns:m="http://schemas.openxmlformats.org/officeDocument/2006/math" xmlns:v="urn:schemas-microsoft-com:vml" xmlns:wp14="http://schemas.microsoft.com/office/word/2010/wordprocessingDrawing" xmlns:wp="http://schemas.openxmlformats.org/drawingml/2006/wordprocessingDrawing" xmlns:w10="urn:schemas-microsoft-com:office:word" xmlns:w="http://schemas.openxmlformats.org/wordprocessingml/2006/main" xmlns:w14="http://schemas.microsoft.com/office/word/2010/wordml" xmlns:w15="http://schemas.microsoft.com/office/word/2012/wordml" xmlns:w16se="http://schemas.microsoft.com/office/word/2015/wordml/symex" xmlns:wpg="http://schemas.microsoft.com/office/word/2010/wordprocessingGroup" xmlns:wpi="http://schemas.microsoft.com/office/word/2010/wordprocessingInk" xmlns:wne="http://schemas.microsoft.com/office/word/2006/wordml" xmlns:wps="http://schemas.microsoft.com/office/word/2010/wordprocessingShape" mc:Ignorable="w14 w15 w16se wp14">
+<w:numbering xmlns:wpc="http://schemas.microsoft.com/office/word/2010/wordprocessingCanvas" xmlns:cx="http://schemas.microsoft.com/office/drawing/2014/chartex" xmlns:cx1="http://schemas.microsoft.com/office/drawing/2015/9/8/chartex" xmlns:cx2="http://schemas.microsoft.com/office/drawing/2015/10/21/chartex" xmlns:cx3="http://schemas.microsoft.com/office/drawing/2016/5/9/chartex" xmlns:cx4="http://schemas.microsoft.com/office/drawing/2016/5/10/chartex" xmlns:cx5="http://schemas.microsoft.com/office/drawing/2016/5/11/chartex" xmlns:cx6="http://schemas.microsoft.com/office/drawing/2016/5/12/chartex" xmlns:cx7="http://schemas.microsoft.com/office/drawing/2016/5/13/chartex" xmlns:cx8="http://schemas.microsoft.com/office/drawing/2016/5/14/chartex" xmlns:mc="http://schemas.openxmlformats.org/markup-compatibility/2006" xmlns:aink="http://schemas.microsoft.com/office/drawing/2016/ink" xmlns:am3d="http://schemas.microsoft.com/office/drawing/2017/model3d" xmlns:o="urn:schemas-microsoft-com:office:office" xmlns:oel="http://schemas.microsoft.com/office/2019/extlst" xmlns:r="http://schemas.openxmlformats.org/officeDocument/2006/relationships" xmlns:m="http://schemas.openxmlformats.org/officeDocument/2006/math" xmlns:v="urn:schemas-microsoft-com:vml" xmlns:wp14="http://schemas.microsoft.com/office/word/2010/wordprocessingDrawing" xmlns:wp="http://schemas.openxmlformats.org/drawingml/2006/wordprocessingDrawing" xmlns:w10="urn:schemas-microsoft-com:office:word" xmlns:w="http://schemas.openxmlformats.org/wordprocessingml/2006/main" xmlns:w14="http://schemas.microsoft.com/office/word/2010/wordml" xmlns:w15="http://schemas.microsoft.com/office/word/2012/wordml" xmlns:w16cex="http://schemas.microsoft.com/office/word/2018/wordml/cex" xmlns:w16cid="http://schemas.microsoft.com/office/word/2016/wordml/cid" xmlns:w16="http://schemas.microsoft.com/office/word/2018/wordml" xmlns:w16du="http://schemas.microsoft.com/office/word/2023/wordml/word16du" xmlns:w16sdtdh="http://schemas.microsoft.com/office/word/2020/wordml/sdtdatahash" xmlns:w16se="http://schemas.microsoft.com/office/word/2015/wordml/symex" xmlns:wpg="http://schemas.microsoft.com/office/word/2010/wordprocessingGroup" xmlns:wpi="http://schemas.microsoft.com/office/word/2010/wordprocessingInk" xmlns:wne="http://schemas.microsoft.com/office/word/2006/wordml" xmlns:wps="http://schemas.microsoft.com/office/word/2010/wordprocessingShape" mc:Ignorable="w14 w15 w16se w16cid w16 w16cex w16sdtdh w16du wp14">
   <w:abstractNum w:abstractNumId="0" w15:restartNumberingAfterBreak="0">
     <w:nsid w:val="213D5408"/>
     <w:multiLevelType w:val="hybridMultilevel"/>
@@ -11892,28 +12224,28 @@
       </w:pPr>
     </w:lvl>
   </w:abstractNum>
-  <w:num w:numId="1">
+  <w:num w:numId="1" w16cid:durableId="60911591">
     <w:abstractNumId w:val="1"/>
   </w:num>
-  <w:num w:numId="2">
+  <w:num w:numId="2" w16cid:durableId="1513497035">
     <w:abstractNumId w:val="4"/>
   </w:num>
-  <w:num w:numId="3">
+  <w:num w:numId="3" w16cid:durableId="1659111358">
     <w:abstractNumId w:val="5"/>
   </w:num>
-  <w:num w:numId="4">
+  <w:num w:numId="4" w16cid:durableId="1565681899">
     <w:abstractNumId w:val="3"/>
   </w:num>
-  <w:num w:numId="5">
+  <w:num w:numId="5" w16cid:durableId="2003000895">
     <w:abstractNumId w:val="2"/>
   </w:num>
-  <w:num w:numId="6">
+  <w:num w:numId="6" w16cid:durableId="921258156">
     <w:abstractNumId w:val="6"/>
   </w:num>
-  <w:num w:numId="7">
+  <w:num w:numId="7" w16cid:durableId="702748149">
     <w:abstractNumId w:val="0"/>
   </w:num>
-  <w:num w:numId="8">
+  <w:num w:numId="8" w16cid:durableId="726342096">
     <w:abstractNumId w:val="1"/>
   </w:num>
   <w:numIdMacAtCleanup w:val="8"/>
@@ -11921,7 +12253,7 @@
 </file>
 
 <file path=word/styles.xml><?xml version="1.0" encoding="utf-8"?>
-<w:styles xmlns:mc="http://schemas.openxmlformats.org/markup-compatibility/2006" xmlns:r="http://schemas.openxmlformats.org/officeDocument/2006/relationships" xmlns:w="http://schemas.openxmlformats.org/wordprocessingml/2006/main" xmlns:w14="http://schemas.microsoft.com/office/word/2010/wordml" xmlns:w15="http://schemas.microsoft.com/office/word/2012/wordml" xmlns:w16se="http://schemas.microsoft.com/office/word/2015/wordml/symex" mc:Ignorable="w14 w15 w16se">
+<w:styles xmlns:mc="http://schemas.openxmlformats.org/markup-compatibility/2006" xmlns:r="http://schemas.openxmlformats.org/officeDocument/2006/relationships" xmlns:w="http://schemas.openxmlformats.org/wordprocessingml/2006/main" xmlns:w14="http://schemas.microsoft.com/office/word/2010/wordml" xmlns:w15="http://schemas.microsoft.com/office/word/2012/wordml" xmlns:w16cex="http://schemas.microsoft.com/office/word/2018/wordml/cex" xmlns:w16cid="http://schemas.microsoft.com/office/word/2016/wordml/cid" xmlns:w16="http://schemas.microsoft.com/office/word/2018/wordml" xmlns:w16du="http://schemas.microsoft.com/office/word/2023/wordml/word16du" xmlns:w16sdtdh="http://schemas.microsoft.com/office/word/2020/wordml/sdtdatahash" xmlns:w16se="http://schemas.microsoft.com/office/word/2015/wordml/symex" mc:Ignorable="w14 w15 w16se w16cid w16 w16cex w16sdtdh w16du">
   <w:docDefaults>
     <w:rPrDefault>
       <w:rPr>
@@ -11937,7 +12269,7 @@
       </w:pPr>
     </w:pPrDefault>
   </w:docDefaults>
-  <w:latentStyles w:defLockedState="0" w:defUIPriority="99" w:defSemiHidden="0" w:defUnhideWhenUsed="0" w:defQFormat="0" w:count="371">
+  <w:latentStyles w:defLockedState="0" w:defUIPriority="99" w:defSemiHidden="0" w:defUnhideWhenUsed="0" w:defQFormat="0" w:count="376">
     <w:lsdException w:name="Normal" w:uiPriority="0" w:qFormat="1"/>
     <w:lsdException w:name="heading 1" w:uiPriority="9" w:qFormat="1"/>
     <w:lsdException w:name="heading 2" w:semiHidden="1" w:uiPriority="0" w:unhideWhenUsed="1" w:qFormat="1"/>
@@ -12300,6 +12632,11 @@
     <w:lsdException w:name="List Table 5 Dark Accent 6" w:uiPriority="50"/>
     <w:lsdException w:name="List Table 6 Colorful Accent 6" w:uiPriority="51"/>
     <w:lsdException w:name="List Table 7 Colorful Accent 6" w:uiPriority="52"/>
+    <w:lsdException w:name="Mention" w:semiHidden="1" w:unhideWhenUsed="1"/>
+    <w:lsdException w:name="Smart Hyperlink" w:semiHidden="1" w:unhideWhenUsed="1"/>
+    <w:lsdException w:name="Hashtag" w:semiHidden="1" w:unhideWhenUsed="1"/>
+    <w:lsdException w:name="Unresolved Mention" w:semiHidden="1" w:unhideWhenUsed="1"/>
+    <w:lsdException w:name="Smart Link" w:semiHidden="1" w:unhideWhenUsed="1"/>
   </w:latentStyles>
   <w:style w:type="paragraph" w:default="1" w:styleId="Normal">
     <w:name w:val="Normal"/>
@@ -12532,7 +12869,6 @@
   <w:style w:type="character" w:default="1" w:styleId="DefaultParagraphFont">
     <w:name w:val="Default Paragraph Font"/>
     <w:uiPriority w:val="1"/>
-    <w:semiHidden/>
     <w:unhideWhenUsed/>
   </w:style>
   <w:style w:type="table" w:default="1" w:styleId="TableNormal">
@@ -14258,6 +14594,37 @@
       <w:lang w:eastAsia="fr-FR"/>
     </w:rPr>
   </w:style>
+  <w:style w:type="paragraph" w:styleId="HTMLPreformatted">
+    <w:name w:val="HTML Preformatted"/>
+    <w:basedOn w:val="Normal"/>
+    <w:link w:val="HTMLPreformattedChar"/>
+    <w:uiPriority w:val="99"/>
+    <w:semiHidden/>
+    <w:unhideWhenUsed/>
+    <w:rsid w:val="00C917D8"/>
+    <w:pPr>
+      <w:spacing w:after="0"/>
+    </w:pPr>
+    <w:rPr>
+      <w:rFonts w:ascii="Consolas" w:hAnsi="Consolas" w:cs="Consolas"/>
+      <w:sz w:val="20"/>
+      <w:szCs w:val="20"/>
+    </w:rPr>
+  </w:style>
+  <w:style w:type="character" w:customStyle="1" w:styleId="HTMLPreformattedChar">
+    <w:name w:val="HTML Preformatted Char"/>
+    <w:basedOn w:val="DefaultParagraphFont"/>
+    <w:link w:val="HTMLPreformatted"/>
+    <w:uiPriority w:val="99"/>
+    <w:semiHidden/>
+    <w:rsid w:val="00C917D8"/>
+    <w:rPr>
+      <w:rFonts w:ascii="Consolas" w:hAnsi="Consolas" w:cs="Consolas"/>
+      <w:sz w:val="20"/>
+      <w:szCs w:val="20"/>
+      <w:lang w:val="en-US" w:eastAsia="fr-FR"/>
+    </w:rPr>
+  </w:style>
 </w:styles>
 </file>
 
@@ -14553,7 +14920,7 @@
 </file>
 
 <file path=customXml/itemProps1.xml><?xml version="1.0" encoding="utf-8"?>
-<ds:datastoreItem xmlns:ds="http://schemas.openxmlformats.org/officeDocument/2006/customXml" ds:itemID="{4D2FB5AD-2657-44E9-B6AB-BD2F17656329}">
+<ds:datastoreItem xmlns:ds="http://schemas.openxmlformats.org/officeDocument/2006/customXml" ds:itemID="{D10900CD-F955-4B6D-ACD5-8F83FAEC020A}">
   <ds:schemaRefs>
     <ds:schemaRef ds:uri="http://schemas.openxmlformats.org/officeDocument/2006/bibliography"/>
   </ds:schemaRefs>
@@ -14561,7 +14928,7 @@
 </file>
 
 <file path=customXml/itemProps2.xml><?xml version="1.0" encoding="utf-8"?>
-<ds:datastoreItem xmlns:ds="http://schemas.openxmlformats.org/officeDocument/2006/customXml" ds:itemID="{D10900CD-F955-4B6D-ACD5-8F83FAEC020A}">
+<ds:datastoreItem xmlns:ds="http://schemas.openxmlformats.org/officeDocument/2006/customXml" ds:itemID="{4D2FB5AD-2657-44E9-B6AB-BD2F17656329}">
   <ds:schemaRefs>
     <ds:schemaRef ds:uri="http://schemas.openxmlformats.org/officeDocument/2006/bibliography"/>
   </ds:schemaRefs>

--- a/deliveries/cases/EN/3.docx
+++ b/deliveries/cases/EN/3.docx
@@ -861,7 +861,7 @@
           <w:r>
             <w:fldChar w:fldCharType="separate"/>
           </w:r>
-          <w:hyperlink w:anchor="_Toc229568527" w:history="1">
+          <w:hyperlink w:anchor="_Toc230371275" w:history="1">
             <w:r>
               <w:rPr>
                 <w:rStyle w:val="Hyperlink"/>
@@ -912,7 +912,7 @@
                 <w:noProof/>
                 <w:webHidden/>
               </w:rPr>
-              <w:instrText xml:space="preserve"> PAGEREF _Toc229568527 \h </w:instrText>
+              <w:instrText xml:space="preserve"> PAGEREF _Toc230371275 \h </w:instrText>
             </w:r>
             <w:r>
               <w:rPr>
@@ -961,7 +961,7 @@
               <w14:ligatures w14:val="standardContextual"/>
             </w:rPr>
           </w:pPr>
-          <w:hyperlink w:anchor="_Toc229568528" w:history="1">
+          <w:hyperlink w:anchor="_Toc230371276" w:history="1">
             <w:r>
               <w:rPr>
                 <w:rStyle w:val="Hyperlink"/>
@@ -1010,7 +1010,7 @@
                 <w:noProof/>
                 <w:webHidden/>
               </w:rPr>
-              <w:instrText xml:space="preserve"> PAGEREF _Toc229568528 \h </w:instrText>
+              <w:instrText xml:space="preserve"> PAGEREF _Toc230371276 \h </w:instrText>
             </w:r>
             <w:r>
               <w:rPr>
@@ -1059,7 +1059,7 @@
               <w14:ligatures w14:val="standardContextual"/>
             </w:rPr>
           </w:pPr>
-          <w:hyperlink w:anchor="_Toc229568529" w:history="1">
+          <w:hyperlink w:anchor="_Toc230371277" w:history="1">
             <w:r>
               <w:rPr>
                 <w:rStyle w:val="Hyperlink"/>
@@ -1108,7 +1108,7 @@
                 <w:noProof/>
                 <w:webHidden/>
               </w:rPr>
-              <w:instrText xml:space="preserve"> PAGEREF _Toc229568529 \h </w:instrText>
+              <w:instrText xml:space="preserve"> PAGEREF _Toc230371277 \h </w:instrText>
             </w:r>
             <w:r>
               <w:rPr>
@@ -1157,7 +1157,7 @@
               <w14:ligatures w14:val="standardContextual"/>
             </w:rPr>
           </w:pPr>
-          <w:hyperlink w:anchor="_Toc229568530" w:history="1">
+          <w:hyperlink w:anchor="_Toc230371278" w:history="1">
             <w:r>
               <w:rPr>
                 <w:rStyle w:val="Hyperlink"/>
@@ -1206,7 +1206,7 @@
                 <w:noProof/>
                 <w:webHidden/>
               </w:rPr>
-              <w:instrText xml:space="preserve"> PAGEREF _Toc229568530 \h </w:instrText>
+              <w:instrText xml:space="preserve"> PAGEREF _Toc230371278 \h </w:instrText>
             </w:r>
             <w:r>
               <w:rPr>
@@ -1255,7 +1255,7 @@
               <w14:ligatures w14:val="standardContextual"/>
             </w:rPr>
           </w:pPr>
-          <w:hyperlink w:anchor="_Toc229568531" w:history="1">
+          <w:hyperlink w:anchor="_Toc230371279" w:history="1">
             <w:r>
               <w:rPr>
                 <w:rStyle w:val="Hyperlink"/>
@@ -1304,7 +1304,7 @@
                 <w:noProof/>
                 <w:webHidden/>
               </w:rPr>
-              <w:instrText xml:space="preserve"> PAGEREF _Toc229568531 \h </w:instrText>
+              <w:instrText xml:space="preserve"> PAGEREF _Toc230371279 \h </w:instrText>
             </w:r>
             <w:r>
               <w:rPr>
@@ -1353,7 +1353,7 @@
               <w14:ligatures w14:val="standardContextual"/>
             </w:rPr>
           </w:pPr>
-          <w:hyperlink w:anchor="_Toc229568532" w:history="1">
+          <w:hyperlink w:anchor="_Toc230371280" w:history="1">
             <w:r>
               <w:rPr>
                 <w:rStyle w:val="Hyperlink"/>
@@ -1402,7 +1402,7 @@
                 <w:noProof/>
                 <w:webHidden/>
               </w:rPr>
-              <w:instrText xml:space="preserve"> PAGEREF _Toc229568532 \h </w:instrText>
+              <w:instrText xml:space="preserve"> PAGEREF _Toc230371280 \h </w:instrText>
             </w:r>
             <w:r>
               <w:rPr>
@@ -1453,7 +1453,7 @@
               <w14:ligatures w14:val="standardContextual"/>
             </w:rPr>
           </w:pPr>
-          <w:hyperlink w:anchor="_Toc229568533" w:history="1">
+          <w:hyperlink w:anchor="_Toc230371281" w:history="1">
             <w:r>
               <w:rPr>
                 <w:rStyle w:val="Hyperlink"/>
@@ -1504,7 +1504,7 @@
                 <w:noProof/>
                 <w:webHidden/>
               </w:rPr>
-              <w:instrText xml:space="preserve"> PAGEREF _Toc229568533 \h </w:instrText>
+              <w:instrText xml:space="preserve"> PAGEREF _Toc230371281 \h </w:instrText>
             </w:r>
             <w:r>
               <w:rPr>
@@ -1553,7 +1553,7 @@
               <w14:ligatures w14:val="standardContextual"/>
             </w:rPr>
           </w:pPr>
-          <w:hyperlink w:anchor="_Toc229568534" w:history="1">
+          <w:hyperlink w:anchor="_Toc230371282" w:history="1">
             <w:r>
               <w:rPr>
                 <w:rStyle w:val="Hyperlink"/>
@@ -1604,7 +1604,217 @@
                 <w:noProof/>
                 <w:webHidden/>
               </w:rPr>
-              <w:instrText xml:space="preserve"> PAGEREF _Toc229568534 \h </w:instrText>
+              <w:instrText xml:space="preserve"> PAGEREF _Toc230371282 \h </w:instrText>
+            </w:r>
+            <w:r>
+              <w:rPr>
+                <w:noProof/>
+                <w:webHidden/>
+              </w:rPr>
+            </w:r>
+            <w:r>
+              <w:rPr>
+                <w:noProof/>
+                <w:webHidden/>
+              </w:rPr>
+              <w:fldChar w:fldCharType="separate"/>
+            </w:r>
+            <w:r>
+              <w:rPr>
+                <w:noProof/>
+                <w:webHidden/>
+              </w:rPr>
+              <w:t>7</w:t>
+            </w:r>
+            <w:r>
+              <w:rPr>
+                <w:noProof/>
+                <w:webHidden/>
+              </w:rPr>
+              <w:fldChar w:fldCharType="end"/>
+            </w:r>
+          </w:hyperlink>
+        </w:p>
+        <w:p>
+          <w:pPr>
+            <w:pStyle w:val="TOC3"/>
+            <w:tabs>
+              <w:tab w:val="left" w:pos="1320"/>
+              <w:tab w:val="right" w:leader="dot" w:pos="9764"/>
+            </w:tabs>
+            <w:rPr>
+              <w:rFonts w:asciiTheme="minorHAnsi" w:eastAsiaTheme="minorEastAsia" w:hAnsiTheme="minorHAnsi" w:cstheme="minorBidi"/>
+              <w:i w:val="0"/>
+              <w:iCs w:val="0"/>
+              <w:noProof/>
+              <w:kern w:val="2"/>
+              <w:sz w:val="24"/>
+              <w:szCs w:val="24"/>
+              <w:lang w:val="en-LU" w:eastAsia="en-GB"/>
+              <w14:ligatures w14:val="standardContextual"/>
+            </w:rPr>
+          </w:pPr>
+          <w:hyperlink w:anchor="_Toc230371283" w:history="1">
+            <w:r>
+              <w:rPr>
+                <w:rStyle w:val="Hyperlink"/>
+                <w:noProof/>
+              </w:rPr>
+              <w:t>2.1.1</w:t>
+            </w:r>
+            <w:r>
+              <w:rPr>
+                <w:rFonts w:asciiTheme="minorHAnsi" w:eastAsiaTheme="minorEastAsia" w:hAnsiTheme="minorHAnsi" w:cstheme="minorBidi"/>
+                <w:i w:val="0"/>
+                <w:iCs w:val="0"/>
+                <w:noProof/>
+                <w:kern w:val="2"/>
+                <w:sz w:val="24"/>
+                <w:szCs w:val="24"/>
+                <w:lang w:val="en-LU" w:eastAsia="en-GB"/>
+                <w14:ligatures w14:val="standardContextual"/>
+              </w:rPr>
+              <w:tab/>
+            </w:r>
+            <w:r>
+              <w:rPr>
+                <w:rStyle w:val="Hyperlink"/>
+                <w:noProof/>
+              </w:rPr>
+              <w:t>Risk analysis context</w:t>
+            </w:r>
+            <w:r>
+              <w:rPr>
+                <w:noProof/>
+                <w:webHidden/>
+              </w:rPr>
+              <w:tab/>
+            </w:r>
+            <w:r>
+              <w:rPr>
+                <w:noProof/>
+                <w:webHidden/>
+              </w:rPr>
+              <w:fldChar w:fldCharType="begin"/>
+            </w:r>
+            <w:r>
+              <w:rPr>
+                <w:noProof/>
+                <w:webHidden/>
+              </w:rPr>
+              <w:instrText xml:space="preserve"> PAGEREF _Toc230371283 \h </w:instrText>
+            </w:r>
+            <w:r>
+              <w:rPr>
+                <w:noProof/>
+                <w:webHidden/>
+              </w:rPr>
+            </w:r>
+            <w:r>
+              <w:rPr>
+                <w:noProof/>
+                <w:webHidden/>
+              </w:rPr>
+              <w:fldChar w:fldCharType="separate"/>
+            </w:r>
+            <w:r>
+              <w:rPr>
+                <w:noProof/>
+                <w:webHidden/>
+              </w:rPr>
+              <w:t>7</w:t>
+            </w:r>
+            <w:r>
+              <w:rPr>
+                <w:noProof/>
+                <w:webHidden/>
+              </w:rPr>
+              <w:fldChar w:fldCharType="end"/>
+            </w:r>
+          </w:hyperlink>
+        </w:p>
+        <w:p>
+          <w:pPr>
+            <w:pStyle w:val="TOC3"/>
+            <w:tabs>
+              <w:tab w:val="left" w:pos="1320"/>
+              <w:tab w:val="right" w:leader="dot" w:pos="9764"/>
+            </w:tabs>
+            <w:rPr>
+              <w:rFonts w:asciiTheme="minorHAnsi" w:eastAsiaTheme="minorEastAsia" w:hAnsiTheme="minorHAnsi" w:cstheme="minorBidi"/>
+              <w:i w:val="0"/>
+              <w:iCs w:val="0"/>
+              <w:noProof/>
+              <w:kern w:val="2"/>
+              <w:sz w:val="24"/>
+              <w:szCs w:val="24"/>
+              <w:lang w:val="en-LU" w:eastAsia="en-GB"/>
+              <w14:ligatures w14:val="standardContextual"/>
+            </w:rPr>
+          </w:pPr>
+          <w:hyperlink w:anchor="_Toc230371284" w:history="1">
+            <w:r>
+              <w:rPr>
+                <w:rStyle w:val="Hyperlink"/>
+                <w:noProof/>
+              </w:rPr>
+              <w:t>2.1.2</w:t>
+            </w:r>
+            <w:r>
+              <w:rPr>
+                <w:rFonts w:asciiTheme="minorHAnsi" w:eastAsiaTheme="minorEastAsia" w:hAnsiTheme="minorHAnsi" w:cstheme="minorBidi"/>
+                <w:i w:val="0"/>
+                <w:iCs w:val="0"/>
+                <w:noProof/>
+                <w:kern w:val="2"/>
+                <w:sz w:val="24"/>
+                <w:szCs w:val="24"/>
+                <w:lang w:val="en-LU" w:eastAsia="en-GB"/>
+                <w14:ligatures w14:val="standardContextual"/>
+              </w:rPr>
+              <w:tab/>
+            </w:r>
+            <w:r>
+              <w:rPr>
+                <w:rStyle w:val="Hyperlink"/>
+                <w:noProof/>
+              </w:rPr>
+              <w:t>Interested parties &amp; require</w:t>
+            </w:r>
+            <w:r>
+              <w:rPr>
+                <w:rStyle w:val="Hyperlink"/>
+                <w:noProof/>
+              </w:rPr>
+              <w:t>m</w:t>
+            </w:r>
+            <w:r>
+              <w:rPr>
+                <w:rStyle w:val="Hyperlink"/>
+                <w:noProof/>
+              </w:rPr>
+              <w:t>ents</w:t>
+            </w:r>
+            <w:r>
+              <w:rPr>
+                <w:noProof/>
+                <w:webHidden/>
+              </w:rPr>
+              <w:tab/>
+            </w:r>
+            <w:r>
+              <w:rPr>
+                <w:noProof/>
+                <w:webHidden/>
+              </w:rPr>
+              <w:fldChar w:fldCharType="begin"/>
+            </w:r>
+            <w:r>
+              <w:rPr>
+                <w:noProof/>
+                <w:webHidden/>
+              </w:rPr>
+              <w:instrText xml:space="preserve"> PAGEREF _Toc230371284 \h </w:instrText>
             </w:r>
             <w:r>
               <w:rPr>
@@ -1653,7 +1863,7 @@
               <w14:ligatures w14:val="standardContextual"/>
             </w:rPr>
           </w:pPr>
-          <w:hyperlink w:anchor="_Toc229568535" w:history="1">
+          <w:hyperlink w:anchor="_Toc230371285" w:history="1">
             <w:r>
               <w:rPr>
                 <w:rStyle w:val="Hyperlink"/>
@@ -1702,7 +1912,7 @@
                 <w:noProof/>
                 <w:webHidden/>
               </w:rPr>
-              <w:instrText xml:space="preserve"> PAGEREF _Toc229568535 \h </w:instrText>
+              <w:instrText xml:space="preserve"> PAGEREF _Toc230371285 \h </w:instrText>
             </w:r>
             <w:r>
               <w:rPr>
@@ -1752,7 +1962,7 @@
               <w14:ligatures w14:val="standardContextual"/>
             </w:rPr>
           </w:pPr>
-          <w:hyperlink w:anchor="_Toc229568536" w:history="1">
+          <w:hyperlink w:anchor="_Toc230371286" w:history="1">
             <w:r>
               <w:rPr>
                 <w:rStyle w:val="Hyperlink"/>
@@ -1800,7 +2010,7 @@
                 <w:noProof/>
                 <w:webHidden/>
               </w:rPr>
-              <w:instrText xml:space="preserve"> PAGEREF _Toc229568536 \h </w:instrText>
+              <w:instrText xml:space="preserve"> PAGEREF _Toc230371286 \h </w:instrText>
             </w:r>
             <w:r>
               <w:rPr>
@@ -1850,7 +2060,7 @@
               <w14:ligatures w14:val="standardContextual"/>
             </w:rPr>
           </w:pPr>
-          <w:hyperlink w:anchor="_Toc229568537" w:history="1">
+          <w:hyperlink w:anchor="_Toc230371287" w:history="1">
             <w:r>
               <w:rPr>
                 <w:rStyle w:val="Hyperlink"/>
@@ -1899,7 +2109,7 @@
                 <w:noProof/>
                 <w:webHidden/>
               </w:rPr>
-              <w:instrText xml:space="preserve"> PAGEREF _Toc229568537 \h </w:instrText>
+              <w:instrText xml:space="preserve"> PAGEREF _Toc230371287 \h </w:instrText>
             </w:r>
             <w:r>
               <w:rPr>
@@ -1949,7 +2159,7 @@
               <w14:ligatures w14:val="standardContextual"/>
             </w:rPr>
           </w:pPr>
-          <w:hyperlink w:anchor="_Toc229568538" w:history="1">
+          <w:hyperlink w:anchor="_Toc230371288" w:history="1">
             <w:r>
               <w:rPr>
                 <w:rStyle w:val="Hyperlink"/>
@@ -1998,7 +2208,7 @@
                 <w:noProof/>
                 <w:webHidden/>
               </w:rPr>
-              <w:instrText xml:space="preserve"> PAGEREF _Toc229568538 \h </w:instrText>
+              <w:instrText xml:space="preserve"> PAGEREF _Toc230371288 \h </w:instrText>
             </w:r>
             <w:r>
               <w:rPr>
@@ -2048,7 +2258,7 @@
               <w14:ligatures w14:val="standardContextual"/>
             </w:rPr>
           </w:pPr>
-          <w:hyperlink w:anchor="_Toc229568539" w:history="1">
+          <w:hyperlink w:anchor="_Toc230371289" w:history="1">
             <w:r>
               <w:rPr>
                 <w:rStyle w:val="Hyperlink"/>
@@ -2097,7 +2307,7 @@
                 <w:noProof/>
                 <w:webHidden/>
               </w:rPr>
-              <w:instrText xml:space="preserve"> PAGEREF _Toc229568539 \h </w:instrText>
+              <w:instrText xml:space="preserve"> PAGEREF _Toc230371289 \h </w:instrText>
             </w:r>
             <w:r>
               <w:rPr>
@@ -2147,7 +2357,7 @@
               <w14:ligatures w14:val="standardContextual"/>
             </w:rPr>
           </w:pPr>
-          <w:hyperlink w:anchor="_Toc229568540" w:history="1">
+          <w:hyperlink w:anchor="_Toc230371290" w:history="1">
             <w:r>
               <w:rPr>
                 <w:rStyle w:val="Hyperlink"/>
@@ -2196,7 +2406,7 @@
                 <w:noProof/>
                 <w:webHidden/>
               </w:rPr>
-              <w:instrText xml:space="preserve"> PAGEREF _Toc229568540 \h </w:instrText>
+              <w:instrText xml:space="preserve"> PAGEREF _Toc230371290 \h </w:instrText>
             </w:r>
             <w:r>
               <w:rPr>
@@ -2246,7 +2456,7 @@
               <w14:ligatures w14:val="standardContextual"/>
             </w:rPr>
           </w:pPr>
-          <w:hyperlink w:anchor="_Toc229568541" w:history="1">
+          <w:hyperlink w:anchor="_Toc230371291" w:history="1">
             <w:r>
               <w:rPr>
                 <w:rStyle w:val="Hyperlink"/>
@@ -2294,7 +2504,7 @@
                 <w:noProof/>
                 <w:webHidden/>
               </w:rPr>
-              <w:instrText xml:space="preserve"> PAGEREF _Toc229568541 \h </w:instrText>
+              <w:instrText xml:space="preserve"> PAGEREF _Toc230371291 \h </w:instrText>
             </w:r>
             <w:r>
               <w:rPr>
@@ -2344,7 +2554,7 @@
               <w14:ligatures w14:val="standardContextual"/>
             </w:rPr>
           </w:pPr>
-          <w:hyperlink w:anchor="_Toc229568542" w:history="1">
+          <w:hyperlink w:anchor="_Toc230371292" w:history="1">
             <w:r>
               <w:rPr>
                 <w:rStyle w:val="Hyperlink"/>
@@ -2393,7 +2603,7 @@
                 <w:noProof/>
                 <w:webHidden/>
               </w:rPr>
-              <w:instrText xml:space="preserve"> PAGEREF _Toc229568542 \h </w:instrText>
+              <w:instrText xml:space="preserve"> PAGEREF _Toc230371292 \h </w:instrText>
             </w:r>
             <w:r>
               <w:rPr>
@@ -2443,7 +2653,7 @@
               <w14:ligatures w14:val="standardContextual"/>
             </w:rPr>
           </w:pPr>
-          <w:hyperlink w:anchor="_Toc229568543" w:history="1">
+          <w:hyperlink w:anchor="_Toc230371293" w:history="1">
             <w:r>
               <w:rPr>
                 <w:rStyle w:val="Hyperlink"/>
@@ -2492,7 +2702,7 @@
                 <w:noProof/>
                 <w:webHidden/>
               </w:rPr>
-              <w:instrText xml:space="preserve"> PAGEREF _Toc229568543 \h </w:instrText>
+              <w:instrText xml:space="preserve"> PAGEREF _Toc230371293 \h </w:instrText>
             </w:r>
             <w:r>
               <w:rPr>
@@ -2542,7 +2752,7 @@
               <w14:ligatures w14:val="standardContextual"/>
             </w:rPr>
           </w:pPr>
-          <w:hyperlink w:anchor="_Toc229568544" w:history="1">
+          <w:hyperlink w:anchor="_Toc230371294" w:history="1">
             <w:r>
               <w:rPr>
                 <w:rStyle w:val="Hyperlink"/>
@@ -2591,7 +2801,7 @@
                 <w:noProof/>
                 <w:webHidden/>
               </w:rPr>
-              <w:instrText xml:space="preserve"> PAGEREF _Toc229568544 \h </w:instrText>
+              <w:instrText xml:space="preserve"> PAGEREF _Toc230371294 \h </w:instrText>
             </w:r>
             <w:r>
               <w:rPr>
@@ -2640,7 +2850,7 @@
               <w14:ligatures w14:val="standardContextual"/>
             </w:rPr>
           </w:pPr>
-          <w:hyperlink w:anchor="_Toc229568545" w:history="1">
+          <w:hyperlink w:anchor="_Toc230371295" w:history="1">
             <w:r>
               <w:rPr>
                 <w:rStyle w:val="Hyperlink"/>
@@ -2691,7 +2901,7 @@
                 <w:noProof/>
                 <w:webHidden/>
               </w:rPr>
-              <w:instrText xml:space="preserve"> PAGEREF _Toc229568545 \h </w:instrText>
+              <w:instrText xml:space="preserve"> PAGEREF _Toc230371295 \h </w:instrText>
             </w:r>
             <w:r>
               <w:rPr>
@@ -2740,7 +2950,7 @@
               <w14:ligatures w14:val="standardContextual"/>
             </w:rPr>
           </w:pPr>
-          <w:hyperlink w:anchor="_Toc229568546" w:history="1">
+          <w:hyperlink w:anchor="_Toc230371296" w:history="1">
             <w:r>
               <w:rPr>
                 <w:rStyle w:val="Hyperlink"/>
@@ -2770,39 +2980,7 @@
                 <w:noProof/>
                 <w:lang w:val="fr-LU"/>
               </w:rPr>
-              <w:t>Reassessmen</w:t>
-            </w:r>
-            <w:r>
-              <w:rPr>
-                <w:rStyle w:val="Hyperlink"/>
-                <w:noProof/>
-                <w:lang w:val="fr-LU"/>
-              </w:rPr>
-              <w:t>t</w:t>
-            </w:r>
-            <w:r>
-              <w:rPr>
-                <w:rStyle w:val="Hyperlink"/>
-                <w:noProof/>
-                <w:lang w:val="fr-LU"/>
-              </w:rPr>
-              <w:t xml:space="preserve"> </w:t>
-            </w:r>
-            <w:r>
-              <w:rPr>
-                <w:rStyle w:val="Hyperlink"/>
-                <w:noProof/>
-                <w:lang w:val="fr-LU"/>
-              </w:rPr>
-              <w:t>t</w:t>
-            </w:r>
-            <w:r>
-              <w:rPr>
-                <w:rStyle w:val="Hyperlink"/>
-                <w:noProof/>
-                <w:lang w:val="fr-LU"/>
-              </w:rPr>
-              <w:t>riggers</w:t>
+              <w:t>Reassessment triggers</w:t>
             </w:r>
             <w:r>
               <w:rPr>
@@ -2823,7 +3001,7 @@
                 <w:noProof/>
                 <w:webHidden/>
               </w:rPr>
-              <w:instrText xml:space="preserve"> PAGEREF _Toc229568546 \h </w:instrText>
+              <w:instrText xml:space="preserve"> PAGEREF _Toc230371296 \h </w:instrText>
             </w:r>
             <w:r>
               <w:rPr>
@@ -2874,7 +3052,7 @@
               <w14:ligatures w14:val="standardContextual"/>
             </w:rPr>
           </w:pPr>
-          <w:hyperlink w:anchor="_Toc229568547" w:history="1">
+          <w:hyperlink w:anchor="_Toc230371297" w:history="1">
             <w:r>
               <w:rPr>
                 <w:rStyle w:val="Hyperlink"/>
@@ -2925,7 +3103,7 @@
                 <w:noProof/>
                 <w:webHidden/>
               </w:rPr>
-              <w:instrText xml:space="preserve"> PAGEREF _Toc229568547 \h </w:instrText>
+              <w:instrText xml:space="preserve"> PAGEREF _Toc230371297 \h </w:instrText>
             </w:r>
             <w:r>
               <w:rPr>
@@ -2974,7 +3152,7 @@
               <w14:ligatures w14:val="standardContextual"/>
             </w:rPr>
           </w:pPr>
-          <w:hyperlink w:anchor="_Toc229568548" w:history="1">
+          <w:hyperlink w:anchor="_Toc230371298" w:history="1">
             <w:r>
               <w:rPr>
                 <w:rStyle w:val="Hyperlink"/>
@@ -3025,7 +3203,7 @@
                 <w:noProof/>
                 <w:webHidden/>
               </w:rPr>
-              <w:instrText xml:space="preserve"> PAGEREF _Toc229568548 \h </w:instrText>
+              <w:instrText xml:space="preserve"> PAGEREF _Toc230371298 \h </w:instrText>
             </w:r>
             <w:r>
               <w:rPr>
@@ -3074,7 +3252,7 @@
               <w14:ligatures w14:val="standardContextual"/>
             </w:rPr>
           </w:pPr>
-          <w:hyperlink w:anchor="_Toc229568549" w:history="1">
+          <w:hyperlink w:anchor="_Toc230371299" w:history="1">
             <w:r>
               <w:rPr>
                 <w:rStyle w:val="Hyperlink"/>
@@ -3125,7 +3303,7 @@
                 <w:noProof/>
                 <w:webHidden/>
               </w:rPr>
-              <w:instrText xml:space="preserve"> PAGEREF _Toc229568549 \h </w:instrText>
+              <w:instrText xml:space="preserve"> PAGEREF _Toc230371299 \h </w:instrText>
             </w:r>
             <w:r>
               <w:rPr>
@@ -3174,7 +3352,7 @@
               <w14:ligatures w14:val="standardContextual"/>
             </w:rPr>
           </w:pPr>
-          <w:hyperlink w:anchor="_Toc229568550" w:history="1">
+          <w:hyperlink w:anchor="_Toc230371300" w:history="1">
             <w:r>
               <w:rPr>
                 <w:rStyle w:val="Hyperlink"/>
@@ -3225,7 +3403,7 @@
                 <w:noProof/>
                 <w:webHidden/>
               </w:rPr>
-              <w:instrText xml:space="preserve"> PAGEREF _Toc229568550 \h </w:instrText>
+              <w:instrText xml:space="preserve"> PAGEREF _Toc230371300 \h </w:instrText>
             </w:r>
             <w:r>
               <w:rPr>
@@ -3276,7 +3454,7 @@
               <w14:ligatures w14:val="standardContextual"/>
             </w:rPr>
           </w:pPr>
-          <w:hyperlink w:anchor="_Toc229568551" w:history="1">
+          <w:hyperlink w:anchor="_Toc230371301" w:history="1">
             <w:r>
               <w:rPr>
                 <w:rStyle w:val="Hyperlink"/>
@@ -3327,7 +3505,7 @@
                 <w:noProof/>
                 <w:webHidden/>
               </w:rPr>
-              <w:instrText xml:space="preserve"> PAGEREF _Toc229568551 \h </w:instrText>
+              <w:instrText xml:space="preserve"> PAGEREF _Toc230371301 \h </w:instrText>
             </w:r>
             <w:r>
               <w:rPr>
@@ -3376,7 +3554,7 @@
               <w14:ligatures w14:val="standardContextual"/>
             </w:rPr>
           </w:pPr>
-          <w:hyperlink w:anchor="_Toc229568552" w:history="1">
+          <w:hyperlink w:anchor="_Toc230371302" w:history="1">
             <w:r>
               <w:rPr>
                 <w:rStyle w:val="Hyperlink"/>
@@ -3425,7 +3603,7 @@
                 <w:noProof/>
                 <w:webHidden/>
               </w:rPr>
-              <w:instrText xml:space="preserve"> PAGEREF _Toc229568552 \h </w:instrText>
+              <w:instrText xml:space="preserve"> PAGEREF _Toc230371302 \h </w:instrText>
             </w:r>
             <w:r>
               <w:rPr>
@@ -3475,7 +3653,7 @@
               <w14:ligatures w14:val="standardContextual"/>
             </w:rPr>
           </w:pPr>
-          <w:hyperlink w:anchor="_Toc229568553" w:history="1">
+          <w:hyperlink w:anchor="_Toc230371303" w:history="1">
             <w:r>
               <w:rPr>
                 <w:rStyle w:val="Hyperlink"/>
@@ -3525,7 +3703,7 @@
                 <w:noProof/>
                 <w:webHidden/>
               </w:rPr>
-              <w:instrText xml:space="preserve"> PAGEREF _Toc229568553 \h </w:instrText>
+              <w:instrText xml:space="preserve"> PAGEREF _Toc230371303 \h </w:instrText>
             </w:r>
             <w:r>
               <w:rPr>
@@ -3575,7 +3753,7 @@
               <w14:ligatures w14:val="standardContextual"/>
             </w:rPr>
           </w:pPr>
-          <w:hyperlink w:anchor="_Toc229568554" w:history="1">
+          <w:hyperlink w:anchor="_Toc230371304" w:history="1">
             <w:r>
               <w:rPr>
                 <w:rStyle w:val="Hyperlink"/>
@@ -3625,7 +3803,7 @@
                 <w:noProof/>
                 <w:webHidden/>
               </w:rPr>
-              <w:instrText xml:space="preserve"> PAGEREF _Toc229568554 \h </w:instrText>
+              <w:instrText xml:space="preserve"> PAGEREF _Toc230371304 \h </w:instrText>
             </w:r>
             <w:r>
               <w:rPr>
@@ -3674,7 +3852,7 @@
               <w14:ligatures w14:val="standardContextual"/>
             </w:rPr>
           </w:pPr>
-          <w:hyperlink w:anchor="_Toc229568555" w:history="1">
+          <w:hyperlink w:anchor="_Toc230371305" w:history="1">
             <w:r>
               <w:rPr>
                 <w:rStyle w:val="Hyperlink"/>
@@ -3723,7 +3901,7 @@
                 <w:noProof/>
                 <w:webHidden/>
               </w:rPr>
-              <w:instrText xml:space="preserve"> PAGEREF _Toc229568555 \h </w:instrText>
+              <w:instrText xml:space="preserve"> PAGEREF _Toc230371305 \h </w:instrText>
             </w:r>
             <w:r>
               <w:rPr>
@@ -3773,7 +3951,7 @@
               <w14:ligatures w14:val="standardContextual"/>
             </w:rPr>
           </w:pPr>
-          <w:hyperlink w:anchor="_Toc229568556" w:history="1">
+          <w:hyperlink w:anchor="_Toc230371306" w:history="1">
             <w:r>
               <w:rPr>
                 <w:rStyle w:val="Hyperlink"/>
@@ -3823,7 +4001,7 @@
                 <w:noProof/>
                 <w:webHidden/>
               </w:rPr>
-              <w:instrText xml:space="preserve"> PAGEREF _Toc229568556 \h </w:instrText>
+              <w:instrText xml:space="preserve"> PAGEREF _Toc230371306 \h </w:instrText>
             </w:r>
             <w:r>
               <w:rPr>
@@ -3873,7 +4051,7 @@
               <w14:ligatures w14:val="standardContextual"/>
             </w:rPr>
           </w:pPr>
-          <w:hyperlink w:anchor="_Toc229568557" w:history="1">
+          <w:hyperlink w:anchor="_Toc230371307" w:history="1">
             <w:r>
               <w:rPr>
                 <w:rStyle w:val="Hyperlink"/>
@@ -3923,7 +4101,7 @@
                 <w:noProof/>
                 <w:webHidden/>
               </w:rPr>
-              <w:instrText xml:space="preserve"> PAGEREF _Toc229568557 \h </w:instrText>
+              <w:instrText xml:space="preserve"> PAGEREF _Toc230371307 \h </w:instrText>
             </w:r>
             <w:r>
               <w:rPr>
@@ -3973,7 +4151,7 @@
               <w14:ligatures w14:val="standardContextual"/>
             </w:rPr>
           </w:pPr>
-          <w:hyperlink w:anchor="_Toc229568558" w:history="1">
+          <w:hyperlink w:anchor="_Toc230371308" w:history="1">
             <w:r>
               <w:rPr>
                 <w:rStyle w:val="Hyperlink"/>
@@ -4000,7 +4178,7 @@
                 <w:noProof/>
                 <w:webHidden/>
               </w:rPr>
-              <w:instrText xml:space="preserve"> PAGEREF _Toc229568558 \h </w:instrText>
+              <w:instrText xml:space="preserve"> PAGEREF _Toc230371308 \h </w:instrText>
             </w:r>
             <w:r>
               <w:rPr>
@@ -4050,7 +4228,7 @@
               <w14:ligatures w14:val="standardContextual"/>
             </w:rPr>
           </w:pPr>
-          <w:hyperlink w:anchor="_Toc229568559" w:history="1">
+          <w:hyperlink w:anchor="_Toc230371309" w:history="1">
             <w:r>
               <w:rPr>
                 <w:rStyle w:val="Hyperlink"/>
@@ -4077,7 +4255,7 @@
                 <w:noProof/>
                 <w:webHidden/>
               </w:rPr>
-              <w:instrText xml:space="preserve"> PAGEREF _Toc229568559 \h </w:instrText>
+              <w:instrText xml:space="preserve"> PAGEREF _Toc230371309 \h </w:instrText>
             </w:r>
             <w:r>
               <w:rPr>
@@ -4127,7 +4305,7 @@
               <w14:ligatures w14:val="standardContextual"/>
             </w:rPr>
           </w:pPr>
-          <w:hyperlink w:anchor="_Toc229568560" w:history="1">
+          <w:hyperlink w:anchor="_Toc230371310" w:history="1">
             <w:r>
               <w:rPr>
                 <w:rStyle w:val="Hyperlink"/>
@@ -4154,7 +4332,7 @@
                 <w:noProof/>
                 <w:webHidden/>
               </w:rPr>
-              <w:instrText xml:space="preserve"> PAGEREF _Toc229568560 \h </w:instrText>
+              <w:instrText xml:space="preserve"> PAGEREF _Toc230371310 \h </w:instrText>
             </w:r>
             <w:r>
               <w:rPr>
@@ -4204,7 +4382,7 @@
               <w14:ligatures w14:val="standardContextual"/>
             </w:rPr>
           </w:pPr>
-          <w:hyperlink w:anchor="_Toc229568561" w:history="1">
+          <w:hyperlink w:anchor="_Toc230371311" w:history="1">
             <w:r>
               <w:rPr>
                 <w:rStyle w:val="Hyperlink"/>
@@ -4231,7 +4409,7 @@
                 <w:noProof/>
                 <w:webHidden/>
               </w:rPr>
-              <w:instrText xml:space="preserve"> PAGEREF _Toc229568561 \h </w:instrText>
+              <w:instrText xml:space="preserve"> PAGEREF _Toc230371311 \h </w:instrText>
             </w:r>
             <w:r>
               <w:rPr>
@@ -4281,7 +4459,7 @@
               <w14:ligatures w14:val="standardContextual"/>
             </w:rPr>
           </w:pPr>
-          <w:hyperlink w:anchor="_Toc229568562" w:history="1">
+          <w:hyperlink w:anchor="_Toc230371312" w:history="1">
             <w:r>
               <w:rPr>
                 <w:rStyle w:val="Hyperlink"/>
@@ -4308,7 +4486,7 @@
                 <w:noProof/>
                 <w:webHidden/>
               </w:rPr>
-              <w:instrText xml:space="preserve"> PAGEREF _Toc229568562 \h </w:instrText>
+              <w:instrText xml:space="preserve"> PAGEREF _Toc230371312 \h </w:instrText>
             </w:r>
             <w:r>
               <w:rPr>
@@ -4358,7 +4536,7 @@
               <w14:ligatures w14:val="standardContextual"/>
             </w:rPr>
           </w:pPr>
-          <w:hyperlink w:anchor="_Toc229568563" w:history="1">
+          <w:hyperlink w:anchor="_Toc230371313" w:history="1">
             <w:r>
               <w:rPr>
                 <w:rStyle w:val="Hyperlink"/>
@@ -4385,7 +4563,7 @@
                 <w:noProof/>
                 <w:webHidden/>
               </w:rPr>
-              <w:instrText xml:space="preserve"> PAGEREF _Toc229568563 \h </w:instrText>
+              <w:instrText xml:space="preserve"> PAGEREF _Toc230371313 \h </w:instrText>
             </w:r>
             <w:r>
               <w:rPr>
@@ -4433,7 +4611,7 @@
               <w14:ligatures w14:val="standardContextual"/>
             </w:rPr>
           </w:pPr>
-          <w:hyperlink w:anchor="_Toc229568564" w:history="1">
+          <w:hyperlink w:anchor="_Toc230371314" w:history="1">
             <w:r>
               <w:rPr>
                 <w:rStyle w:val="Hyperlink"/>
@@ -4461,7 +4639,7 @@
                 <w:noProof/>
                 <w:webHidden/>
               </w:rPr>
-              <w:instrText xml:space="preserve"> PAGEREF _Toc229568564 \h </w:instrText>
+              <w:instrText xml:space="preserve"> PAGEREF _Toc230371314 \h </w:instrText>
             </w:r>
             <w:r>
               <w:rPr>
@@ -4509,7 +4687,7 @@
               <w14:ligatures w14:val="standardContextual"/>
             </w:rPr>
           </w:pPr>
-          <w:hyperlink w:anchor="_Toc229568565" w:history="1">
+          <w:hyperlink w:anchor="_Toc230371315" w:history="1">
             <w:r>
               <w:rPr>
                 <w:rStyle w:val="Hyperlink"/>
@@ -4536,7 +4714,7 @@
                 <w:noProof/>
                 <w:webHidden/>
               </w:rPr>
-              <w:instrText xml:space="preserve"> PAGEREF _Toc229568565 \h </w:instrText>
+              <w:instrText xml:space="preserve"> PAGEREF _Toc230371315 \h </w:instrText>
             </w:r>
             <w:r>
               <w:rPr>
@@ -4608,7 +4786,7 @@
         </w:rPr>
       </w:pPr>
       <w:bookmarkStart w:id="8" w:name="_Toc511719493"/>
-      <w:bookmarkStart w:id="9" w:name="_Toc229568527"/>
+      <w:bookmarkStart w:id="9" w:name="_Toc230371275"/>
       <w:r>
         <w:rPr>
           <w:lang w:val="fr-LU"/>
@@ -4628,7 +4806,7 @@
         </w:numPr>
       </w:pPr>
       <w:bookmarkStart w:id="10" w:name="_Toc511719494"/>
-      <w:bookmarkStart w:id="11" w:name="_Toc229568528"/>
+      <w:bookmarkStart w:id="11" w:name="_Toc230371276"/>
       <w:r>
         <w:t>Placing the risk analysis in context</w:t>
       </w:r>
@@ -4656,7 +4834,7 @@
         <w:spacing w:before="0"/>
       </w:pPr>
       <w:bookmarkStart w:id="12" w:name="_Toc511719495"/>
-      <w:bookmarkStart w:id="13" w:name="_Toc229568529"/>
+      <w:bookmarkStart w:id="13" w:name="_Toc230371277"/>
       <w:r>
         <w:t>Aims of the document</w:t>
       </w:r>
@@ -4716,7 +4894,7 @@
         </w:numPr>
       </w:pPr>
       <w:bookmarkStart w:id="14" w:name="_Toc511719496"/>
-      <w:bookmarkStart w:id="15" w:name="_Toc229568530"/>
+      <w:bookmarkStart w:id="15" w:name="_Toc230371278"/>
       <w:r>
         <w:t>References</w:t>
       </w:r>
@@ -4771,7 +4949,7 @@
         </w:numPr>
       </w:pPr>
       <w:bookmarkStart w:id="16" w:name="_Toc511719497"/>
-      <w:bookmarkStart w:id="17" w:name="_Toc229568531"/>
+      <w:bookmarkStart w:id="17" w:name="_Toc230371279"/>
       <w:r>
         <w:t>Acronyms/Glossary</w:t>
       </w:r>
@@ -4886,7 +5064,7 @@
         </w:numPr>
       </w:pPr>
       <w:bookmarkStart w:id="18" w:name="_Toc511719498"/>
-      <w:bookmarkStart w:id="19" w:name="_Toc229568532"/>
+      <w:bookmarkStart w:id="19" w:name="_Toc230371280"/>
       <w:r>
         <w:lastRenderedPageBreak/>
         <w:t xml:space="preserve">Description of the </w:t>
@@ -5248,7 +5426,7 @@
         </w:rPr>
       </w:pPr>
       <w:bookmarkStart w:id="20" w:name="_Toc511719499"/>
-      <w:bookmarkStart w:id="21" w:name="_Toc229568533"/>
+      <w:bookmarkStart w:id="21" w:name="_Toc230371281"/>
       <w:proofErr w:type="spellStart"/>
       <w:r>
         <w:rPr>
@@ -5280,7 +5458,7 @@
         </w:rPr>
       </w:pPr>
       <w:bookmarkStart w:id="22" w:name="_Toc511719500"/>
-      <w:bookmarkStart w:id="23" w:name="_Toc229568534"/>
+      <w:bookmarkStart w:id="23" w:name="_Toc230371282"/>
       <w:r>
         <w:rPr>
           <w:lang w:val="fr-LU"/>
@@ -5300,15 +5478,55 @@
     </w:p>
     <w:p>
       <w:pPr>
-        <w:rPr>
-          <w:lang w:val="fr-LU"/>
-        </w:rPr>
-      </w:pPr>
-      <w:r>
-        <w:rPr>
-          <w:lang w:val="fr-LU"/>
-        </w:rPr>
+        <w:pStyle w:val="Heading3"/>
+        <w:numPr>
+          <w:ilvl w:val="2"/>
+          <w:numId w:val="1"/>
+        </w:numPr>
+        <w:ind w:left="709"/>
+      </w:pPr>
+      <w:bookmarkStart w:id="24" w:name="_Toc354489474"/>
+      <w:bookmarkStart w:id="25" w:name="_Toc511719501"/>
+      <w:bookmarkStart w:id="26" w:name="_Toc354489475"/>
+      <w:bookmarkStart w:id="27" w:name="_Toc230360230"/>
+      <w:bookmarkStart w:id="28" w:name="_Toc230371283"/>
+      <w:r>
+        <w:t>Risk analysis context</w:t>
+      </w:r>
+      <w:bookmarkEnd w:id="27"/>
+      <w:bookmarkEnd w:id="28"/>
+    </w:p>
+    <w:p>
+      <w:r>
         <w:t>${CONTEXT_GEST_RISK}</w:t>
+      </w:r>
+    </w:p>
+    <w:p>
+      <w:pPr>
+        <w:pStyle w:val="Heading3"/>
+        <w:numPr>
+          <w:ilvl w:val="2"/>
+          <w:numId w:val="1"/>
+        </w:numPr>
+        <w:ind w:left="709"/>
+      </w:pPr>
+      <w:bookmarkStart w:id="29" w:name="_Toc230360231"/>
+      <w:bookmarkStart w:id="30" w:name="_Toc230371284"/>
+      <w:r>
+        <w:t>Interested parties &amp; requirements</w:t>
+      </w:r>
+      <w:bookmarkEnd w:id="29"/>
+      <w:bookmarkEnd w:id="30"/>
+    </w:p>
+    <w:p>
+      <w:r>
+        <w:t>${</w:t>
+      </w:r>
+      <w:r>
+        <w:t>TABLE_INTERESTED_PARTIES</w:t>
+      </w:r>
+      <w:r>
+        <w:t>}</w:t>
       </w:r>
     </w:p>
     <w:p>
@@ -5320,16 +5538,13 @@
         </w:numPr>
         <w:spacing w:before="0"/>
       </w:pPr>
-      <w:bookmarkStart w:id="24" w:name="_Toc354489474"/>
-      <w:bookmarkStart w:id="25" w:name="_Toc511719501"/>
-      <w:bookmarkStart w:id="26" w:name="_Toc354489475"/>
-      <w:bookmarkStart w:id="27" w:name="_Toc229568535"/>
+      <w:bookmarkStart w:id="31" w:name="_Toc230371285"/>
       <w:r>
         <w:t>Definition of the risk evaluation criteria</w:t>
       </w:r>
       <w:bookmarkEnd w:id="24"/>
       <w:bookmarkEnd w:id="25"/>
-      <w:bookmarkEnd w:id="27"/>
+      <w:bookmarkEnd w:id="31"/>
     </w:p>
     <w:p>
       <w:pPr>
@@ -5340,13 +5555,13 @@
         </w:numPr>
         <w:ind w:left="709"/>
       </w:pPr>
-      <w:bookmarkStart w:id="28" w:name="_Toc75271279"/>
-      <w:bookmarkStart w:id="29" w:name="_Toc229568536"/>
+      <w:bookmarkStart w:id="32" w:name="_Toc75271279"/>
+      <w:bookmarkStart w:id="33" w:name="_Toc230371286"/>
       <w:r>
         <w:t>Information risks</w:t>
       </w:r>
-      <w:bookmarkEnd w:id="28"/>
-      <w:bookmarkEnd w:id="29"/>
+      <w:bookmarkEnd w:id="32"/>
+      <w:bookmarkEnd w:id="33"/>
     </w:p>
     <w:p>
       <w:pPr>
@@ -5356,14 +5571,14 @@
           <w:numId w:val="1"/>
         </w:numPr>
       </w:pPr>
-      <w:bookmarkStart w:id="30" w:name="_Toc511719502"/>
-      <w:bookmarkStart w:id="31" w:name="_Toc229568537"/>
+      <w:bookmarkStart w:id="34" w:name="_Toc511719502"/>
+      <w:bookmarkStart w:id="35" w:name="_Toc230371287"/>
       <w:bookmarkEnd w:id="26"/>
       <w:r>
         <w:t>Impact scale</w:t>
       </w:r>
-      <w:bookmarkEnd w:id="30"/>
-      <w:bookmarkEnd w:id="31"/>
+      <w:bookmarkEnd w:id="34"/>
+      <w:bookmarkEnd w:id="35"/>
     </w:p>
     <w:p>
       <w:pPr>
@@ -5391,13 +5606,13 @@
           <w:numId w:val="1"/>
         </w:numPr>
       </w:pPr>
-      <w:bookmarkStart w:id="32" w:name="_Toc511719503"/>
-      <w:bookmarkStart w:id="33" w:name="_Toc229568538"/>
+      <w:bookmarkStart w:id="36" w:name="_Toc511719503"/>
+      <w:bookmarkStart w:id="37" w:name="_Toc230371288"/>
       <w:r>
         <w:t>Threat scale</w:t>
       </w:r>
-      <w:bookmarkEnd w:id="32"/>
-      <w:bookmarkEnd w:id="33"/>
+      <w:bookmarkEnd w:id="36"/>
+      <w:bookmarkEnd w:id="37"/>
     </w:p>
     <w:p>
       <w:pPr>
@@ -5434,13 +5649,13 @@
           <w:numId w:val="1"/>
         </w:numPr>
       </w:pPr>
-      <w:bookmarkStart w:id="34" w:name="_Toc511719504"/>
-      <w:bookmarkStart w:id="35" w:name="_Toc229568539"/>
+      <w:bookmarkStart w:id="38" w:name="_Toc511719504"/>
+      <w:bookmarkStart w:id="39" w:name="_Toc230371289"/>
       <w:r>
         <w:t>Vulnerability scale</w:t>
       </w:r>
-      <w:bookmarkEnd w:id="34"/>
-      <w:bookmarkEnd w:id="35"/>
+      <w:bookmarkEnd w:id="38"/>
+      <w:bookmarkEnd w:id="39"/>
     </w:p>
     <w:p>
       <w:pPr>
@@ -5498,8 +5713,8 @@
           <w:numId w:val="1"/>
         </w:numPr>
       </w:pPr>
-      <w:bookmarkStart w:id="36" w:name="_Toc511719505"/>
-      <w:bookmarkStart w:id="37" w:name="_Toc229568540"/>
+      <w:bookmarkStart w:id="40" w:name="_Toc511719505"/>
+      <w:bookmarkStart w:id="41" w:name="_Toc230371290"/>
       <w:r>
         <w:lastRenderedPageBreak/>
         <w:t>R</w:t>
@@ -5507,8 +5722,8 @@
       <w:r>
         <w:t>isk acceptance thresholds</w:t>
       </w:r>
-      <w:bookmarkEnd w:id="36"/>
-      <w:bookmarkEnd w:id="37"/>
+      <w:bookmarkEnd w:id="40"/>
+      <w:bookmarkEnd w:id="41"/>
     </w:p>
     <w:p>
       <w:pPr>
@@ -5613,13 +5828,13 @@
         </w:numPr>
         <w:ind w:left="709"/>
       </w:pPr>
-      <w:bookmarkStart w:id="38" w:name="_Toc75271284"/>
-      <w:bookmarkStart w:id="39" w:name="_Toc229568541"/>
+      <w:bookmarkStart w:id="42" w:name="_Toc75271284"/>
+      <w:bookmarkStart w:id="43" w:name="_Toc230371291"/>
       <w:r>
         <w:t>Operational risks</w:t>
       </w:r>
-      <w:bookmarkEnd w:id="38"/>
-      <w:bookmarkEnd w:id="39"/>
+      <w:bookmarkEnd w:id="42"/>
+      <w:bookmarkEnd w:id="43"/>
     </w:p>
     <w:p>
       <w:pPr>
@@ -5629,13 +5844,13 @@
           <w:numId w:val="1"/>
         </w:numPr>
       </w:pPr>
-      <w:bookmarkStart w:id="40" w:name="_Toc75271285"/>
-      <w:bookmarkStart w:id="41" w:name="_Toc229568542"/>
+      <w:bookmarkStart w:id="44" w:name="_Toc75271285"/>
+      <w:bookmarkStart w:id="45" w:name="_Toc230371292"/>
       <w:r>
         <w:t>Impact scale</w:t>
       </w:r>
-      <w:bookmarkEnd w:id="40"/>
-      <w:bookmarkEnd w:id="41"/>
+      <w:bookmarkEnd w:id="44"/>
+      <w:bookmarkEnd w:id="45"/>
     </w:p>
     <w:p>
       <w:r>
@@ -5650,16 +5865,16 @@
           <w:numId w:val="1"/>
         </w:numPr>
       </w:pPr>
-      <w:bookmarkStart w:id="42" w:name="_Toc75271286"/>
-      <w:bookmarkStart w:id="43" w:name="_Toc229568543"/>
+      <w:bookmarkStart w:id="46" w:name="_Toc75271286"/>
+      <w:bookmarkStart w:id="47" w:name="_Toc230371293"/>
       <w:r>
         <w:t>Likelihood</w:t>
       </w:r>
       <w:r>
         <w:t xml:space="preserve"> scale</w:t>
       </w:r>
-      <w:bookmarkEnd w:id="42"/>
-      <w:bookmarkEnd w:id="43"/>
+      <w:bookmarkEnd w:id="46"/>
+      <w:bookmarkEnd w:id="47"/>
     </w:p>
     <w:p>
       <w:r>
@@ -5674,16 +5889,16 @@
           <w:numId w:val="1"/>
         </w:numPr>
       </w:pPr>
-      <w:bookmarkStart w:id="44" w:name="_Toc75271287"/>
-      <w:bookmarkStart w:id="45" w:name="_Toc229568544"/>
+      <w:bookmarkStart w:id="48" w:name="_Toc75271287"/>
+      <w:bookmarkStart w:id="49" w:name="_Toc230371294"/>
       <w:r>
         <w:t>R</w:t>
       </w:r>
       <w:r>
         <w:t>isk acceptance thresholds</w:t>
       </w:r>
-      <w:bookmarkEnd w:id="44"/>
-      <w:bookmarkEnd w:id="45"/>
+      <w:bookmarkEnd w:id="48"/>
+      <w:bookmarkEnd w:id="49"/>
     </w:p>
     <w:p>
       <w:pPr>
@@ -5714,8 +5929,8 @@
           <w:lang w:val="fr-LU"/>
         </w:rPr>
       </w:pPr>
-      <w:bookmarkStart w:id="46" w:name="_Toc511719506"/>
-      <w:bookmarkStart w:id="47" w:name="_Toc229568545"/>
+      <w:bookmarkStart w:id="50" w:name="_Toc511719506"/>
+      <w:bookmarkStart w:id="51" w:name="_Toc230371295"/>
       <w:r>
         <w:rPr>
           <w:lang w:val="fr-LU"/>
@@ -5730,8 +5945,8 @@
         </w:rPr>
         <w:t>threats</w:t>
       </w:r>
-      <w:bookmarkEnd w:id="46"/>
-      <w:bookmarkEnd w:id="47"/>
+      <w:bookmarkEnd w:id="50"/>
+      <w:bookmarkEnd w:id="51"/>
       <w:proofErr w:type="spellEnd"/>
     </w:p>
     <w:p>
@@ -5793,7 +6008,7 @@
           <w:lang w:val="fr-LU"/>
         </w:rPr>
       </w:pPr>
-      <w:bookmarkStart w:id="48" w:name="_Toc229568546"/>
+      <w:bookmarkStart w:id="52" w:name="_Toc230371296"/>
       <w:proofErr w:type="spellStart"/>
       <w:r>
         <w:rPr>
@@ -5809,7 +6024,7 @@
         </w:rPr>
         <w:t xml:space="preserve"> triggers</w:t>
       </w:r>
-      <w:bookmarkEnd w:id="48"/>
+      <w:bookmarkEnd w:id="52"/>
     </w:p>
     <w:p>
       <w:pPr>
@@ -5862,8 +6077,8 @@
           <w:lang w:val="fr-LU"/>
         </w:rPr>
       </w:pPr>
-      <w:bookmarkStart w:id="49" w:name="_Toc511719507"/>
-      <w:bookmarkStart w:id="50" w:name="_Toc229568547"/>
+      <w:bookmarkStart w:id="53" w:name="_Toc511719507"/>
+      <w:bookmarkStart w:id="54" w:name="_Toc230371297"/>
       <w:proofErr w:type="spellStart"/>
       <w:r>
         <w:rPr>
@@ -5886,8 +6101,8 @@
         </w:rPr>
         <w:t>Modelling</w:t>
       </w:r>
-      <w:bookmarkEnd w:id="49"/>
-      <w:bookmarkEnd w:id="50"/>
+      <w:bookmarkEnd w:id="53"/>
+      <w:bookmarkEnd w:id="54"/>
       <w:proofErr w:type="spellEnd"/>
     </w:p>
     <w:p>
@@ -5901,8 +6116,8 @@
           <w:lang w:val="fr-LU"/>
         </w:rPr>
       </w:pPr>
-      <w:bookmarkStart w:id="51" w:name="_Toc511719508"/>
-      <w:bookmarkStart w:id="52" w:name="_Toc229568548"/>
+      <w:bookmarkStart w:id="55" w:name="_Toc511719508"/>
+      <w:bookmarkStart w:id="56" w:name="_Toc230371298"/>
       <w:proofErr w:type="spellStart"/>
       <w:r>
         <w:rPr>
@@ -5917,8 +6132,8 @@
         </w:rPr>
         <w:t xml:space="preserve"> the assets</w:t>
       </w:r>
-      <w:bookmarkEnd w:id="51"/>
-      <w:bookmarkEnd w:id="52"/>
+      <w:bookmarkEnd w:id="55"/>
+      <w:bookmarkEnd w:id="56"/>
       <w:r>
         <w:rPr>
           <w:lang w:val="fr-LU"/>
@@ -5952,8 +6167,8 @@
           <w:lang w:val="fr-LU"/>
         </w:rPr>
       </w:pPr>
-      <w:bookmarkStart w:id="53" w:name="_Toc511719509"/>
-      <w:bookmarkStart w:id="54" w:name="_Toc229568549"/>
+      <w:bookmarkStart w:id="57" w:name="_Toc511719509"/>
+      <w:bookmarkStart w:id="58" w:name="_Toc230371299"/>
       <w:proofErr w:type="spellStart"/>
       <w:r>
         <w:rPr>
@@ -5975,8 +6190,8 @@
         </w:rPr>
         <w:t>vulnerabilities</w:t>
       </w:r>
-      <w:bookmarkEnd w:id="53"/>
-      <w:bookmarkEnd w:id="54"/>
+      <w:bookmarkEnd w:id="57"/>
+      <w:bookmarkEnd w:id="58"/>
       <w:proofErr w:type="spellEnd"/>
       <w:r>
         <w:rPr>
@@ -6026,8 +6241,8 @@
           <w:lang w:val="fr-LU"/>
         </w:rPr>
       </w:pPr>
-      <w:bookmarkStart w:id="55" w:name="_Toc511719510"/>
-      <w:bookmarkStart w:id="56" w:name="_Toc229568550"/>
+      <w:bookmarkStart w:id="59" w:name="_Toc511719510"/>
+      <w:bookmarkStart w:id="60" w:name="_Toc230371300"/>
       <w:proofErr w:type="spellStart"/>
       <w:r>
         <w:rPr>
@@ -6049,8 +6264,8 @@
         </w:rPr>
         <w:t>consequences</w:t>
       </w:r>
-      <w:bookmarkEnd w:id="55"/>
-      <w:bookmarkEnd w:id="56"/>
+      <w:bookmarkEnd w:id="59"/>
+      <w:bookmarkEnd w:id="60"/>
       <w:proofErr w:type="spellEnd"/>
     </w:p>
     <w:p>
@@ -6128,8 +6343,8 @@
           <w:lang w:val="fr-LU"/>
         </w:rPr>
       </w:pPr>
-      <w:bookmarkStart w:id="57" w:name="_Toc511719511"/>
-      <w:bookmarkStart w:id="58" w:name="_Toc229568551"/>
+      <w:bookmarkStart w:id="61" w:name="_Toc511719511"/>
+      <w:bookmarkStart w:id="62" w:name="_Toc230371301"/>
       <w:proofErr w:type="spellStart"/>
       <w:r>
         <w:rPr>
@@ -6166,11 +6381,11 @@
         </w:rPr>
         <w:t>risks</w:t>
       </w:r>
-      <w:bookmarkStart w:id="59" w:name="_Toc360469787"/>
-      <w:bookmarkStart w:id="60" w:name="_Ref415751951"/>
-      <w:bookmarkStart w:id="61" w:name="_Ref415751961"/>
-      <w:bookmarkEnd w:id="57"/>
-      <w:bookmarkEnd w:id="58"/>
+      <w:bookmarkStart w:id="63" w:name="_Toc360469787"/>
+      <w:bookmarkStart w:id="64" w:name="_Ref415751951"/>
+      <w:bookmarkStart w:id="65" w:name="_Ref415751961"/>
+      <w:bookmarkEnd w:id="61"/>
+      <w:bookmarkEnd w:id="62"/>
       <w:proofErr w:type="spellEnd"/>
     </w:p>
     <w:p>
@@ -6211,16 +6426,16 @@
         <w:snapToGrid w:val="0"/>
         <w:ind w:left="567"/>
       </w:pPr>
-      <w:bookmarkStart w:id="62" w:name="_Toc511719512"/>
-      <w:bookmarkStart w:id="63" w:name="_Toc229568552"/>
-      <w:bookmarkEnd w:id="59"/>
-      <w:bookmarkEnd w:id="60"/>
-      <w:bookmarkEnd w:id="61"/>
+      <w:bookmarkStart w:id="66" w:name="_Toc511719512"/>
+      <w:bookmarkStart w:id="67" w:name="_Toc230371302"/>
+      <w:bookmarkEnd w:id="63"/>
+      <w:bookmarkEnd w:id="64"/>
+      <w:bookmarkEnd w:id="65"/>
       <w:r>
         <w:t>Summary of the risk evaluation</w:t>
       </w:r>
-      <w:bookmarkEnd w:id="62"/>
-      <w:bookmarkEnd w:id="63"/>
+      <w:bookmarkEnd w:id="66"/>
+      <w:bookmarkEnd w:id="67"/>
     </w:p>
     <w:p>
       <w:pPr>
@@ -6248,7 +6463,7 @@
           <w:lang w:val="fr-LU"/>
         </w:rPr>
       </w:pPr>
-      <w:bookmarkStart w:id="64" w:name="_Toc229568553"/>
+      <w:bookmarkStart w:id="68" w:name="_Toc230371303"/>
       <w:r>
         <w:rPr>
           <w:lang w:val="fr-LU"/>
@@ -6262,7 +6477,7 @@
         </w:rPr>
         <w:t>risks</w:t>
       </w:r>
-      <w:bookmarkEnd w:id="64"/>
+      <w:bookmarkEnd w:id="68"/>
       <w:proofErr w:type="spellEnd"/>
     </w:p>
     <w:p>
@@ -6311,7 +6526,7 @@
           <w:lang w:val="fr-LU"/>
         </w:rPr>
       </w:pPr>
-      <w:bookmarkStart w:id="65" w:name="_Toc229568554"/>
+      <w:bookmarkStart w:id="69" w:name="_Toc230371304"/>
       <w:proofErr w:type="spellStart"/>
       <w:r>
         <w:rPr>
@@ -6333,7 +6548,7 @@
         </w:rPr>
         <w:t>risks</w:t>
       </w:r>
-      <w:bookmarkEnd w:id="65"/>
+      <w:bookmarkEnd w:id="69"/>
       <w:proofErr w:type="spellEnd"/>
     </w:p>
     <w:p>
@@ -6438,7 +6653,7 @@
           <w:docGrid w:linePitch="360"/>
         </w:sectPr>
       </w:pPr>
-      <w:bookmarkStart w:id="66" w:name="_Toc360469788"/>
+      <w:bookmarkStart w:id="70" w:name="_Toc360469788"/>
     </w:p>
     <w:p>
       <w:pPr>
@@ -6450,15 +6665,15 @@
         <w:snapToGrid w:val="0"/>
         <w:ind w:left="567"/>
       </w:pPr>
-      <w:bookmarkStart w:id="67" w:name="_Toc511719513"/>
-      <w:bookmarkStart w:id="68" w:name="_Toc229568555"/>
-      <w:bookmarkEnd w:id="66"/>
+      <w:bookmarkStart w:id="71" w:name="_Toc511719513"/>
+      <w:bookmarkStart w:id="72" w:name="_Toc230371305"/>
+      <w:bookmarkEnd w:id="70"/>
       <w:r>
         <w:lastRenderedPageBreak/>
         <w:t>Risk treatment</w:t>
       </w:r>
-      <w:bookmarkEnd w:id="67"/>
-      <w:bookmarkEnd w:id="68"/>
+      <w:bookmarkEnd w:id="71"/>
+      <w:bookmarkEnd w:id="72"/>
     </w:p>
     <w:p>
       <w:pPr>
@@ -6472,7 +6687,7 @@
           <w:lang w:val="fr-LU"/>
         </w:rPr>
       </w:pPr>
-      <w:bookmarkStart w:id="69" w:name="_Toc229568556"/>
+      <w:bookmarkStart w:id="73" w:name="_Toc230371306"/>
       <w:r>
         <w:rPr>
           <w:lang w:val="fr-LU"/>
@@ -6486,7 +6701,7 @@
         </w:rPr>
         <w:t>treatment</w:t>
       </w:r>
-      <w:bookmarkEnd w:id="69"/>
+      <w:bookmarkEnd w:id="73"/>
       <w:proofErr w:type="spellEnd"/>
     </w:p>
     <w:p>
@@ -6506,7 +6721,7 @@
           <w:lang w:val="fr-LU"/>
         </w:rPr>
       </w:pPr>
-      <w:bookmarkStart w:id="70" w:name="_Toc229568557"/>
+      <w:bookmarkStart w:id="74" w:name="_Toc230371307"/>
       <w:proofErr w:type="spellStart"/>
       <w:r>
         <w:rPr>
@@ -6527,7 +6742,7 @@
         </w:rPr>
         <w:t xml:space="preserve"> plan</w:t>
       </w:r>
-      <w:bookmarkEnd w:id="70"/>
+      <w:bookmarkEnd w:id="74"/>
     </w:p>
     <w:p>
       <w:r>
@@ -6587,16 +6802,16 @@
           <w:lang w:val="en-US"/>
         </w:rPr>
       </w:pPr>
-      <w:bookmarkStart w:id="71" w:name="_Toc488675340"/>
-      <w:bookmarkStart w:id="72" w:name="_Toc511719514"/>
+      <w:bookmarkStart w:id="75" w:name="_Toc488675340"/>
+      <w:bookmarkStart w:id="76" w:name="_Toc511719514"/>
       <w:r>
         <w:rPr>
           <w:lang w:val="en-US"/>
         </w:rPr>
         <w:t>Information risks</w:t>
       </w:r>
-      <w:bookmarkEnd w:id="71"/>
-      <w:bookmarkEnd w:id="72"/>
+      <w:bookmarkEnd w:id="75"/>
+      <w:bookmarkEnd w:id="76"/>
     </w:p>
     <w:p>
       <w:pPr>
@@ -6615,16 +6830,16 @@
           <w:lang w:val="en-US"/>
         </w:rPr>
       </w:pPr>
-      <w:bookmarkStart w:id="73" w:name="_Toc488675341"/>
-      <w:bookmarkStart w:id="74" w:name="_Toc511719515"/>
+      <w:bookmarkStart w:id="77" w:name="_Toc488675341"/>
+      <w:bookmarkStart w:id="78" w:name="_Toc511719515"/>
       <w:r>
         <w:rPr>
           <w:lang w:val="en-US"/>
         </w:rPr>
         <w:t>Operational risks</w:t>
       </w:r>
-      <w:bookmarkEnd w:id="73"/>
-      <w:bookmarkEnd w:id="74"/>
+      <w:bookmarkEnd w:id="77"/>
+      <w:bookmarkEnd w:id="78"/>
     </w:p>
     <w:p>
       <w:pPr>
@@ -6667,14 +6882,14 @@
       <w:pPr>
         <w:pStyle w:val="Heading1"/>
       </w:pPr>
-      <w:bookmarkStart w:id="75" w:name="_Toc511719516"/>
-      <w:bookmarkStart w:id="76" w:name="_Toc229568558"/>
+      <w:bookmarkStart w:id="79" w:name="_Toc511719516"/>
+      <w:bookmarkStart w:id="80" w:name="_Toc230371308"/>
       <w:r>
         <w:lastRenderedPageBreak/>
         <w:t>Appendix A: Interview and information collection</w:t>
       </w:r>
-      <w:bookmarkEnd w:id="75"/>
-      <w:bookmarkEnd w:id="76"/>
+      <w:bookmarkEnd w:id="79"/>
+      <w:bookmarkEnd w:id="80"/>
     </w:p>
     <w:p>
       <w:r>
@@ -6707,14 +6922,14 @@
       <w:pPr>
         <w:pStyle w:val="Heading1"/>
       </w:pPr>
-      <w:bookmarkStart w:id="77" w:name="_Toc511719517"/>
-      <w:bookmarkStart w:id="78" w:name="_Toc229568559"/>
+      <w:bookmarkStart w:id="81" w:name="_Toc511719517"/>
+      <w:bookmarkStart w:id="82" w:name="_Toc230371309"/>
       <w:r>
         <w:lastRenderedPageBreak/>
         <w:t>Appendix B: Evaluation of trends</w:t>
       </w:r>
-      <w:bookmarkEnd w:id="77"/>
-      <w:bookmarkEnd w:id="78"/>
+      <w:bookmarkEnd w:id="81"/>
+      <w:bookmarkEnd w:id="82"/>
     </w:p>
     <w:p>
       <w:r>
@@ -6730,14 +6945,14 @@
       <w:pPr>
         <w:pStyle w:val="Heading1"/>
       </w:pPr>
-      <w:bookmarkStart w:id="79" w:name="_Toc511719518"/>
-      <w:bookmarkStart w:id="80" w:name="_Toc229568560"/>
+      <w:bookmarkStart w:id="83" w:name="_Toc511719518"/>
+      <w:bookmarkStart w:id="84" w:name="_Toc230371310"/>
       <w:r>
         <w:lastRenderedPageBreak/>
         <w:t>Appendix C: Evaluation of threats</w:t>
       </w:r>
-      <w:bookmarkEnd w:id="79"/>
-      <w:bookmarkEnd w:id="80"/>
+      <w:bookmarkEnd w:id="83"/>
+      <w:bookmarkEnd w:id="84"/>
     </w:p>
     <w:p>
       <w:r>
@@ -6751,12 +6966,12 @@
       <w:pPr>
         <w:pStyle w:val="Heading1"/>
       </w:pPr>
-      <w:bookmarkStart w:id="81" w:name="_Toc229568561"/>
+      <w:bookmarkStart w:id="85" w:name="_Toc230371311"/>
       <w:r>
         <w:lastRenderedPageBreak/>
         <w:t>Appendix D: Asset context</w:t>
       </w:r>
-      <w:bookmarkEnd w:id="81"/>
+      <w:bookmarkEnd w:id="85"/>
     </w:p>
     <w:p>
       <w:r>
@@ -6770,7 +6985,7 @@
       <w:pPr>
         <w:pStyle w:val="Heading1"/>
       </w:pPr>
-      <w:bookmarkStart w:id="82" w:name="_Toc229568562"/>
+      <w:bookmarkStart w:id="86" w:name="_Toc230371312"/>
       <w:r>
         <w:lastRenderedPageBreak/>
         <w:t>Appendix E</w:t>
@@ -6781,7 +6996,7 @@
       <w:r>
         <w:t>Risk owners</w:t>
       </w:r>
-      <w:bookmarkEnd w:id="82"/>
+      <w:bookmarkEnd w:id="86"/>
     </w:p>
     <w:p>
       <w:r>
@@ -6815,8 +7030,8 @@
         <w:pStyle w:val="Heading1"/>
         <w:jc w:val="left"/>
       </w:pPr>
-      <w:bookmarkStart w:id="83" w:name="_Toc511719519"/>
-      <w:bookmarkStart w:id="84" w:name="_Toc229568563"/>
+      <w:bookmarkStart w:id="87" w:name="_Toc511719519"/>
+      <w:bookmarkStart w:id="88" w:name="_Toc230371313"/>
       <w:r>
         <w:lastRenderedPageBreak/>
         <w:t>Appendix F</w:t>
@@ -6824,8 +7039,8 @@
       <w:r>
         <w:t>: Notes and comments from the consultant</w:t>
       </w:r>
-      <w:bookmarkEnd w:id="83"/>
-      <w:bookmarkEnd w:id="84"/>
+      <w:bookmarkEnd w:id="87"/>
+      <w:bookmarkEnd w:id="88"/>
     </w:p>
     <w:p>
       <w:pPr>
@@ -6835,8 +7050,8 @@
           <w:lang w:val="fr-LU"/>
         </w:rPr>
       </w:pPr>
-      <w:bookmarkStart w:id="85" w:name="_Toc511719520"/>
-      <w:bookmarkStart w:id="86" w:name="_Toc229568564"/>
+      <w:bookmarkStart w:id="89" w:name="_Toc511719520"/>
+      <w:bookmarkStart w:id="90" w:name="_Toc230371314"/>
       <w:r>
         <w:rPr>
           <w:lang w:val="fr-LU"/>
@@ -6850,8 +7065,8 @@
         </w:rPr>
         <w:t>risks</w:t>
       </w:r>
-      <w:bookmarkEnd w:id="85"/>
-      <w:bookmarkEnd w:id="86"/>
+      <w:bookmarkEnd w:id="89"/>
+      <w:bookmarkEnd w:id="90"/>
       <w:proofErr w:type="spellEnd"/>
     </w:p>
     <w:p>
@@ -6893,14 +7108,14 @@
         <w:pStyle w:val="Heading2"/>
         <w:snapToGrid w:val="0"/>
       </w:pPr>
-      <w:bookmarkStart w:id="87" w:name="_Toc511719521"/>
-      <w:bookmarkStart w:id="88" w:name="_Toc229568565"/>
+      <w:bookmarkStart w:id="91" w:name="_Toc511719521"/>
+      <w:bookmarkStart w:id="92" w:name="_Toc230371315"/>
       <w:r>
         <w:lastRenderedPageBreak/>
         <w:t>Operational risks</w:t>
       </w:r>
-      <w:bookmarkEnd w:id="87"/>
-      <w:bookmarkEnd w:id="88"/>
+      <w:bookmarkEnd w:id="91"/>
+      <w:bookmarkEnd w:id="92"/>
       <w:r>
         <w:t xml:space="preserve"> </w:t>
       </w:r>
@@ -12869,6 +13084,7 @@
   <w:style w:type="character" w:default="1" w:styleId="DefaultParagraphFont">
     <w:name w:val="Default Paragraph Font"/>
     <w:uiPriority w:val="1"/>
+    <w:semiHidden/>
     <w:unhideWhenUsed/>
   </w:style>
   <w:style w:type="table" w:default="1" w:styleId="TableNormal">
@@ -14920,7 +15136,7 @@
 </file>
 
 <file path=customXml/itemProps1.xml><?xml version="1.0" encoding="utf-8"?>
-<ds:datastoreItem xmlns:ds="http://schemas.openxmlformats.org/officeDocument/2006/customXml" ds:itemID="{D10900CD-F955-4B6D-ACD5-8F83FAEC020A}">
+<ds:datastoreItem xmlns:ds="http://schemas.openxmlformats.org/officeDocument/2006/customXml" ds:itemID="{4D2FB5AD-2657-44E9-B6AB-BD2F17656329}">
   <ds:schemaRefs>
     <ds:schemaRef ds:uri="http://schemas.openxmlformats.org/officeDocument/2006/bibliography"/>
   </ds:schemaRefs>
@@ -14928,7 +15144,7 @@
 </file>
 
 <file path=customXml/itemProps2.xml><?xml version="1.0" encoding="utf-8"?>
-<ds:datastoreItem xmlns:ds="http://schemas.openxmlformats.org/officeDocument/2006/customXml" ds:itemID="{4D2FB5AD-2657-44E9-B6AB-BD2F17656329}">
+<ds:datastoreItem xmlns:ds="http://schemas.openxmlformats.org/officeDocument/2006/customXml" ds:itemID="{D10900CD-F955-4B6D-ACD5-8F83FAEC020A}">
   <ds:schemaRefs>
     <ds:schemaRef ds:uri="http://schemas.openxmlformats.org/officeDocument/2006/bibliography"/>
   </ds:schemaRefs>

--- a/deliveries/cases/EN/3.docx
+++ b/deliveries/cases/EN/3.docx
@@ -1779,21 +1779,7 @@
                 <w:rStyle w:val="Hyperlink"/>
                 <w:noProof/>
               </w:rPr>
-              <w:t>Interested parties &amp; require</w:t>
-            </w:r>
-            <w:r>
-              <w:rPr>
-                <w:rStyle w:val="Hyperlink"/>
-                <w:noProof/>
-              </w:rPr>
-              <w:t>m</w:t>
-            </w:r>
-            <w:r>
-              <w:rPr>
-                <w:rStyle w:val="Hyperlink"/>
-                <w:noProof/>
-              </w:rPr>
-              <w:t>ents</w:t>
+              <w:t>Interested parties &amp; requirements</w:t>
             </w:r>
             <w:r>
               <w:rPr>
@@ -5164,13 +5150,13 @@
       <w:r>
         <w:rPr>
           <w:noProof/>
-          <w:lang w:eastAsia="en-US"/>
+          <w:lang w:val="fr-BE" w:eastAsia="fr-BE"/>
         </w:rPr>
         <w:drawing>
-          <wp:inline distT="0" distB="0" distL="0" distR="0" wp14:anchorId="088699BC" wp14:editId="2EC4724D">
-            <wp:extent cx="5390582" cy="5143500"/>
-            <wp:effectExtent l="0" t="0" r="635" b="0"/>
-            <wp:docPr id="2" name="Picture 2"/>
+          <wp:inline distT="0" distB="0" distL="0" distR="0" wp14:anchorId="25C2498B" wp14:editId="298C23E7">
+            <wp:extent cx="4947684" cy="4610366"/>
+            <wp:effectExtent l="0" t="0" r="5715" b="0"/>
+            <wp:docPr id="1525512726" name="Picture 1"/>
             <wp:cNvGraphicFramePr>
               <a:graphicFrameLocks xmlns:a="http://schemas.openxmlformats.org/drawingml/2006/main" noChangeAspect="1"/>
             </wp:cNvGraphicFramePr>
@@ -5178,7 +5164,7 @@
               <a:graphicData uri="http://schemas.openxmlformats.org/drawingml/2006/picture">
                 <pic:pic xmlns:pic="http://schemas.openxmlformats.org/drawingml/2006/picture">
                   <pic:nvPicPr>
-                    <pic:cNvPr id="1" name=""/>
+                    <pic:cNvPr id="1525512726" name=""/>
                     <pic:cNvPicPr/>
                   </pic:nvPicPr>
                   <pic:blipFill>
@@ -5190,7 +5176,7 @@
                   <pic:spPr>
                     <a:xfrm>
                       <a:off x="0" y="0"/>
-                      <a:ext cx="5434731" cy="5185625"/>
+                      <a:ext cx="5036287" cy="4692928"/>
                     </a:xfrm>
                     <a:prstGeom prst="rect">
                       <a:avLst/>
@@ -5204,6 +5190,17 @@
       </w:r>
     </w:p>
     <w:p>
+      <w:pPr>
+        <w:tabs>
+          <w:tab w:val="center" w:pos="4833"/>
+        </w:tabs>
+        <w:jc w:val="center"/>
+        <w:rPr>
+          <w:lang w:val="fr-LU"/>
+        </w:rPr>
+      </w:pPr>
+    </w:p>
+    <w:p>
       <w:r>
         <w:lastRenderedPageBreak/>
         <w:t xml:space="preserve">MONARC simplifies risk management by offering a risk management solution as well as information security governance, based on industry standards. It allows for analysis from existing and </w:t>
@@ -5485,16 +5482,16 @@
         </w:numPr>
         <w:ind w:left="709"/>
       </w:pPr>
-      <w:bookmarkStart w:id="24" w:name="_Toc354489474"/>
-      <w:bookmarkStart w:id="25" w:name="_Toc511719501"/>
-      <w:bookmarkStart w:id="26" w:name="_Toc354489475"/>
-      <w:bookmarkStart w:id="27" w:name="_Toc230360230"/>
-      <w:bookmarkStart w:id="28" w:name="_Toc230371283"/>
+      <w:bookmarkStart w:id="24" w:name="_Toc230360230"/>
+      <w:bookmarkStart w:id="25" w:name="_Toc230371283"/>
+      <w:bookmarkStart w:id="26" w:name="_Toc354489474"/>
+      <w:bookmarkStart w:id="27" w:name="_Toc511719501"/>
+      <w:bookmarkStart w:id="28" w:name="_Toc354489475"/>
       <w:r>
         <w:t>Risk analysis context</w:t>
       </w:r>
-      <w:bookmarkEnd w:id="27"/>
-      <w:bookmarkEnd w:id="28"/>
+      <w:bookmarkEnd w:id="24"/>
+      <w:bookmarkEnd w:id="25"/>
     </w:p>
     <w:p>
       <w:r>
@@ -5542,8 +5539,8 @@
       <w:r>
         <w:t>Definition of the risk evaluation criteria</w:t>
       </w:r>
-      <w:bookmarkEnd w:id="24"/>
-      <w:bookmarkEnd w:id="25"/>
+      <w:bookmarkEnd w:id="26"/>
+      <w:bookmarkEnd w:id="27"/>
       <w:bookmarkEnd w:id="31"/>
     </w:p>
     <w:p>
@@ -5573,7 +5570,7 @@
       </w:pPr>
       <w:bookmarkStart w:id="34" w:name="_Toc511719502"/>
       <w:bookmarkStart w:id="35" w:name="_Toc230371287"/>
-      <w:bookmarkEnd w:id="26"/>
+      <w:bookmarkEnd w:id="28"/>
       <w:r>
         <w:t>Impact scale</w:t>
       </w:r>
@@ -15136,7 +15133,7 @@
 </file>
 
 <file path=customXml/itemProps1.xml><?xml version="1.0" encoding="utf-8"?>
-<ds:datastoreItem xmlns:ds="http://schemas.openxmlformats.org/officeDocument/2006/customXml" ds:itemID="{4D2FB5AD-2657-44E9-B6AB-BD2F17656329}">
+<ds:datastoreItem xmlns:ds="http://schemas.openxmlformats.org/officeDocument/2006/customXml" ds:itemID="{D10900CD-F955-4B6D-ACD5-8F83FAEC020A}">
   <ds:schemaRefs>
     <ds:schemaRef ds:uri="http://schemas.openxmlformats.org/officeDocument/2006/bibliography"/>
   </ds:schemaRefs>
@@ -15144,7 +15141,7 @@
 </file>
 
 <file path=customXml/itemProps2.xml><?xml version="1.0" encoding="utf-8"?>
-<ds:datastoreItem xmlns:ds="http://schemas.openxmlformats.org/officeDocument/2006/customXml" ds:itemID="{D10900CD-F955-4B6D-ACD5-8F83FAEC020A}">
+<ds:datastoreItem xmlns:ds="http://schemas.openxmlformats.org/officeDocument/2006/customXml" ds:itemID="{4D2FB5AD-2657-44E9-B6AB-BD2F17656329}">
   <ds:schemaRefs>
     <ds:schemaRef ds:uri="http://schemas.openxmlformats.org/officeDocument/2006/bibliography"/>
   </ds:schemaRefs>
